--- a/Курсовой проект Таипова Е.Э..docx
+++ b/Курсовой проект Таипова Е.Э..docx
@@ -1,6 +1,6 @@
 
 <file path=word/document.xml><?xml version="1.0" encoding="utf-8"?>
-<w:document xmlns:wpc="http://schemas.microsoft.com/office/word/2010/wordprocessingCanvas" xmlns:cx="http://schemas.microsoft.com/office/drawing/2014/chartex" xmlns:cx1="http://schemas.microsoft.com/office/drawing/2015/9/8/chartex" xmlns:cx2="http://schemas.microsoft.com/office/drawing/2015/10/21/chartex" xmlns:cx3="http://schemas.microsoft.com/office/drawing/2016/5/9/chartex" xmlns:cx4="http://schemas.microsoft.com/office/drawing/2016/5/10/chartex" xmlns:cx5="http://schemas.microsoft.com/office/drawing/2016/5/11/chartex" xmlns:cx6="http://schemas.microsoft.com/office/drawing/2016/5/12/chartex" xmlns:cx7="http://schemas.microsoft.com/office/drawing/2016/5/13/chartex" xmlns:cx8="http://schemas.microsoft.com/office/drawing/2016/5/14/chartex" xmlns:mc="http://schemas.openxmlformats.org/markup-compatibility/2006" xmlns:aink="http://schemas.microsoft.com/office/drawing/2016/ink" xmlns:am3d="http://schemas.microsoft.com/office/drawing/2017/model3d" xmlns:o="urn:schemas-microsoft-com:office:office" xmlns:oel="http://schemas.microsoft.com/office/2019/extlst" xmlns:r="http://schemas.openxmlformats.org/officeDocument/2006/relationships" xmlns:m="http://schemas.openxmlformats.org/officeDocument/2006/math" xmlns:v="urn:schemas-microsoft-com:vml" xmlns:wp14="http://schemas.microsoft.com/office/word/2010/wordprocessingDrawing" xmlns:wp="http://schemas.openxmlformats.org/drawingml/2006/wordprocessingDrawing" xmlns:w10="urn:schemas-microsoft-com:office:word" xmlns:w="http://schemas.openxmlformats.org/wordprocessingml/2006/main" xmlns:w14="http://schemas.microsoft.com/office/word/2010/wordml" xmlns:w15="http://schemas.microsoft.com/office/word/2012/wordml" xmlns:w16cex="http://schemas.microsoft.com/office/word/2018/wordml/cex" xmlns:w16cid="http://schemas.microsoft.com/office/word/2016/wordml/cid" xmlns:w16="http://schemas.microsoft.com/office/word/2018/wordml" xmlns:w16du="http://schemas.microsoft.com/office/word/2023/wordml/word16du" xmlns:w16sdtdh="http://schemas.microsoft.com/office/word/2020/wordml/sdtdatahash" xmlns:w16sdtfl="http://schemas.microsoft.com/office/word/2024/wordml/sdtformatlock" xmlns:w16se="http://schemas.microsoft.com/office/word/2015/wordml/symex" xmlns:wpg="http://schemas.microsoft.com/office/word/2010/wordprocessingGroup" xmlns:wpi="http://schemas.microsoft.com/office/word/2010/wordprocessingInk" xmlns:wne="http://schemas.microsoft.com/office/word/2006/wordml" xmlns:wps="http://schemas.microsoft.com/office/word/2010/wordprocessingShape" mc:Ignorable="w14 w15 w16se w16cid w16 w16cex w16sdtdh w16sdtfl w16du wp14">
+<w:document xmlns:wpc="http://schemas.microsoft.com/office/word/2010/wordprocessingCanvas" xmlns:cx="http://schemas.microsoft.com/office/drawing/2014/chartex" xmlns:cx1="http://schemas.microsoft.com/office/drawing/2015/9/8/chartex" xmlns:mc="http://schemas.openxmlformats.org/markup-compatibility/2006" xmlns:o="urn:schemas-microsoft-com:office:office" xmlns:r="http://schemas.openxmlformats.org/officeDocument/2006/relationships" xmlns:m="http://schemas.openxmlformats.org/officeDocument/2006/math" xmlns:v="urn:schemas-microsoft-com:vml" xmlns:wp14="http://schemas.microsoft.com/office/word/2010/wordprocessingDrawing" xmlns:wp="http://schemas.openxmlformats.org/drawingml/2006/wordprocessingDrawing" xmlns:w10="urn:schemas-microsoft-com:office:word" xmlns:w="http://schemas.openxmlformats.org/wordprocessingml/2006/main" xmlns:w14="http://schemas.microsoft.com/office/word/2010/wordml" xmlns:w15="http://schemas.microsoft.com/office/word/2012/wordml" xmlns:w16se="http://schemas.microsoft.com/office/word/2015/wordml/symex" xmlns:wpg="http://schemas.microsoft.com/office/word/2010/wordprocessingGroup" xmlns:wpi="http://schemas.microsoft.com/office/word/2010/wordprocessingInk" xmlns:wne="http://schemas.microsoft.com/office/word/2006/wordml" xmlns:wps="http://schemas.microsoft.com/office/word/2010/wordprocessingShape" mc:Ignorable="w14 w15 w16se wp14">
   <w:body>
     <w:p>
       <w:pPr>
@@ -89,25 +89,7 @@
           <w:szCs w:val="28"/>
         </w:rPr>
         <w:br/>
-        <w:t xml:space="preserve">по </w:t>
-      </w:r>
-      <w:proofErr w:type="gramStart"/>
-      <w:r>
-        <w:rPr>
-          <w:rFonts w:ascii="Times New Roman" w:hAnsi="Times New Roman" w:cs="Times New Roman"/>
-          <w:sz w:val="28"/>
-          <w:szCs w:val="28"/>
-        </w:rPr>
-        <w:t>МДК  05.02</w:t>
-      </w:r>
-      <w:proofErr w:type="gramEnd"/>
-      <w:r>
-        <w:rPr>
-          <w:rFonts w:ascii="Times New Roman" w:hAnsi="Times New Roman" w:cs="Times New Roman"/>
-          <w:sz w:val="28"/>
-          <w:szCs w:val="28"/>
-        </w:rPr>
-        <w:t xml:space="preserve"> Разработка кода информационных систем </w:t>
+        <w:t xml:space="preserve">по МДК  05.02 Разработка кода информационных систем </w:t>
       </w:r>
       <w:r>
         <w:rPr>
@@ -163,18 +145,8 @@
           <w:sz w:val="28"/>
           <w:szCs w:val="28"/>
         </w:rPr>
-        <w:t xml:space="preserve">Выполнил: Таипова </w:t>
-      </w:r>
-      <w:proofErr w:type="gramStart"/>
-      <w:r>
-        <w:rPr>
-          <w:rFonts w:ascii="Times New Roman" w:hAnsi="Times New Roman" w:cs="Times New Roman"/>
-          <w:sz w:val="28"/>
-          <w:szCs w:val="28"/>
-        </w:rPr>
-        <w:t>Е.Э.</w:t>
-      </w:r>
-      <w:proofErr w:type="gramEnd"/>
+        <w:t>Выполнил: Таипова Е.Э.</w:t>
+      </w:r>
     </w:p>
     <w:p>
       <w:pPr>
@@ -233,25 +205,7 @@
           <w:sz w:val="28"/>
           <w:szCs w:val="28"/>
         </w:rPr>
-        <w:t xml:space="preserve">Группы </w:t>
-      </w:r>
-      <w:proofErr w:type="spellStart"/>
-      <w:r>
-        <w:rPr>
-          <w:rFonts w:ascii="Times New Roman" w:hAnsi="Times New Roman" w:cs="Times New Roman"/>
-          <w:sz w:val="28"/>
-          <w:szCs w:val="28"/>
-        </w:rPr>
-        <w:t>ИСиП</w:t>
-      </w:r>
-      <w:proofErr w:type="spellEnd"/>
-      <w:r>
-        <w:rPr>
-          <w:rFonts w:ascii="Times New Roman" w:hAnsi="Times New Roman" w:cs="Times New Roman"/>
-          <w:sz w:val="28"/>
-          <w:szCs w:val="28"/>
-        </w:rPr>
-        <w:t xml:space="preserve"> 24-9-1</w:t>
+        <w:t>Группы ИСиП 24-9-1</w:t>
       </w:r>
     </w:p>
     <w:p>
@@ -311,18 +265,8 @@
           <w:sz w:val="28"/>
           <w:szCs w:val="28"/>
         </w:rPr>
-        <w:t xml:space="preserve">Гончарова </w:t>
-      </w:r>
-      <w:proofErr w:type="gramStart"/>
-      <w:r>
-        <w:rPr>
-          <w:rFonts w:ascii="Times New Roman" w:hAnsi="Times New Roman" w:cs="Times New Roman"/>
-          <w:sz w:val="28"/>
-          <w:szCs w:val="28"/>
-        </w:rPr>
-        <w:t>Т.В.</w:t>
-      </w:r>
-      <w:proofErr w:type="gramEnd"/>
+        <w:t>Гончарова Т.В.</w:t>
+      </w:r>
       <w:r>
         <w:rPr>
           <w:rFonts w:ascii="Times New Roman" w:hAnsi="Times New Roman" w:cs="Times New Roman"/>
@@ -554,6 +498,7 @@
           <w:sz w:val="28"/>
           <w:szCs w:val="28"/>
         </w:rPr>
+        <w:lastRenderedPageBreak/>
         <w:t>СОДЕРЖАНИЕ</w:t>
       </w:r>
     </w:p>
@@ -3029,6 +2974,7 @@
     <w:p>
       <w:pPr>
         <w:pStyle w:val="1"/>
+        <w:spacing w:before="0" w:after="0" w:line="360" w:lineRule="auto"/>
         <w:jc w:val="center"/>
         <w:rPr>
           <w:rFonts w:ascii="Times New Roman" w:hAnsi="Times New Roman" w:cs="Times New Roman"/>
@@ -3056,7 +3002,7 @@
     </w:p>
     <w:p>
       <w:pPr>
-        <w:spacing w:line="360" w:lineRule="auto"/>
+        <w:spacing w:after="0" w:line="360" w:lineRule="auto"/>
         <w:ind w:firstLine="567"/>
         <w:jc w:val="both"/>
         <w:rPr>
@@ -3093,7 +3039,7 @@
     </w:p>
     <w:p>
       <w:pPr>
-        <w:spacing w:line="360" w:lineRule="auto"/>
+        <w:spacing w:after="0" w:line="360" w:lineRule="auto"/>
         <w:ind w:firstLine="567"/>
         <w:jc w:val="both"/>
         <w:rPr>
@@ -3113,7 +3059,7 @@
     </w:p>
     <w:p>
       <w:pPr>
-        <w:spacing w:line="360" w:lineRule="auto"/>
+        <w:spacing w:after="0" w:line="360" w:lineRule="auto"/>
         <w:ind w:firstLine="567"/>
         <w:jc w:val="both"/>
         <w:rPr>
@@ -3133,7 +3079,7 @@
     </w:p>
     <w:p>
       <w:pPr>
-        <w:spacing w:line="360" w:lineRule="auto"/>
+        <w:spacing w:after="0" w:line="360" w:lineRule="auto"/>
         <w:ind w:firstLine="567"/>
         <w:jc w:val="both"/>
         <w:rPr>
@@ -3153,7 +3099,7 @@
     </w:p>
     <w:p>
       <w:pPr>
-        <w:spacing w:line="360" w:lineRule="auto"/>
+        <w:spacing w:after="0" w:line="360" w:lineRule="auto"/>
         <w:ind w:firstLine="567"/>
         <w:jc w:val="both"/>
         <w:rPr>
@@ -3168,7 +3114,7 @@
           <w:sz w:val="28"/>
           <w:szCs w:val="28"/>
         </w:rPr>
-        <w:t xml:space="preserve">В условиях высокой конкуренции на рынке недвижимости успех агентства или риелтора во многом зависит от скорости обработки информации </w:t>
+        <w:t xml:space="preserve">В условиях высокой конкуренции на рынке недвижимости успех агентства или риелтора во многом зависит от скорости обработки информации и качества работы с клиентами. Ежедневно специалисты работают с большими </w:t>
       </w:r>
       <w:r>
         <w:rPr>
@@ -3177,12 +3123,12 @@
           <w:szCs w:val="28"/>
         </w:rPr>
         <w:lastRenderedPageBreak/>
-        <w:t xml:space="preserve">и качества работы с клиентами. Ежедневно специалисты работают с большими объемами разной информации: ведут учет объектов с их характеристиками, фиксируют пожелания покупателей и продавцов, отслеживают статусы сделок, размещают и обновляют объявления на сторонних интернет-платформах. </w:t>
-      </w:r>
-    </w:p>
-    <w:p>
-      <w:pPr>
-        <w:spacing w:line="360" w:lineRule="auto"/>
+        <w:t xml:space="preserve">объемами разной информации: ведут учет объектов с их характеристиками, фиксируют пожелания покупателей и продавцов, отслеживают статусы сделок, размещают и обновляют объявления на сторонних интернет-платформах. </w:t>
+      </w:r>
+    </w:p>
+    <w:p>
+      <w:pPr>
+        <w:spacing w:after="0" w:line="360" w:lineRule="auto"/>
         <w:ind w:firstLine="567"/>
         <w:jc w:val="both"/>
         <w:rPr>
@@ -3207,7 +3153,7 @@
           <w:ilvl w:val="0"/>
           <w:numId w:val="6"/>
         </w:numPr>
-        <w:spacing w:line="360" w:lineRule="auto"/>
+        <w:spacing w:after="0" w:line="360" w:lineRule="auto"/>
         <w:ind w:left="0" w:firstLine="851"/>
         <w:jc w:val="both"/>
         <w:rPr>
@@ -3232,7 +3178,7 @@
           <w:ilvl w:val="0"/>
           <w:numId w:val="6"/>
         </w:numPr>
-        <w:spacing w:line="360" w:lineRule="auto"/>
+        <w:spacing w:after="0" w:line="360" w:lineRule="auto"/>
         <w:ind w:left="0" w:firstLine="851"/>
         <w:jc w:val="both"/>
         <w:rPr>
@@ -3257,7 +3203,7 @@
           <w:ilvl w:val="0"/>
           <w:numId w:val="6"/>
         </w:numPr>
-        <w:spacing w:line="360" w:lineRule="auto"/>
+        <w:spacing w:after="0" w:line="360" w:lineRule="auto"/>
         <w:ind w:left="0" w:firstLine="851"/>
         <w:jc w:val="both"/>
         <w:rPr>
@@ -3282,7 +3228,7 @@
           <w:ilvl w:val="0"/>
           <w:numId w:val="6"/>
         </w:numPr>
-        <w:spacing w:line="360" w:lineRule="auto"/>
+        <w:spacing w:after="0" w:line="360" w:lineRule="auto"/>
         <w:ind w:left="0" w:firstLine="851"/>
         <w:jc w:val="both"/>
         <w:rPr>
@@ -3302,7 +3248,7 @@
     </w:p>
     <w:p>
       <w:pPr>
-        <w:spacing w:line="360" w:lineRule="auto"/>
+        <w:spacing w:after="0" w:line="360" w:lineRule="auto"/>
         <w:ind w:firstLine="567"/>
         <w:jc w:val="both"/>
         <w:rPr>
@@ -3322,7 +3268,7 @@
     </w:p>
     <w:p>
       <w:pPr>
-        <w:spacing w:line="360" w:lineRule="auto"/>
+        <w:spacing w:after="0" w:line="360" w:lineRule="auto"/>
         <w:ind w:firstLine="567"/>
         <w:jc w:val="both"/>
         <w:rPr>
@@ -3342,7 +3288,7 @@
     </w:p>
     <w:p>
       <w:pPr>
-        <w:spacing w:line="360" w:lineRule="auto"/>
+        <w:spacing w:after="0" w:line="360" w:lineRule="auto"/>
         <w:ind w:firstLine="567"/>
         <w:jc w:val="both"/>
         <w:rPr>
@@ -3362,7 +3308,7 @@
     </w:p>
     <w:p>
       <w:pPr>
-        <w:spacing w:line="360" w:lineRule="auto"/>
+        <w:spacing w:after="0" w:line="360" w:lineRule="auto"/>
         <w:ind w:firstLine="567"/>
         <w:jc w:val="both"/>
         <w:rPr>
@@ -3382,7 +3328,7 @@
     </w:p>
     <w:p>
       <w:pPr>
-        <w:spacing w:line="360" w:lineRule="auto"/>
+        <w:spacing w:after="0" w:line="360" w:lineRule="auto"/>
         <w:ind w:firstLine="567"/>
         <w:jc w:val="both"/>
         <w:rPr>
@@ -3444,7 +3390,7 @@
     </w:p>
     <w:p>
       <w:pPr>
-        <w:spacing w:line="360" w:lineRule="auto"/>
+        <w:spacing w:after="0" w:line="360" w:lineRule="auto"/>
         <w:ind w:firstLine="567"/>
         <w:jc w:val="both"/>
         <w:rPr>
@@ -3464,7 +3410,7 @@
     </w:p>
     <w:p>
       <w:pPr>
-        <w:spacing w:line="360" w:lineRule="auto"/>
+        <w:spacing w:after="0" w:line="360" w:lineRule="auto"/>
         <w:ind w:firstLine="567"/>
         <w:jc w:val="both"/>
         <w:rPr>
@@ -3484,7 +3430,7 @@
     </w:p>
     <w:p>
       <w:pPr>
-        <w:spacing w:line="360" w:lineRule="auto"/>
+        <w:spacing w:after="0" w:line="360" w:lineRule="auto"/>
         <w:ind w:firstLine="567"/>
         <w:jc w:val="both"/>
         <w:rPr>
@@ -3504,7 +3450,7 @@
     </w:p>
     <w:p>
       <w:pPr>
-        <w:spacing w:line="360" w:lineRule="auto"/>
+        <w:spacing w:after="0" w:line="360" w:lineRule="auto"/>
         <w:ind w:firstLine="567"/>
         <w:jc w:val="both"/>
         <w:rPr>
@@ -3529,7 +3475,7 @@
           <w:ilvl w:val="0"/>
           <w:numId w:val="4"/>
         </w:numPr>
-        <w:spacing w:line="360" w:lineRule="auto"/>
+        <w:spacing w:after="0" w:line="360" w:lineRule="auto"/>
         <w:ind w:left="0" w:firstLine="851"/>
         <w:jc w:val="both"/>
         <w:rPr>
@@ -3554,7 +3500,7 @@
           <w:ilvl w:val="0"/>
           <w:numId w:val="4"/>
         </w:numPr>
-        <w:spacing w:line="360" w:lineRule="auto"/>
+        <w:spacing w:after="0" w:line="360" w:lineRule="auto"/>
         <w:ind w:left="0" w:firstLine="851"/>
         <w:jc w:val="both"/>
         <w:rPr>
@@ -3629,7 +3575,7 @@
           <w:ilvl w:val="0"/>
           <w:numId w:val="4"/>
         </w:numPr>
-        <w:spacing w:line="360" w:lineRule="auto"/>
+        <w:spacing w:after="0" w:line="360" w:lineRule="auto"/>
         <w:ind w:left="0" w:firstLine="851"/>
         <w:jc w:val="both"/>
         <w:rPr>
@@ -3654,7 +3600,7 @@
           <w:ilvl w:val="0"/>
           <w:numId w:val="4"/>
         </w:numPr>
-        <w:spacing w:line="360" w:lineRule="auto"/>
+        <w:spacing w:after="0" w:line="360" w:lineRule="auto"/>
         <w:ind w:left="0" w:firstLine="851"/>
         <w:jc w:val="both"/>
         <w:rPr>
@@ -3679,7 +3625,7 @@
           <w:ilvl w:val="0"/>
           <w:numId w:val="4"/>
         </w:numPr>
-        <w:spacing w:line="360" w:lineRule="auto"/>
+        <w:spacing w:after="0" w:line="360" w:lineRule="auto"/>
         <w:ind w:left="0" w:firstLine="851"/>
         <w:jc w:val="both"/>
         <w:rPr>
@@ -3704,7 +3650,7 @@
           <w:ilvl w:val="0"/>
           <w:numId w:val="4"/>
         </w:numPr>
-        <w:spacing w:line="360" w:lineRule="auto"/>
+        <w:spacing w:after="0" w:line="360" w:lineRule="auto"/>
         <w:ind w:left="0" w:firstLine="851"/>
         <w:jc w:val="both"/>
         <w:rPr>
@@ -3730,7 +3676,7 @@
           <w:ilvl w:val="0"/>
           <w:numId w:val="4"/>
         </w:numPr>
-        <w:spacing w:line="360" w:lineRule="auto"/>
+        <w:spacing w:after="0" w:line="360" w:lineRule="auto"/>
         <w:ind w:left="0" w:firstLine="851"/>
         <w:jc w:val="both"/>
         <w:rPr>
@@ -3768,6 +3714,7 @@
     <w:p>
       <w:pPr>
         <w:pStyle w:val="1"/>
+        <w:spacing w:before="0" w:after="0" w:line="360" w:lineRule="auto"/>
         <w:jc w:val="center"/>
         <w:rPr>
           <w:rFonts w:ascii="Times New Roman" w:hAnsi="Times New Roman" w:cs="Times New Roman"/>
@@ -3779,7 +3726,34 @@
         </w:rPr>
       </w:pPr>
       <w:bookmarkStart w:id="1" w:name="_Toc228314152"/>
-      <w:r>
+    </w:p>
+    <w:p>
+      <w:pPr>
+        <w:spacing w:after="0" w:line="360" w:lineRule="auto"/>
+        <w:rPr>
+          <w:rFonts w:ascii="Times New Roman" w:hAnsi="Times New Roman" w:cs="Times New Roman"/>
+          <w:b/>
+          <w:bCs/>
+          <w:sz w:val="28"/>
+          <w:szCs w:val="28"/>
+        </w:rPr>
+      </w:pPr>
+      <w:r>
+        <w:rPr>
+          <w:rFonts w:ascii="Times New Roman" w:hAnsi="Times New Roman" w:cs="Times New Roman"/>
+          <w:b/>
+          <w:bCs/>
+          <w:sz w:val="28"/>
+          <w:szCs w:val="28"/>
+        </w:rPr>
+        <w:br w:type="page"/>
+      </w:r>
+    </w:p>
+    <w:p>
+      <w:pPr>
+        <w:pStyle w:val="1"/>
+        <w:spacing w:before="0" w:after="0" w:line="360" w:lineRule="auto"/>
+        <w:jc w:val="center"/>
         <w:rPr>
           <w:rFonts w:ascii="Times New Roman" w:hAnsi="Times New Roman" w:cs="Times New Roman"/>
           <w:b/>
@@ -3788,6 +3762,16 @@
           <w:sz w:val="28"/>
           <w:szCs w:val="28"/>
         </w:rPr>
+      </w:pPr>
+      <w:r>
+        <w:rPr>
+          <w:rFonts w:ascii="Times New Roman" w:hAnsi="Times New Roman" w:cs="Times New Roman"/>
+          <w:b/>
+          <w:bCs/>
+          <w:color w:val="auto"/>
+          <w:sz w:val="28"/>
+          <w:szCs w:val="28"/>
+        </w:rPr>
         <w:t>1.АНАЛИЗ ПРЕДМЕТНОЙ ОБЛАСТИ</w:t>
       </w:r>
       <w:bookmarkEnd w:id="1"/>
@@ -3795,7 +3779,7 @@
     <w:p>
       <w:pPr>
         <w:pStyle w:val="1"/>
-        <w:spacing w:line="360" w:lineRule="auto"/>
+        <w:spacing w:before="0" w:after="0" w:line="360" w:lineRule="auto"/>
         <w:ind w:firstLine="851"/>
         <w:rPr>
           <w:rFonts w:ascii="Times New Roman" w:hAnsi="Times New Roman" w:cs="Times New Roman"/>
@@ -3818,7 +3802,7 @@
     </w:p>
     <w:p>
       <w:pPr>
-        <w:spacing w:line="360" w:lineRule="auto"/>
+        <w:spacing w:after="0" w:line="360" w:lineRule="auto"/>
         <w:ind w:firstLine="851"/>
         <w:jc w:val="both"/>
         <w:rPr>
@@ -3841,104 +3825,15 @@
           <w:sz w:val="28"/>
           <w:szCs w:val="28"/>
         </w:rPr>
-        <w:t>— это</w:t>
-      </w:r>
-      <w:r>
-        <w:rPr>
-          <w:rFonts w:ascii="Times New Roman" w:hAnsi="Times New Roman" w:cs="Times New Roman"/>
-          <w:sz w:val="28"/>
-          <w:szCs w:val="28"/>
-        </w:rPr>
-        <w:t xml:space="preserve"> объект мое</w:t>
-      </w:r>
-      <w:r>
-        <w:rPr>
-          <w:rFonts w:ascii="Times New Roman" w:hAnsi="Times New Roman" w:cs="Times New Roman"/>
-          <w:sz w:val="28"/>
-          <w:szCs w:val="28"/>
-        </w:rPr>
-        <w:t>го</w:t>
-      </w:r>
-      <w:r>
-        <w:rPr>
-          <w:rFonts w:ascii="Times New Roman" w:hAnsi="Times New Roman" w:cs="Times New Roman"/>
-          <w:sz w:val="28"/>
-          <w:szCs w:val="28"/>
-        </w:rPr>
-        <w:t xml:space="preserve"> курсово</w:t>
-      </w:r>
-      <w:r>
-        <w:rPr>
-          <w:rFonts w:ascii="Times New Roman" w:hAnsi="Times New Roman" w:cs="Times New Roman"/>
-          <w:sz w:val="28"/>
-          <w:szCs w:val="28"/>
-        </w:rPr>
-        <w:t>го</w:t>
-      </w:r>
-      <w:r>
-        <w:rPr>
-          <w:rFonts w:ascii="Times New Roman" w:hAnsi="Times New Roman" w:cs="Times New Roman"/>
-          <w:sz w:val="28"/>
-          <w:szCs w:val="28"/>
-        </w:rPr>
-        <w:t xml:space="preserve"> </w:t>
-      </w:r>
-      <w:r>
-        <w:rPr>
-          <w:rFonts w:ascii="Times New Roman" w:hAnsi="Times New Roman" w:cs="Times New Roman"/>
-          <w:sz w:val="28"/>
-          <w:szCs w:val="28"/>
-        </w:rPr>
-        <w:t>проекта</w:t>
-      </w:r>
-      <w:r>
-        <w:rPr>
-          <w:rFonts w:ascii="Times New Roman" w:hAnsi="Times New Roman" w:cs="Times New Roman"/>
-          <w:sz w:val="28"/>
-          <w:szCs w:val="28"/>
-        </w:rPr>
-        <w:t xml:space="preserve">, то есть процессы, происходящие внутри </w:t>
-      </w:r>
-      <w:r>
-        <w:rPr>
-          <w:rFonts w:ascii="Times New Roman" w:hAnsi="Times New Roman" w:cs="Times New Roman"/>
-          <w:sz w:val="28"/>
-          <w:szCs w:val="28"/>
-          <w:lang w:val="en-US"/>
-        </w:rPr>
-        <w:t>CRM</w:t>
-      </w:r>
-      <w:r>
-        <w:rPr>
-          <w:rFonts w:ascii="Times New Roman" w:hAnsi="Times New Roman" w:cs="Times New Roman"/>
-          <w:sz w:val="28"/>
-          <w:szCs w:val="28"/>
-        </w:rPr>
-        <w:t>-</w:t>
-      </w:r>
-      <w:r>
-        <w:rPr>
-          <w:rFonts w:ascii="Times New Roman" w:hAnsi="Times New Roman" w:cs="Times New Roman"/>
-          <w:sz w:val="28"/>
-          <w:szCs w:val="28"/>
-        </w:rPr>
-        <w:t xml:space="preserve">системы </w:t>
-      </w:r>
-      <w:r>
-        <w:rPr>
-          <w:rFonts w:ascii="Times New Roman" w:hAnsi="Times New Roman" w:cs="Times New Roman"/>
-          <w:sz w:val="28"/>
-          <w:szCs w:val="28"/>
-        </w:rPr>
-        <w:t xml:space="preserve">при работе риелтора с </w:t>
-      </w:r>
-      <w:r>
-        <w:rPr>
-          <w:rFonts w:ascii="Times New Roman" w:hAnsi="Times New Roman" w:cs="Times New Roman"/>
-          <w:sz w:val="28"/>
-          <w:szCs w:val="28"/>
-        </w:rPr>
-        <w:t>клиентами и объектами</w:t>
+        <w:t xml:space="preserve">— </w:t>
+      </w:r>
+      <w:r>
+        <w:rPr>
+          <w:rFonts w:ascii="Times New Roman" w:hAnsi="Times New Roman" w:cs="Times New Roman"/>
+          <w:sz w:val="28"/>
+          <w:szCs w:val="28"/>
+        </w:rPr>
+        <w:t>агентство недвижимости</w:t>
       </w:r>
       <w:r>
         <w:rPr>
@@ -3967,7 +3862,7 @@
     </w:p>
     <w:p>
       <w:pPr>
-        <w:spacing w:line="360" w:lineRule="auto"/>
+        <w:spacing w:after="0" w:line="360" w:lineRule="auto"/>
         <w:ind w:firstLine="851"/>
         <w:jc w:val="both"/>
         <w:rPr>
@@ -4038,7 +3933,6 @@
           <w:sz w:val="28"/>
           <w:szCs w:val="28"/>
         </w:rPr>
-        <w:lastRenderedPageBreak/>
         <w:t>– это юридически значим</w:t>
       </w:r>
       <w:r>
@@ -4076,7 +3970,7 @@
     </w:p>
     <w:p>
       <w:pPr>
-        <w:spacing w:line="360" w:lineRule="auto"/>
+        <w:spacing w:after="0" w:line="360" w:lineRule="auto"/>
         <w:ind w:firstLine="851"/>
         <w:jc w:val="both"/>
         <w:rPr>
@@ -4096,7 +3990,7 @@
     </w:p>
     <w:p>
       <w:pPr>
-        <w:spacing w:line="360" w:lineRule="auto"/>
+        <w:spacing w:after="0" w:line="360" w:lineRule="auto"/>
         <w:ind w:firstLine="851"/>
         <w:jc w:val="both"/>
         <w:rPr>
@@ -4117,7 +4011,7 @@
     <w:p>
       <w:pPr>
         <w:pStyle w:val="1"/>
-        <w:spacing w:line="360" w:lineRule="auto"/>
+        <w:spacing w:before="0" w:after="0" w:line="360" w:lineRule="auto"/>
         <w:ind w:firstLine="851"/>
         <w:jc w:val="both"/>
         <w:rPr>
@@ -4141,7 +4035,7 @@
     </w:p>
     <w:p>
       <w:pPr>
-        <w:spacing w:line="360" w:lineRule="auto"/>
+        <w:spacing w:after="0" w:line="360" w:lineRule="auto"/>
         <w:ind w:firstLine="851"/>
         <w:jc w:val="both"/>
         <w:rPr>
@@ -4161,7 +4055,7 @@
     </w:p>
     <w:p>
       <w:pPr>
-        <w:spacing w:line="360" w:lineRule="auto"/>
+        <w:spacing w:after="0" w:line="360" w:lineRule="auto"/>
         <w:ind w:firstLine="851"/>
         <w:jc w:val="both"/>
         <w:rPr>
@@ -4176,16 +4070,7 @@
           <w:sz w:val="28"/>
           <w:szCs w:val="28"/>
         </w:rPr>
-        <w:t xml:space="preserve">Главным физическим пользователем системы является Агент (риелтор). Поскольку CRM-система представляет собой его закрытое рабочее пространство, доступ к ней открывается только после авторизации по логину и паролю. Агенту характерен широкий спектр запросов, обеспечивающих полный цикл ведения сделки. К базовым запросам относятся: ввод и </w:t>
-      </w:r>
-      <w:r>
-        <w:rPr>
-          <w:rFonts w:ascii="Times New Roman" w:hAnsi="Times New Roman" w:cs="Times New Roman"/>
-          <w:sz w:val="28"/>
-          <w:szCs w:val="28"/>
-        </w:rPr>
-        <w:lastRenderedPageBreak/>
-        <w:t>редактирование паспортных данных клиентов, добавление характеристик объектов недвижимости, а также загрузка фотографий. К более сложным, целевым запросам относятся: инициация публикации объявления на сторонних площадках, формирование электронного договора купли-продажи на основе выбранного покупателя и продавца, а также закрытие сделки.</w:t>
+        <w:t>Главным физическим пользователем системы является Агент (риелтор). Поскольку CRM-система представляет собой его закрытое рабочее пространство, доступ к ней открывается только после авторизации по логину и паролю. Агенту характерен широкий спектр запросов, обеспечивающих полный цикл ведения сделки. К базовым запросам относятся: ввод и редактирование паспортных данных клиентов, добавление характеристик объектов недвижимости, а также загрузка фотографий. К более сложным, целевым запросам относятся: инициация публикации объявления на сторонних площадках, формирование электронного договора купли-продажи на основе выбранного покупателя и продавца, а также закрытие сделки.</w:t>
       </w:r>
       <w:r>
         <w:rPr>
@@ -4199,7 +4084,7 @@
     </w:p>
     <w:p>
       <w:pPr>
-        <w:spacing w:line="360" w:lineRule="auto"/>
+        <w:spacing w:after="0" w:line="360" w:lineRule="auto"/>
         <w:ind w:firstLine="851"/>
         <w:jc w:val="both"/>
         <w:rPr>
@@ -4219,7 +4104,7 @@
     </w:p>
     <w:p>
       <w:pPr>
-        <w:spacing w:line="360" w:lineRule="auto"/>
+        <w:spacing w:after="0" w:line="360" w:lineRule="auto"/>
         <w:ind w:firstLine="851"/>
         <w:jc w:val="both"/>
         <w:rPr>
@@ -4240,7 +4125,7 @@
     <w:p>
       <w:pPr>
         <w:pStyle w:val="1"/>
-        <w:spacing w:line="360" w:lineRule="auto"/>
+        <w:spacing w:before="0" w:after="0" w:line="360" w:lineRule="auto"/>
         <w:ind w:firstLine="851"/>
         <w:jc w:val="both"/>
         <w:rPr>
@@ -4264,7 +4149,7 @@
     </w:p>
     <w:p>
       <w:pPr>
-        <w:spacing w:line="360" w:lineRule="auto"/>
+        <w:spacing w:after="0" w:line="360" w:lineRule="auto"/>
         <w:ind w:firstLine="851"/>
         <w:jc w:val="both"/>
         <w:rPr>
@@ -4279,16 +4164,7 @@
           <w:sz w:val="28"/>
           <w:szCs w:val="28"/>
         </w:rPr>
-        <w:t xml:space="preserve">На вход разрабатываемой CRM-системе поступают различные данные и управляющие команды от основного пользователя и взаимодействующих с </w:t>
-      </w:r>
-      <w:r>
-        <w:rPr>
-          <w:rFonts w:ascii="Times New Roman" w:hAnsi="Times New Roman" w:cs="Times New Roman"/>
-          <w:sz w:val="28"/>
-          <w:szCs w:val="28"/>
-        </w:rPr>
-        <w:lastRenderedPageBreak/>
-        <w:t>ней модулей. Прежде всего, это массивы информации, которые риелтор вводит для организации процесса купли-продажи недвижимости. К ним относятся личные и паспортные данные клиентов, а также подробные технические и коммерческие характеристики объектов. Кроме того, от агента в систему поступают прямые запросы на инициацию сделки, генерацию договоров и публикацию карточек объектов на сторонних ресурсах. В свою очередь, от внешней системы интеграции (через API</w:t>
+        <w:t>На вход разрабатываемой CRM-системе поступают различные данные и управляющие команды от основного пользователя и взаимодействующих с ней модулей. Прежде всего, это массивы информации, которые риелтор вводит для организации процесса купли-продажи недвижимости. К ним относятся личные и паспортные данные клиентов, а также подробные технические и коммерческие характеристики объектов. Кроме того, от агента в систему поступают прямые запросы на инициацию сделки, генерацию договоров и публикацию карточек объектов на сторонних ресурсах. В свою очередь, от внешней системы интеграции (через API</w:t>
       </w:r>
       <w:r>
         <w:rPr>
@@ -4310,7 +4186,7 @@
     </w:p>
     <w:p>
       <w:pPr>
-        <w:spacing w:line="360" w:lineRule="auto"/>
+        <w:spacing w:after="0" w:line="360" w:lineRule="auto"/>
         <w:ind w:firstLine="851"/>
         <w:jc w:val="both"/>
         <w:rPr>
@@ -4346,7 +4222,7 @@
     </w:p>
     <w:p>
       <w:pPr>
-        <w:spacing w:line="360" w:lineRule="auto"/>
+        <w:spacing w:after="0" w:line="360" w:lineRule="auto"/>
         <w:ind w:firstLine="851"/>
         <w:jc w:val="both"/>
         <w:rPr>
@@ -4361,22 +4237,13 @@
           <w:sz w:val="28"/>
           <w:szCs w:val="28"/>
         </w:rPr>
-        <w:t xml:space="preserve">Таким образом, спроектированная архитектура позволяет корректно принимать и обрабатывать разнородные входные потоки данных, своевременно трансформируя их в юридически значимые документы, </w:t>
-      </w:r>
-      <w:r>
-        <w:rPr>
-          <w:rFonts w:ascii="Times New Roman" w:hAnsi="Times New Roman" w:cs="Times New Roman"/>
-          <w:sz w:val="28"/>
-          <w:szCs w:val="28"/>
-        </w:rPr>
-        <w:lastRenderedPageBreak/>
-        <w:t>структурированные пакеты для интеграции и информативные сообщения для пользователя.</w:t>
+        <w:t>Таким образом, спроектированная архитектура позволяет корректно принимать и обрабатывать разнородные входные потоки данных, своевременно трансформируя их в юридически значимые документы, структурированные пакеты для интеграции и информативные сообщения для пользователя.</w:t>
       </w:r>
     </w:p>
     <w:p>
       <w:pPr>
         <w:pStyle w:val="1"/>
-        <w:spacing w:line="360" w:lineRule="auto"/>
+        <w:spacing w:before="0" w:after="0" w:line="360" w:lineRule="auto"/>
         <w:ind w:firstLine="851"/>
         <w:jc w:val="both"/>
         <w:rPr>
@@ -4400,7 +4267,7 @@
     </w:p>
     <w:p>
       <w:pPr>
-        <w:spacing w:line="360" w:lineRule="auto"/>
+        <w:spacing w:after="0" w:line="360" w:lineRule="auto"/>
         <w:ind w:firstLine="851"/>
         <w:jc w:val="both"/>
         <w:rPr>
@@ -4456,7 +4323,7 @@
     </w:p>
     <w:p>
       <w:pPr>
-        <w:spacing w:line="360" w:lineRule="auto"/>
+        <w:spacing w:after="0" w:line="360" w:lineRule="auto"/>
         <w:ind w:firstLine="851"/>
         <w:jc w:val="both"/>
         <w:rPr>
@@ -4476,7 +4343,7 @@
     </w:p>
     <w:p>
       <w:pPr>
-        <w:spacing w:line="360" w:lineRule="auto"/>
+        <w:spacing w:after="0" w:line="360" w:lineRule="auto"/>
         <w:ind w:firstLine="851"/>
         <w:jc w:val="both"/>
         <w:rPr>
@@ -4527,12 +4394,29 @@
           <w:sz w:val="28"/>
           <w:szCs w:val="28"/>
         </w:rPr>
-        <w:t xml:space="preserve"> в контексте недвижимости является отсутствие базовых отраслевых сущностей — по умолчанию система заточена под классические В2В-продажи. Чтобы адаптировать ее под нужды риелтора (создание связей между покупателем, продавцом, объектом и автоматическая генерация сложных договоров купли-продажи), требуются сложная настройка и подключение платных сторонних виджетов.</w:t>
-      </w:r>
-    </w:p>
-    <w:p>
-      <w:pPr>
-        <w:spacing w:line="360" w:lineRule="auto"/>
+        <w:t xml:space="preserve"> в контексте недвижимости является отсутствие базовых отраслевых сущностей — по умолчанию система заточена под классические В2В-продажи</w:t>
+      </w:r>
+      <w:r>
+        <w:rPr>
+          <w:rStyle w:val="af5"/>
+          <w:rFonts w:ascii="Times New Roman" w:hAnsi="Times New Roman" w:cs="Times New Roman"/>
+          <w:sz w:val="28"/>
+          <w:szCs w:val="28"/>
+        </w:rPr>
+        <w:footnoteReference w:id="4"/>
+      </w:r>
+      <w:r>
+        <w:rPr>
+          <w:rFonts w:ascii="Times New Roman" w:hAnsi="Times New Roman" w:cs="Times New Roman"/>
+          <w:sz w:val="28"/>
+          <w:szCs w:val="28"/>
+        </w:rPr>
+        <w:t>. Чтобы адаптировать ее под нужды риелтора (создание связей между покупателем, продавцом, объектом и автоматическая генерация сложных договоров купли-продажи), требуются сложная настройка и подключение платных сторонних виджетов.</w:t>
+      </w:r>
+    </w:p>
+    <w:p>
+      <w:pPr>
+        <w:spacing w:after="0" w:line="360" w:lineRule="auto"/>
         <w:ind w:firstLine="851"/>
         <w:jc w:val="both"/>
         <w:rPr>
@@ -4547,7 +4431,6 @@
           <w:sz w:val="28"/>
           <w:szCs w:val="28"/>
         </w:rPr>
-        <w:lastRenderedPageBreak/>
         <w:t>Система «</w:t>
       </w:r>
       <w:proofErr w:type="spellStart"/>
@@ -4571,7 +4454,7 @@
     </w:p>
     <w:p>
       <w:pPr>
-        <w:spacing w:line="360" w:lineRule="auto"/>
+        <w:spacing w:after="0" w:line="360" w:lineRule="auto"/>
         <w:ind w:firstLine="851"/>
         <w:jc w:val="both"/>
         <w:rPr>
@@ -4596,7 +4479,7 @@
           <w:ilvl w:val="0"/>
           <w:numId w:val="5"/>
         </w:numPr>
-        <w:spacing w:line="360" w:lineRule="auto"/>
+        <w:spacing w:after="0" w:line="360" w:lineRule="auto"/>
         <w:ind w:left="0" w:firstLine="851"/>
         <w:jc w:val="both"/>
         <w:rPr>
@@ -4621,7 +4504,7 @@
           <w:ilvl w:val="0"/>
           <w:numId w:val="5"/>
         </w:numPr>
-        <w:spacing w:line="360" w:lineRule="auto"/>
+        <w:spacing w:after="0" w:line="360" w:lineRule="auto"/>
         <w:ind w:left="0" w:firstLine="851"/>
         <w:jc w:val="both"/>
         <w:rPr>
@@ -4646,7 +4529,7 @@
           <w:ilvl w:val="0"/>
           <w:numId w:val="5"/>
         </w:numPr>
-        <w:spacing w:line="360" w:lineRule="auto"/>
+        <w:spacing w:after="0" w:line="360" w:lineRule="auto"/>
         <w:ind w:left="0" w:firstLine="851"/>
         <w:jc w:val="both"/>
         <w:rPr>
@@ -4671,7 +4554,7 @@
           <w:ilvl w:val="0"/>
           <w:numId w:val="5"/>
         </w:numPr>
-        <w:spacing w:line="360" w:lineRule="auto"/>
+        <w:spacing w:after="0" w:line="360" w:lineRule="auto"/>
         <w:ind w:left="0" w:firstLine="851"/>
         <w:jc w:val="both"/>
         <w:rPr>
@@ -4691,7 +4574,7 @@
     </w:p>
     <w:p>
       <w:pPr>
-        <w:spacing w:line="360" w:lineRule="auto"/>
+        <w:spacing w:after="0" w:line="360" w:lineRule="auto"/>
         <w:ind w:firstLine="851"/>
         <w:jc w:val="both"/>
         <w:rPr>
@@ -4706,12 +4589,40 @@
           <w:sz w:val="28"/>
           <w:szCs w:val="28"/>
         </w:rPr>
-        <w:t>Таким образом, детальный разбор систем-аналогов позволил выявить их ключевые достоинства и технические уязвимости. Учет полученных данных гарантирует разработку более легковесного, удобного и целенаправленного программного продукта, идеально закрывающего потребности современного агента по недвижимости.</w:t>
+        <w:t>Таким образом, детальный разбор систем-аналогов позволил выявить их ключевые достоинства и технические уязвимости. Учет полученных данных гарантирует разработку более легковесного, удобного и целенаправленного программного продукта, идеально закрывающего потребности совре</w:t>
+      </w:r>
+      <w:bookmarkStart w:id="6" w:name="_Toc228314157"/>
+      <w:r>
+        <w:rPr>
+          <w:rFonts w:ascii="Times New Roman" w:hAnsi="Times New Roman" w:cs="Times New Roman"/>
+          <w:sz w:val="28"/>
+          <w:szCs w:val="28"/>
+        </w:rPr>
+        <w:t>менного агента по недвижимости.</w:t>
+      </w:r>
+    </w:p>
+    <w:p>
+      <w:pPr>
+        <w:spacing w:after="0" w:line="360" w:lineRule="auto"/>
+        <w:rPr>
+          <w:rFonts w:ascii="Times New Roman" w:hAnsi="Times New Roman" w:cs="Times New Roman"/>
+          <w:sz w:val="28"/>
+          <w:szCs w:val="28"/>
+        </w:rPr>
+      </w:pPr>
+      <w:r>
+        <w:rPr>
+          <w:rFonts w:ascii="Times New Roman" w:hAnsi="Times New Roman" w:cs="Times New Roman"/>
+          <w:sz w:val="28"/>
+          <w:szCs w:val="28"/>
+        </w:rPr>
+        <w:br w:type="page"/>
       </w:r>
     </w:p>
     <w:p>
       <w:pPr>
         <w:pStyle w:val="1"/>
+        <w:spacing w:before="0" w:after="0" w:line="360" w:lineRule="auto"/>
         <w:jc w:val="center"/>
         <w:rPr>
           <w:rFonts w:ascii="Times New Roman" w:hAnsi="Times New Roman" w:cs="Times New Roman"/>
@@ -4722,7 +4633,6 @@
           <w:szCs w:val="28"/>
         </w:rPr>
       </w:pPr>
-      <w:bookmarkStart w:id="6" w:name="_Toc228314157"/>
       <w:r>
         <w:rPr>
           <w:rFonts w:ascii="Times New Roman" w:hAnsi="Times New Roman" w:cs="Times New Roman"/>
@@ -4738,7 +4648,7 @@
     </w:p>
     <w:p>
       <w:pPr>
-        <w:spacing w:line="276" w:lineRule="auto"/>
+        <w:spacing w:after="0" w:line="360" w:lineRule="auto"/>
         <w:ind w:firstLine="851"/>
         <w:jc w:val="both"/>
         <w:rPr>
@@ -4753,21 +4663,13 @@
           <w:sz w:val="28"/>
           <w:szCs w:val="28"/>
         </w:rPr>
-        <w:t xml:space="preserve">Функциональное моделирование выполнено для систематизации бизнес-процессов агентства недвижимости, выявления логических связей </w:t>
-      </w:r>
-      <w:r>
-        <w:rPr>
-          <w:rFonts w:ascii="Times New Roman" w:hAnsi="Times New Roman" w:cs="Times New Roman"/>
-          <w:sz w:val="28"/>
-          <w:szCs w:val="28"/>
-        </w:rPr>
-        <w:lastRenderedPageBreak/>
-        <w:t>между участниками и определения требований к автоматизации. В соответствии с постановкой задачи, нотация IDEF0 используется для описания текущих ручных процессов (AS-IS), тогда как нотация DFD и диаграммы UML моделируют оптимизированные процессы после внедрения информационной системы (TO-BE).</w:t>
+        <w:t>Функциональное моделирование выполнено для систематизации бизнес-процессов агентства недвижимости, выявления логических связей между участниками и определения требований к автоматизации. В соответствии с постановкой задачи, нотация IDEF0 используется для описания текущих ручных процессов (AS-IS), тогда как нотация DFD и диаграммы UML моделируют оптимизированные процессы после внедрения информационной системы (TO-BE).</w:t>
       </w:r>
     </w:p>
     <w:p>
       <w:pPr>
         <w:pStyle w:val="1"/>
+        <w:spacing w:before="0" w:after="0" w:line="360" w:lineRule="auto"/>
         <w:ind w:firstLine="851"/>
         <w:rPr>
           <w:rFonts w:ascii="Times New Roman" w:hAnsi="Times New Roman" w:cs="Times New Roman"/>
@@ -4809,7 +4711,7 @@
     </w:p>
     <w:p>
       <w:pPr>
-        <w:spacing w:line="360" w:lineRule="auto"/>
+        <w:spacing w:after="0" w:line="360" w:lineRule="auto"/>
         <w:ind w:firstLine="851"/>
         <w:jc w:val="both"/>
         <w:rPr>
@@ -4829,7 +4731,7 @@
     </w:p>
     <w:p>
       <w:pPr>
-        <w:spacing w:line="360" w:lineRule="auto"/>
+        <w:spacing w:after="0" w:line="360" w:lineRule="auto"/>
         <w:ind w:firstLine="851"/>
         <w:jc w:val="both"/>
         <w:rPr>
@@ -4881,7 +4783,7 @@
     </w:p>
     <w:p>
       <w:pPr>
-        <w:spacing w:line="360" w:lineRule="auto"/>
+        <w:spacing w:after="0" w:line="360" w:lineRule="auto"/>
         <w:ind w:firstLine="851"/>
         <w:jc w:val="both"/>
         <w:rPr>
@@ -4912,16 +4814,7 @@
           <w:sz w:val="28"/>
           <w:szCs w:val="28"/>
         </w:rPr>
-        <w:t xml:space="preserve">. </w:t>
-      </w:r>
-      <w:r>
-        <w:rPr>
-          <w:rFonts w:ascii="Times New Roman" w:hAnsi="Times New Roman" w:cs="Times New Roman"/>
-          <w:sz w:val="28"/>
-          <w:szCs w:val="28"/>
-        </w:rPr>
-        <w:lastRenderedPageBreak/>
-        <w:t>Результатом (выходом) процесса являются успешно закрытая сделка,</w:t>
+        <w:t>. Результатом (выходом) процесса являются успешно закрытая сделка,</w:t>
       </w:r>
       <w:r>
         <w:rPr>
@@ -4942,8 +4835,7 @@
     </w:p>
     <w:p>
       <w:pPr>
-        <w:spacing w:line="360" w:lineRule="auto"/>
-        <w:ind w:firstLine="851"/>
+        <w:spacing w:after="0" w:line="360" w:lineRule="auto"/>
         <w:jc w:val="center"/>
         <w:rPr>
           <w:rFonts w:ascii="Times New Roman" w:hAnsi="Times New Roman" w:cs="Times New Roman"/>
@@ -4955,16 +4847,15 @@
       <w:r>
         <w:rPr>
           <w:rFonts w:ascii="Times New Roman" w:hAnsi="Times New Roman" w:cs="Times New Roman"/>
-          <w:noProof/>
           <w:sz w:val="28"/>
           <w:szCs w:val="28"/>
           <w:lang w:val="en-US"/>
         </w:rPr>
         <w:drawing>
-          <wp:inline distT="0" distB="0" distL="0" distR="0" wp14:anchorId="02901619" wp14:editId="0C774B96">
-            <wp:extent cx="5333325" cy="3751140"/>
-            <wp:effectExtent l="0" t="0" r="1270" b="1905"/>
-            <wp:docPr id="955492904" name="Рисунок 1"/>
+          <wp:inline distT="0" distB="0" distL="0" distR="0" wp14:anchorId="3035D715" wp14:editId="17AE9B69">
+            <wp:extent cx="5940425" cy="4147185"/>
+            <wp:effectExtent l="0" t="0" r="3175" b="5715"/>
+            <wp:docPr id="1" name="Рисунок 1"/>
             <wp:cNvGraphicFramePr>
               <a:graphicFrameLocks xmlns:a="http://schemas.openxmlformats.org/drawingml/2006/main" noChangeAspect="1"/>
             </wp:cNvGraphicFramePr>
@@ -4972,7 +4863,7 @@
               <a:graphicData uri="http://schemas.openxmlformats.org/drawingml/2006/picture">
                 <pic:pic xmlns:pic="http://schemas.openxmlformats.org/drawingml/2006/picture">
                   <pic:nvPicPr>
-                    <pic:cNvPr id="955492904" name=""/>
+                    <pic:cNvPr id="1" name=""/>
                     <pic:cNvPicPr/>
                   </pic:nvPicPr>
                   <pic:blipFill>
@@ -4984,7 +4875,7 @@
                   <pic:spPr>
                     <a:xfrm>
                       <a:off x="0" y="0"/>
-                      <a:ext cx="5347172" cy="3760879"/>
+                      <a:ext cx="5940425" cy="4147185"/>
                     </a:xfrm>
                     <a:prstGeom prst="rect">
                       <a:avLst/>
@@ -4999,7 +4890,7 @@
     </w:p>
     <w:p>
       <w:pPr>
-        <w:spacing w:line="360" w:lineRule="auto"/>
+        <w:spacing w:after="0" w:line="360" w:lineRule="auto"/>
         <w:jc w:val="center"/>
         <w:rPr>
           <w:rFonts w:ascii="Times New Roman" w:hAnsi="Times New Roman" w:cs="Times New Roman"/>
@@ -5034,7 +4925,7 @@
     </w:p>
     <w:p>
       <w:pPr>
-        <w:spacing w:line="360" w:lineRule="auto"/>
+        <w:spacing w:after="0" w:line="360" w:lineRule="auto"/>
         <w:ind w:firstLine="851"/>
         <w:jc w:val="both"/>
         <w:rPr>
@@ -5099,7 +4990,7 @@
           <w:ilvl w:val="0"/>
           <w:numId w:val="11"/>
         </w:numPr>
-        <w:spacing w:line="360" w:lineRule="auto"/>
+        <w:spacing w:after="0" w:line="360" w:lineRule="auto"/>
         <w:ind w:left="0" w:firstLine="851"/>
         <w:jc w:val="both"/>
         <w:rPr>
@@ -5148,7 +5039,7 @@
           <w:ilvl w:val="0"/>
           <w:numId w:val="11"/>
         </w:numPr>
-        <w:spacing w:line="360" w:lineRule="auto"/>
+        <w:spacing w:after="0" w:line="360" w:lineRule="auto"/>
         <w:ind w:left="0" w:firstLine="851"/>
         <w:jc w:val="both"/>
         <w:rPr>
@@ -5229,7 +5120,7 @@
           <w:ilvl w:val="0"/>
           <w:numId w:val="11"/>
         </w:numPr>
-        <w:spacing w:line="360" w:lineRule="auto"/>
+        <w:spacing w:after="0" w:line="360" w:lineRule="auto"/>
         <w:ind w:left="0" w:firstLine="851"/>
         <w:jc w:val="both"/>
         <w:rPr>
@@ -5244,7 +5135,6 @@
           <w:sz w:val="28"/>
           <w:szCs w:val="28"/>
         </w:rPr>
-        <w:lastRenderedPageBreak/>
         <w:t>Просмотр объектов, выбор</w:t>
       </w:r>
       <w:r>
@@ -5335,7 +5225,7 @@
           <w:ilvl w:val="0"/>
           <w:numId w:val="11"/>
         </w:numPr>
-        <w:spacing w:line="360" w:lineRule="auto"/>
+        <w:spacing w:after="0" w:line="360" w:lineRule="auto"/>
         <w:ind w:left="0" w:firstLine="851"/>
         <w:jc w:val="both"/>
         <w:rPr>
@@ -5448,7 +5338,7 @@
           <w:ilvl w:val="0"/>
           <w:numId w:val="11"/>
         </w:numPr>
-        <w:spacing w:line="360" w:lineRule="auto"/>
+        <w:spacing w:after="0" w:line="360" w:lineRule="auto"/>
         <w:ind w:left="0" w:firstLine="851"/>
         <w:jc w:val="both"/>
         <w:rPr>
@@ -5540,8 +5430,8 @@
     </w:p>
     <w:p>
       <w:pPr>
-        <w:spacing w:line="360" w:lineRule="auto"/>
-        <w:ind w:left="-851"/>
+        <w:spacing w:after="0" w:line="360" w:lineRule="auto"/>
+        <w:ind w:left="-426"/>
         <w:jc w:val="center"/>
         <w:rPr>
           <w:rFonts w:ascii="Times New Roman" w:hAnsi="Times New Roman" w:cs="Times New Roman"/>
@@ -5551,13 +5441,15 @@
       </w:pPr>
       <w:r>
         <w:rPr>
-          <w:noProof/>
+          <w:rFonts w:ascii="Times New Roman" w:hAnsi="Times New Roman" w:cs="Times New Roman"/>
+          <w:sz w:val="28"/>
+          <w:szCs w:val="28"/>
         </w:rPr>
         <w:drawing>
-          <wp:inline distT="0" distB="0" distL="0" distR="0" wp14:anchorId="75945AAF" wp14:editId="6373DF11">
-            <wp:extent cx="6858000" cy="4181510"/>
-            <wp:effectExtent l="0" t="0" r="0" b="9525"/>
-            <wp:docPr id="1877878564" name="Рисунок 1"/>
+          <wp:inline distT="0" distB="0" distL="0" distR="0" wp14:anchorId="414859F9" wp14:editId="5A23D00A">
+            <wp:extent cx="6652123" cy="4051004"/>
+            <wp:effectExtent l="0" t="0" r="0" b="6985"/>
+            <wp:docPr id="2" name="Рисунок 2"/>
             <wp:cNvGraphicFramePr>
               <a:graphicFrameLocks xmlns:a="http://schemas.openxmlformats.org/drawingml/2006/main" noChangeAspect="1"/>
             </wp:cNvGraphicFramePr>
@@ -5565,7 +5457,7 @@
               <a:graphicData uri="http://schemas.openxmlformats.org/drawingml/2006/picture">
                 <pic:pic xmlns:pic="http://schemas.openxmlformats.org/drawingml/2006/picture">
                   <pic:nvPicPr>
-                    <pic:cNvPr id="1877878564" name=""/>
+                    <pic:cNvPr id="1" name=""/>
                     <pic:cNvPicPr/>
                   </pic:nvPicPr>
                   <pic:blipFill>
@@ -5577,7 +5469,7 @@
                   <pic:spPr>
                     <a:xfrm>
                       <a:off x="0" y="0"/>
-                      <a:ext cx="6880212" cy="4195053"/>
+                      <a:ext cx="6680695" cy="4068403"/>
                     </a:xfrm>
                     <a:prstGeom prst="rect">
                       <a:avLst/>
@@ -5592,8 +5484,8 @@
     </w:p>
     <w:p>
       <w:pPr>
-        <w:spacing w:line="360" w:lineRule="auto"/>
-        <w:ind w:firstLine="851"/>
+        <w:spacing w:after="0" w:line="360" w:lineRule="auto"/>
+        <w:ind w:left="-426" w:firstLine="851"/>
         <w:jc w:val="center"/>
         <w:rPr>
           <w:rFonts w:ascii="Times New Roman" w:hAnsi="Times New Roman" w:cs="Times New Roman"/>
@@ -5628,7 +5520,7 @@
     </w:p>
     <w:p>
       <w:pPr>
-        <w:spacing w:line="360" w:lineRule="auto"/>
+        <w:spacing w:after="0" w:line="360" w:lineRule="auto"/>
         <w:ind w:firstLine="851"/>
         <w:jc w:val="both"/>
         <w:rPr>
@@ -5649,7 +5541,7 @@
     <w:p>
       <w:pPr>
         <w:pStyle w:val="1"/>
-        <w:spacing w:line="360" w:lineRule="auto"/>
+        <w:spacing w:before="0" w:after="0" w:line="360" w:lineRule="auto"/>
         <w:ind w:firstLine="851"/>
         <w:jc w:val="both"/>
         <w:rPr>
@@ -5667,7 +5559,6 @@
           <w:sz w:val="28"/>
           <w:szCs w:val="28"/>
         </w:rPr>
-        <w:lastRenderedPageBreak/>
         <w:t xml:space="preserve">2.2. Модель предметной области в нотации </w:t>
       </w:r>
       <w:r>
@@ -5684,7 +5575,7 @@
     </w:p>
     <w:p>
       <w:pPr>
-        <w:spacing w:line="360" w:lineRule="auto"/>
+        <w:spacing w:after="0" w:line="360" w:lineRule="auto"/>
         <w:ind w:firstLine="851"/>
         <w:jc w:val="both"/>
         <w:rPr>
@@ -5704,7 +5595,7 @@
     </w:p>
     <w:p>
       <w:pPr>
-        <w:spacing w:line="360" w:lineRule="auto"/>
+        <w:spacing w:after="0" w:line="360" w:lineRule="auto"/>
         <w:ind w:firstLine="851"/>
         <w:jc w:val="both"/>
         <w:rPr>
@@ -5729,7 +5620,7 @@
           <w:ilvl w:val="0"/>
           <w:numId w:val="12"/>
         </w:numPr>
-        <w:spacing w:line="360" w:lineRule="auto"/>
+        <w:spacing w:after="0" w:line="360" w:lineRule="auto"/>
         <w:ind w:left="0" w:firstLine="851"/>
         <w:jc w:val="both"/>
         <w:rPr>
@@ -5770,7 +5661,7 @@
           <w:ilvl w:val="0"/>
           <w:numId w:val="12"/>
         </w:numPr>
-        <w:spacing w:line="360" w:lineRule="auto"/>
+        <w:spacing w:after="0" w:line="360" w:lineRule="auto"/>
         <w:ind w:left="0" w:firstLine="851"/>
         <w:jc w:val="both"/>
         <w:rPr>
@@ -5811,7 +5702,7 @@
           <w:ilvl w:val="0"/>
           <w:numId w:val="12"/>
         </w:numPr>
-        <w:spacing w:line="360" w:lineRule="auto"/>
+        <w:spacing w:after="0" w:line="360" w:lineRule="auto"/>
         <w:ind w:left="0" w:firstLine="851"/>
         <w:jc w:val="both"/>
         <w:rPr>
@@ -5852,7 +5743,7 @@
           <w:ilvl w:val="0"/>
           <w:numId w:val="12"/>
         </w:numPr>
-        <w:spacing w:line="360" w:lineRule="auto"/>
+        <w:spacing w:after="0" w:line="360" w:lineRule="auto"/>
         <w:ind w:left="0" w:firstLine="851"/>
         <w:jc w:val="both"/>
         <w:rPr>
@@ -5888,7 +5779,7 @@
     </w:p>
     <w:p>
       <w:pPr>
-        <w:spacing w:line="360" w:lineRule="auto"/>
+        <w:spacing w:after="0" w:line="360" w:lineRule="auto"/>
         <w:ind w:firstLine="851"/>
         <w:jc w:val="both"/>
         <w:rPr>
@@ -5908,7 +5799,7 @@
     </w:p>
     <w:p>
       <w:pPr>
-        <w:spacing w:line="360" w:lineRule="auto"/>
+        <w:spacing w:after="0" w:line="360" w:lineRule="auto"/>
         <w:ind w:firstLine="851"/>
         <w:jc w:val="both"/>
         <w:rPr>
@@ -5988,21 +5879,12 @@
           <w:sz w:val="28"/>
           <w:szCs w:val="28"/>
         </w:rPr>
-        <w:t xml:space="preserve"> и Система интеграции с внешними площадками. Агент является инициатором всех бизнес-операций: он передаёт в систему паспортные данные клиентов, </w:t>
-      </w:r>
-      <w:r>
-        <w:rPr>
-          <w:rFonts w:ascii="Times New Roman" w:hAnsi="Times New Roman" w:cs="Times New Roman"/>
-          <w:sz w:val="28"/>
-          <w:szCs w:val="28"/>
-        </w:rPr>
-        <w:lastRenderedPageBreak/>
-        <w:t>технические характеристики объектов, фотографии и управляющие команды на публикацию или закрытие сделки. В ответ система возвращает сформированные договоры, статусы сделок и уведомления о выполнении операций. Внешняя система интеграции получает от CRM подготовленные пакеты данных для размещения рекламы на агрегаторах (Авито, Циан и др.) и возвращает коды статусов выгрузки (успешно, на модерации, ошибка). Таким образом, контекстная диаграмма фиксирует единый цифровой контур, исключающий потерю данных и дублирование ввода.</w:t>
-      </w:r>
-    </w:p>
-    <w:p>
-      <w:pPr>
-        <w:spacing w:line="360" w:lineRule="auto"/>
+        <w:t xml:space="preserve"> и Система интеграции с внешними площадками. Агент является инициатором всех бизнес-операций: он передаёт в систему паспортные данные клиентов, технические характеристики объектов, фотографии и управляющие команды на публикацию или закрытие сделки. В ответ система возвращает сформированные договоры, статусы сделок и уведомления о выполнении операций. Внешняя система интеграции получает от CRM подготовленные пакеты данных для размещения рекламы на агрегаторах (Авито, Циан и др.) и возвращает коды статусов выгрузки (успешно, на модерации, ошибка). Таким образом, контекстная диаграмма фиксирует единый цифровой контур, исключающий потерю данных и дублирование ввода.</w:t>
+      </w:r>
+    </w:p>
+    <w:p>
+      <w:pPr>
+        <w:spacing w:after="0" w:line="360" w:lineRule="auto"/>
         <w:ind w:firstLine="426"/>
         <w:jc w:val="center"/>
         <w:rPr>
@@ -6017,6 +5899,7 @@
           <w:noProof/>
           <w:sz w:val="28"/>
           <w:szCs w:val="28"/>
+          <w:lang w:eastAsia="ru-RU"/>
         </w:rPr>
         <w:drawing>
           <wp:inline distT="0" distB="0" distL="0" distR="0" wp14:anchorId="2629AAD9" wp14:editId="7AC2D523">
@@ -6057,7 +5940,7 @@
     </w:p>
     <w:p>
       <w:pPr>
-        <w:spacing w:line="360" w:lineRule="auto"/>
+        <w:spacing w:after="0" w:line="360" w:lineRule="auto"/>
         <w:ind w:firstLine="851"/>
         <w:jc w:val="center"/>
         <w:rPr>
@@ -6093,7 +5976,7 @@
     </w:p>
     <w:p>
       <w:pPr>
-        <w:spacing w:line="360" w:lineRule="auto"/>
+        <w:spacing w:after="0" w:line="360" w:lineRule="auto"/>
         <w:ind w:firstLine="851"/>
         <w:jc w:val="both"/>
         <w:rPr>
@@ -6118,7 +6001,7 @@
           <w:ilvl w:val="0"/>
           <w:numId w:val="13"/>
         </w:numPr>
-        <w:spacing w:line="360" w:lineRule="auto"/>
+        <w:spacing w:after="0" w:line="360" w:lineRule="auto"/>
         <w:ind w:left="0" w:firstLine="851"/>
         <w:jc w:val="both"/>
         <w:rPr>
@@ -6133,16 +6016,7 @@
           <w:sz w:val="28"/>
           <w:szCs w:val="28"/>
         </w:rPr>
-        <w:t xml:space="preserve">Управление данными клиентов и объектов: Агент вводит первичную информацию (ФИО, контакты, тип недвижимости, площадь, цену, фото). Процесс валидирует поля на корректность и сохраняет записи в </w:t>
-      </w:r>
-      <w:r>
-        <w:rPr>
-          <w:rFonts w:ascii="Times New Roman" w:hAnsi="Times New Roman" w:cs="Times New Roman"/>
-          <w:sz w:val="28"/>
-          <w:szCs w:val="28"/>
-        </w:rPr>
-        <w:lastRenderedPageBreak/>
-        <w:t>хранилища БД Клиенты и БД Объекты. При успешной фиксации агенту возвращается системное подтверждение.</w:t>
+        <w:t>Управление данными клиентов и объектов: Агент вводит первичную информацию (ФИО, контакты, тип недвижимости, площадь, цену, фото). Процесс валидирует поля на корректность и сохраняет записи в хранилища БД Клиенты и БД Объекты. При успешной фиксации агенту возвращается системное подтверждение.</w:t>
       </w:r>
     </w:p>
     <w:p>
@@ -6152,7 +6026,7 @@
           <w:ilvl w:val="0"/>
           <w:numId w:val="13"/>
         </w:numPr>
-        <w:spacing w:line="360" w:lineRule="auto"/>
+        <w:spacing w:after="0" w:line="360" w:lineRule="auto"/>
         <w:ind w:left="0" w:firstLine="851"/>
         <w:jc w:val="both"/>
         <w:rPr>
@@ -6167,25 +6041,7 @@
           <w:sz w:val="28"/>
           <w:szCs w:val="28"/>
         </w:rPr>
-        <w:t>Формирование и публикация объявлений</w:t>
-      </w:r>
-      <w:proofErr w:type="gramStart"/>
-      <w:r>
-        <w:rPr>
-          <w:rFonts w:ascii="Times New Roman" w:hAnsi="Times New Roman" w:cs="Times New Roman"/>
-          <w:sz w:val="28"/>
-          <w:szCs w:val="28"/>
-        </w:rPr>
-        <w:t>: На основе</w:t>
-      </w:r>
-      <w:proofErr w:type="gramEnd"/>
-      <w:r>
-        <w:rPr>
-          <w:rFonts w:ascii="Times New Roman" w:hAnsi="Times New Roman" w:cs="Times New Roman"/>
-          <w:sz w:val="28"/>
-          <w:szCs w:val="28"/>
-        </w:rPr>
-        <w:t xml:space="preserve"> данных из БД Объекты система собирает карточку объявления. Агент выбирает целевые площадки, после чего запрос передаётся процессу экспорта. Модуль формирует JSON-пакет и отправляет его внешней системе интеграции</w:t>
+        <w:t>Формирование и публикация объявлений: На основе данных из БД Объекты система собирает карточку объявления. Агент выбирает целевые площадки, после чего запрос передаётся процессу экспорта. Модуль формирует JSON-пакет и отправляет его внешней системе интеграции</w:t>
       </w:r>
       <w:r>
         <w:rPr>
@@ -6219,7 +6075,7 @@
           <w:ilvl w:val="0"/>
           <w:numId w:val="13"/>
         </w:numPr>
-        <w:spacing w:line="360" w:lineRule="auto"/>
+        <w:spacing w:after="0" w:line="360" w:lineRule="auto"/>
         <w:ind w:left="0" w:firstLine="851"/>
         <w:jc w:val="both"/>
         <w:rPr>
@@ -6234,25 +6090,7 @@
           <w:sz w:val="28"/>
           <w:szCs w:val="28"/>
         </w:rPr>
-        <w:t>Оформление сделки и генерация договора</w:t>
-      </w:r>
-      <w:proofErr w:type="gramStart"/>
-      <w:r>
-        <w:rPr>
-          <w:rFonts w:ascii="Times New Roman" w:hAnsi="Times New Roman" w:cs="Times New Roman"/>
-          <w:sz w:val="28"/>
-          <w:szCs w:val="28"/>
-        </w:rPr>
-        <w:t>: При</w:t>
-      </w:r>
-      <w:proofErr w:type="gramEnd"/>
-      <w:r>
-        <w:rPr>
-          <w:rFonts w:ascii="Times New Roman" w:hAnsi="Times New Roman" w:cs="Times New Roman"/>
-          <w:sz w:val="28"/>
-          <w:szCs w:val="28"/>
-        </w:rPr>
-        <w:t xml:space="preserve"> согласовании условий агент связывает покупателя, продавца и объект в процессе Создание сделки. Данные извлекаются из БД Клиенты, подставляются в юридический шаблон, и формируется файл договора купли-продажи. Готовый документ сохраняется в </w:t>
+        <w:t xml:space="preserve">Оформление сделки и генерация договора: При согласовании условий агент связывает покупателя, продавца и объект в процессе Создание сделки. Данные извлекаются из БД Клиенты, подставляются в юридический шаблон, и формируется файл договора купли-продажи. Готовый документ сохраняется в </w:t>
       </w:r>
       <w:r>
         <w:rPr>
@@ -6278,8 +6116,8 @@
           <w:ilvl w:val="0"/>
           <w:numId w:val="13"/>
         </w:numPr>
-        <w:spacing w:line="360" w:lineRule="auto"/>
-        <w:ind w:left="0" w:firstLine="851"/>
+        <w:spacing w:after="0" w:line="360" w:lineRule="auto"/>
+        <w:ind w:left="426" w:firstLine="851"/>
         <w:jc w:val="both"/>
         <w:rPr>
           <w:rFonts w:ascii="Times New Roman" w:hAnsi="Times New Roman" w:cs="Times New Roman"/>
@@ -6316,8 +6154,9 @@
     </w:p>
     <w:p>
       <w:pPr>
-        <w:spacing w:line="360" w:lineRule="auto"/>
-        <w:ind w:left="426"/>
+        <w:pStyle w:val="a7"/>
+        <w:spacing w:after="0" w:line="360" w:lineRule="auto"/>
+        <w:ind w:left="1277" w:hanging="1277"/>
         <w:jc w:val="both"/>
         <w:rPr>
           <w:rFonts w:ascii="Times New Roman" w:hAnsi="Times New Roman" w:cs="Times New Roman"/>
@@ -6331,6 +6170,7 @@
           <w:noProof/>
           <w:sz w:val="28"/>
           <w:szCs w:val="28"/>
+          <w:lang w:eastAsia="ru-RU"/>
         </w:rPr>
         <w:drawing>
           <wp:inline distT="0" distB="0" distL="0" distR="0" wp14:anchorId="1059DCB8" wp14:editId="60ECC434">
@@ -6371,7 +6211,7 @@
     </w:p>
     <w:p>
       <w:pPr>
-        <w:spacing w:line="360" w:lineRule="auto"/>
+        <w:spacing w:after="0" w:line="360" w:lineRule="auto"/>
         <w:ind w:firstLine="851"/>
         <w:jc w:val="center"/>
         <w:rPr>
@@ -6386,7 +6226,6 @@
           <w:sz w:val="28"/>
           <w:szCs w:val="28"/>
         </w:rPr>
-        <w:lastRenderedPageBreak/>
         <w:t>Рисунок 4</w:t>
       </w:r>
       <w:r>
@@ -6408,7 +6247,7 @@
     </w:p>
     <w:p>
       <w:pPr>
-        <w:spacing w:line="360" w:lineRule="auto"/>
+        <w:spacing w:after="0" w:line="360" w:lineRule="auto"/>
         <w:ind w:firstLine="851"/>
         <w:jc w:val="both"/>
         <w:rPr>
@@ -6423,31 +6262,13 @@
           <w:sz w:val="28"/>
           <w:szCs w:val="28"/>
         </w:rPr>
-        <w:t xml:space="preserve">Построенная функциональная модель в нотации DFD </w:t>
-      </w:r>
-      <w:proofErr w:type="gramStart"/>
-      <w:r>
-        <w:rPr>
-          <w:rFonts w:ascii="Times New Roman" w:hAnsi="Times New Roman" w:cs="Times New Roman"/>
-          <w:sz w:val="28"/>
-          <w:szCs w:val="28"/>
-        </w:rPr>
-        <w:t>наглядно демонстрирует</w:t>
-      </w:r>
-      <w:proofErr w:type="gramEnd"/>
-      <w:r>
-        <w:rPr>
-          <w:rFonts w:ascii="Times New Roman" w:hAnsi="Times New Roman" w:cs="Times New Roman"/>
-          <w:sz w:val="28"/>
-          <w:szCs w:val="28"/>
-        </w:rPr>
-        <w:t xml:space="preserve"> трансформацию разрозненных бумажных и табличных потоков в централизованную цифровую экосистему. Внедрение CRM-системы устраняет информационные разрывы между этапами подбора, публикации и юридического сопровождения, обеспечивая сквозную трассировку данных от первого контакта с клиентом до подписания акта выполненных работ. Полученная схема служит архитектурным фундаментом для проектирования реляционной базы данных и программных модулей в последующих разделах курсового проекта.</w:t>
+        <w:t>Построенная функциональная модель в нотации DFD наглядно демонстрирует трансформацию разрозненных бумажных и табличных потоков в централизованную цифровую экосистему. Внедрение CRM-системы устраняет информационные разрывы между этапами подбора, публикации и юридического сопровождения, обеспечивая сквозную трассировку данных от первого контакта с клиентом до подписания акта выполненных работ. Полученная схема служит архитектурным фундаментом для проектирования реляционной базы данных и программных модулей в последующих разделах курсового проекта.</w:t>
       </w:r>
     </w:p>
     <w:p>
       <w:pPr>
         <w:pStyle w:val="1"/>
-        <w:spacing w:line="360" w:lineRule="auto"/>
+        <w:spacing w:before="0" w:after="0" w:line="360" w:lineRule="auto"/>
         <w:ind w:firstLine="851"/>
         <w:jc w:val="both"/>
         <w:rPr>
@@ -6471,7 +6292,7 @@
     </w:p>
     <w:p>
       <w:pPr>
-        <w:spacing w:line="360" w:lineRule="auto"/>
+        <w:spacing w:after="0" w:line="360" w:lineRule="auto"/>
         <w:ind w:firstLine="851"/>
         <w:jc w:val="both"/>
         <w:rPr>
@@ -6491,7 +6312,7 @@
     </w:p>
     <w:p>
       <w:pPr>
-        <w:spacing w:line="360" w:lineRule="auto"/>
+        <w:spacing w:after="0" w:line="360" w:lineRule="auto"/>
         <w:ind w:firstLine="851"/>
         <w:jc w:val="both"/>
         <w:rPr>
@@ -6519,7 +6340,7 @@
     </w:p>
     <w:p>
       <w:pPr>
-        <w:spacing w:line="360" w:lineRule="auto"/>
+        <w:spacing w:after="0" w:line="360" w:lineRule="auto"/>
         <w:ind w:firstLine="851"/>
         <w:jc w:val="both"/>
         <w:rPr>
@@ -6534,21 +6355,12 @@
           <w:sz w:val="28"/>
           <w:szCs w:val="28"/>
         </w:rPr>
-        <w:t xml:space="preserve"> Риелтор входит в защищённый контур системы через форму аутентификации. После успешного входа он получает доступ к централизованному реестру контактов. Основная задача на данном этапе – ввод и верификация данных нового клиента (ФИО, паспортные реквизиты, СНИЛС/ИНН, контактные телефоны, бюджет и пожелания по объекту). Система автоматически проверяет форматы полей, выявляет дубликаты по номеру телефона и сохраняет запись в реляционное хранилище. При </w:t>
-      </w:r>
-      <w:r>
-        <w:rPr>
-          <w:rFonts w:ascii="Times New Roman" w:hAnsi="Times New Roman" w:cs="Times New Roman"/>
-          <w:sz w:val="28"/>
-          <w:szCs w:val="28"/>
-        </w:rPr>
-        <w:lastRenderedPageBreak/>
-        <w:t>необходимости агент может обновить информацию, зафиксировать историю взаимодействий (звонки, показы, встречи) и изменить статус клиента в воронке продаж (например, «первичный контакт», «активный подбор», «сделка закрыта»).</w:t>
-      </w:r>
-    </w:p>
-    <w:p>
-      <w:pPr>
-        <w:spacing w:line="360" w:lineRule="auto"/>
+        <w:t xml:space="preserve"> Риелтор входит в защищённый контур системы через форму аутентификации. После успешного входа он получает доступ к централизованному реестру контактов. Основная задача на данном этапе – ввод и верификация данных нового клиента (ФИО, паспортные реквизиты, СНИЛС/ИНН, контактные телефоны, бюджет и пожелания по объекту). Система автоматически проверяет форматы полей, выявляет дубликаты по номеру телефона и сохраняет запись в реляционное хранилище. При необходимости агент может обновить информацию, зафиксировать историю взаимодействий (звонки, показы, встречи) и изменить статус клиента в воронке продаж (например, «первичный контакт», «активный подбор», «сделка закрыта»).</w:t>
+      </w:r>
+    </w:p>
+    <w:p>
+      <w:pPr>
+        <w:spacing w:after="0" w:line="360" w:lineRule="auto"/>
         <w:ind w:firstLine="851"/>
         <w:jc w:val="both"/>
         <w:rPr>
@@ -6576,7 +6388,7 @@
     </w:p>
     <w:p>
       <w:pPr>
-        <w:spacing w:line="360" w:lineRule="auto"/>
+        <w:spacing w:after="0" w:line="360" w:lineRule="auto"/>
         <w:ind w:firstLine="851"/>
         <w:jc w:val="both"/>
         <w:rPr>
@@ -6612,7 +6424,7 @@
     </w:p>
     <w:p>
       <w:pPr>
-        <w:spacing w:line="360" w:lineRule="auto"/>
+        <w:spacing w:after="0" w:line="360" w:lineRule="auto"/>
         <w:ind w:firstLine="851"/>
         <w:jc w:val="both"/>
         <w:rPr>
@@ -6640,7 +6452,7 @@
     </w:p>
     <w:p>
       <w:pPr>
-        <w:spacing w:line="360" w:lineRule="auto"/>
+        <w:spacing w:after="0" w:line="360" w:lineRule="auto"/>
         <w:ind w:firstLine="851"/>
         <w:jc w:val="both"/>
         <w:rPr>
@@ -6676,7 +6488,7 @@
     </w:p>
     <w:p>
       <w:pPr>
-        <w:spacing w:line="360" w:lineRule="auto"/>
+        <w:spacing w:after="0" w:line="360" w:lineRule="auto"/>
         <w:ind w:firstLine="851"/>
         <w:jc w:val="both"/>
         <w:rPr>
@@ -6691,7 +6503,6 @@
           <w:sz w:val="28"/>
           <w:szCs w:val="28"/>
         </w:rPr>
-        <w:lastRenderedPageBreak/>
         <w:t>Мониторинг статусов и обработка системных уведомлений</w:t>
       </w:r>
       <w:r>
@@ -6705,7 +6516,7 @@
     </w:p>
     <w:p>
       <w:pPr>
-        <w:spacing w:line="360" w:lineRule="auto"/>
+        <w:spacing w:after="0" w:line="360" w:lineRule="auto"/>
         <w:ind w:firstLine="851"/>
         <w:jc w:val="both"/>
         <w:rPr>
@@ -6743,7 +6554,7 @@
     </w:p>
     <w:p>
       <w:pPr>
-        <w:spacing w:line="360" w:lineRule="auto"/>
+        <w:spacing w:after="0" w:line="360" w:lineRule="auto"/>
         <w:ind w:firstLine="851"/>
         <w:jc w:val="both"/>
         <w:rPr>
@@ -6758,12 +6569,49 @@
           <w:sz w:val="28"/>
           <w:szCs w:val="28"/>
         </w:rPr>
-        <w:t>Описанный перечень функциональных задач демонстрирует переход от разрозненных ручных операций к сквозному цифровому процессу. Взаимодействие пользователя с интерфейсом системы строго регламентировано: каждый ввод данных проходит автоматическую валидацию, каждое действие сохраняет историю в журнале, а интеграция с внешними площадками исключает многократный дублирующий ввод. На основе этих задач в последующих разделах курсового проекта будут сформированы точные требования к пользовательскому интерфейсу, архитектуре базы данных и программным модулям, что обеспечит соответствие разрабатываемой ИС реальным потребностям риелторской деятельности.</w:t>
+        <w:t xml:space="preserve">Описанный перечень функциональных задач демонстрирует переход от разрозненных ручных операций к сквозному цифровому процессу. Взаимодействие пользователя с интерфейсом системы строго регламентировано: каждый ввод данных проходит автоматическую валидацию, каждое действие сохраняет историю в журнале, а интеграция с внешними площадками исключает многократный дублирующий ввод. На основе этих задач в последующих разделах курсового проекта будут сформированы точные требования к пользовательскому интерфейсу, архитектуре базы данных и программным модулям, что обеспечит соответствие разрабатываемой ИС реальным потребностям </w:t>
+      </w:r>
+      <w:proofErr w:type="spellStart"/>
+      <w:r>
+        <w:rPr>
+          <w:rFonts w:ascii="Times New Roman" w:hAnsi="Times New Roman" w:cs="Times New Roman"/>
+          <w:sz w:val="28"/>
+          <w:szCs w:val="28"/>
+        </w:rPr>
+        <w:t>риелторской</w:t>
+      </w:r>
+      <w:proofErr w:type="spellEnd"/>
+      <w:r>
+        <w:rPr>
+          <w:rFonts w:ascii="Times New Roman" w:hAnsi="Times New Roman" w:cs="Times New Roman"/>
+          <w:sz w:val="28"/>
+          <w:szCs w:val="28"/>
+        </w:rPr>
+        <w:t xml:space="preserve"> деятельности.</w:t>
+      </w:r>
+    </w:p>
+    <w:p>
+      <w:pPr>
+        <w:spacing w:after="0" w:line="360" w:lineRule="auto"/>
+        <w:rPr>
+          <w:rFonts w:ascii="Times New Roman" w:hAnsi="Times New Roman" w:cs="Times New Roman"/>
+          <w:sz w:val="28"/>
+          <w:szCs w:val="28"/>
+        </w:rPr>
+      </w:pPr>
+      <w:r>
+        <w:rPr>
+          <w:rFonts w:ascii="Times New Roman" w:hAnsi="Times New Roman" w:cs="Times New Roman"/>
+          <w:sz w:val="28"/>
+          <w:szCs w:val="28"/>
+        </w:rPr>
+        <w:br w:type="page"/>
       </w:r>
     </w:p>
     <w:p>
       <w:pPr>
         <w:pStyle w:val="1"/>
+        <w:spacing w:before="0" w:after="0" w:line="360" w:lineRule="auto"/>
         <w:jc w:val="center"/>
         <w:rPr>
           <w:rFonts w:ascii="Times New Roman" w:hAnsi="Times New Roman" w:cs="Times New Roman"/>
@@ -6791,7 +6639,7 @@
     <w:p>
       <w:pPr>
         <w:pStyle w:val="1"/>
-        <w:spacing w:line="360" w:lineRule="auto"/>
+        <w:spacing w:before="0" w:after="0" w:line="360" w:lineRule="auto"/>
         <w:ind w:firstLine="851"/>
         <w:jc w:val="both"/>
         <w:rPr>
@@ -6815,7 +6663,7 @@
     </w:p>
     <w:p>
       <w:pPr>
-        <w:spacing w:line="360" w:lineRule="auto"/>
+        <w:spacing w:after="0" w:line="360" w:lineRule="auto"/>
         <w:ind w:firstLine="851"/>
         <w:jc w:val="both"/>
         <w:rPr>
@@ -6830,21 +6678,12 @@
           <w:sz w:val="28"/>
           <w:szCs w:val="28"/>
         </w:rPr>
-        <w:t xml:space="preserve">Диаграмма вариантов использования (Use Case) является фундаментальным элементом UML-проектирования и предназначена для описания функциональных требований к информационной системе с точки зрения её конечных пользователей. В рамках разработки CRM-системы </w:t>
-      </w:r>
-      <w:r>
-        <w:rPr>
-          <w:rFonts w:ascii="Times New Roman" w:hAnsi="Times New Roman" w:cs="Times New Roman"/>
-          <w:sz w:val="28"/>
-          <w:szCs w:val="28"/>
-        </w:rPr>
-        <w:lastRenderedPageBreak/>
-        <w:t>«Rielto» данная диаграмма фиксирует целевое состояние процессов (модель TO-BE) после внедрения автоматизации, определяя границы системы, роли участников и перечень доступных им сценариев взаимодействия.</w:t>
-      </w:r>
-    </w:p>
-    <w:p>
-      <w:pPr>
-        <w:spacing w:line="360" w:lineRule="auto"/>
+        <w:t>Диаграмма вариантов использования (Use Case) является фундаментальным элементом UML-проектирования и предназначена для описания функциональных требований к информационной системе с точки зрения её конечных пользователей. В рамках разработки CRM-системы «Rielto» данная диаграмма фиксирует целевое состояние процессов (модель TO-BE) после внедрения автоматизации, определяя границы системы, роли участников и перечень доступных им сценариев взаимодействия.</w:t>
+      </w:r>
+    </w:p>
+    <w:p>
+      <w:pPr>
+        <w:spacing w:after="0" w:line="360" w:lineRule="auto"/>
         <w:jc w:val="center"/>
         <w:rPr>
           <w:rFonts w:ascii="Times New Roman" w:hAnsi="Times New Roman" w:cs="Times New Roman"/>
@@ -6858,6 +6697,7 @@
           <w:noProof/>
           <w:sz w:val="28"/>
           <w:szCs w:val="28"/>
+          <w:lang w:eastAsia="ru-RU"/>
         </w:rPr>
         <w:drawing>
           <wp:inline distT="0" distB="0" distL="0" distR="0" wp14:anchorId="75615478" wp14:editId="5CE6569E">
@@ -6898,7 +6738,7 @@
     </w:p>
     <w:p>
       <w:pPr>
-        <w:spacing w:line="360" w:lineRule="auto"/>
+        <w:spacing w:after="0" w:line="360" w:lineRule="auto"/>
         <w:jc w:val="center"/>
         <w:rPr>
           <w:rFonts w:ascii="Times New Roman" w:hAnsi="Times New Roman" w:cs="Times New Roman"/>
@@ -6933,7 +6773,7 @@
     </w:p>
     <w:p>
       <w:pPr>
-        <w:spacing w:line="360" w:lineRule="auto"/>
+        <w:spacing w:after="0" w:line="360" w:lineRule="auto"/>
         <w:ind w:firstLine="851"/>
         <w:jc w:val="both"/>
         <w:rPr>
@@ -6953,7 +6793,7 @@
     </w:p>
     <w:p>
       <w:pPr>
-        <w:spacing w:line="360" w:lineRule="auto"/>
+        <w:spacing w:after="0" w:line="360" w:lineRule="auto"/>
         <w:ind w:firstLine="851"/>
         <w:jc w:val="both"/>
         <w:rPr>
@@ -6994,7 +6834,7 @@
           <w:ilvl w:val="0"/>
           <w:numId w:val="14"/>
         </w:numPr>
-        <w:spacing w:line="360" w:lineRule="auto"/>
+        <w:spacing w:after="0" w:line="360" w:lineRule="auto"/>
         <w:ind w:left="0" w:firstLine="851"/>
         <w:jc w:val="both"/>
         <w:rPr>
@@ -7009,16 +6849,7 @@
           <w:sz w:val="28"/>
           <w:szCs w:val="28"/>
         </w:rPr>
-        <w:t xml:space="preserve">Агент (Риелтор) – основной пользователь системы, инициирующий все бизнес-операции: от первичного занесения данных до </w:t>
-      </w:r>
-      <w:r>
-        <w:rPr>
-          <w:rFonts w:ascii="Times New Roman" w:hAnsi="Times New Roman" w:cs="Times New Roman"/>
-          <w:sz w:val="28"/>
-          <w:szCs w:val="28"/>
-        </w:rPr>
-        <w:lastRenderedPageBreak/>
-        <w:t>юридического закрытия сделки. Доступ к системе осуществляется только после успешной аутентификации.</w:t>
+        <w:t>Агент (Риелтор) – основной пользователь системы, инициирующий все бизнес-операции: от первичного занесения данных до юридического закрытия сделки. Доступ к системе осуществляется только после успешной аутентификации.</w:t>
       </w:r>
     </w:p>
     <w:p>
@@ -7028,7 +6859,7 @@
           <w:ilvl w:val="0"/>
           <w:numId w:val="14"/>
         </w:numPr>
-        <w:spacing w:line="360" w:lineRule="auto"/>
+        <w:spacing w:after="0" w:line="360" w:lineRule="auto"/>
         <w:ind w:left="0" w:firstLine="851"/>
         <w:jc w:val="both"/>
         <w:rPr>
@@ -7053,7 +6884,7 @@
           <w:ilvl w:val="0"/>
           <w:numId w:val="14"/>
         </w:numPr>
-        <w:spacing w:line="360" w:lineRule="auto"/>
+        <w:spacing w:after="0" w:line="360" w:lineRule="auto"/>
         <w:ind w:left="0" w:firstLine="851"/>
         <w:jc w:val="both"/>
         <w:rPr>
@@ -7073,7 +6904,7 @@
     </w:p>
     <w:p>
       <w:pPr>
-        <w:spacing w:line="360" w:lineRule="auto"/>
+        <w:spacing w:after="0" w:line="360" w:lineRule="auto"/>
         <w:ind w:firstLine="851"/>
         <w:jc w:val="both"/>
         <w:rPr>
@@ -7093,7 +6924,7 @@
     </w:p>
     <w:p>
       <w:pPr>
-        <w:spacing w:line="360" w:lineRule="auto"/>
+        <w:spacing w:after="0" w:line="360" w:lineRule="auto"/>
         <w:ind w:firstLine="851"/>
         <w:jc w:val="both"/>
         <w:rPr>
@@ -7113,7 +6944,7 @@
     </w:p>
     <w:p>
       <w:pPr>
-        <w:spacing w:line="360" w:lineRule="auto"/>
+        <w:spacing w:after="0" w:line="360" w:lineRule="auto"/>
         <w:ind w:firstLine="851"/>
         <w:jc w:val="both"/>
         <w:rPr>
@@ -7128,7 +6959,15 @@
           <w:sz w:val="28"/>
           <w:szCs w:val="28"/>
         </w:rPr>
-        <w:t>Для описания зависимостей между сценариями применяются стереотипы &lt;&lt;</w:t>
+        <w:t>Для описания зависимостей между сцен</w:t>
+      </w:r>
+      <w:r>
+        <w:rPr>
+          <w:rFonts w:ascii="Times New Roman" w:hAnsi="Times New Roman" w:cs="Times New Roman"/>
+          <w:sz w:val="28"/>
+          <w:szCs w:val="28"/>
+        </w:rPr>
+        <w:t>ариями применяются стереотипы «</w:t>
       </w:r>
       <w:proofErr w:type="spellStart"/>
       <w:r>
@@ -7146,9 +6985,27 @@
           <w:sz w:val="28"/>
           <w:szCs w:val="28"/>
         </w:rPr>
-        <w:t>&gt;&gt; и &lt;&lt;</w:t>
+        <w:t>»</w:t>
+      </w:r>
+      <w:r>
+        <w:rPr>
+          <w:rFonts w:ascii="Times New Roman" w:hAnsi="Times New Roman" w:cs="Times New Roman"/>
+          <w:sz w:val="28"/>
+          <w:szCs w:val="28"/>
+        </w:rPr>
+        <w:t xml:space="preserve"> </w:t>
+      </w:r>
+      <w:proofErr w:type="gramStart"/>
+      <w:r>
+        <w:rPr>
+          <w:rFonts w:ascii="Times New Roman" w:hAnsi="Times New Roman" w:cs="Times New Roman"/>
+          <w:sz w:val="28"/>
+          <w:szCs w:val="28"/>
+        </w:rPr>
+        <w:t>и  «</w:t>
       </w:r>
       <w:proofErr w:type="spellStart"/>
+      <w:proofErr w:type="gramEnd"/>
       <w:r>
         <w:rPr>
           <w:rFonts w:ascii="Times New Roman" w:hAnsi="Times New Roman" w:cs="Times New Roman"/>
@@ -7164,12 +7021,20 @@
           <w:sz w:val="28"/>
           <w:szCs w:val="28"/>
         </w:rPr>
-        <w:t>&gt;&gt;, стандартизированные в спецификации UML:</w:t>
-      </w:r>
-    </w:p>
-    <w:p>
-      <w:pPr>
-        <w:spacing w:line="360" w:lineRule="auto"/>
+        <w:t>»</w:t>
+      </w:r>
+      <w:r>
+        <w:rPr>
+          <w:rFonts w:ascii="Times New Roman" w:hAnsi="Times New Roman" w:cs="Times New Roman"/>
+          <w:sz w:val="28"/>
+          <w:szCs w:val="28"/>
+        </w:rPr>
+        <w:t>, стандартизированные в спецификации UML:</w:t>
+      </w:r>
+    </w:p>
+    <w:p>
+      <w:pPr>
+        <w:spacing w:after="0" w:line="360" w:lineRule="auto"/>
         <w:ind w:firstLine="851"/>
         <w:jc w:val="both"/>
         <w:rPr>
@@ -7184,7 +7049,7 @@
           <w:sz w:val="28"/>
           <w:szCs w:val="28"/>
         </w:rPr>
-        <w:t>Отношение включения (&lt;&lt;</w:t>
+        <w:t>Отношение включения («</w:t>
       </w:r>
       <w:proofErr w:type="spellStart"/>
       <w:r>
@@ -7202,12 +7067,20 @@
           <w:sz w:val="28"/>
           <w:szCs w:val="28"/>
         </w:rPr>
-        <w:t>&gt;&gt;) указывает на обязательную вложенность одного сценария в другой. В разработанной модели процесс Создание объявления обязательно включает Ввод данных объекта и Загрузку фото объекта. Это гарантирует, что карточка для внешних площадок не может быть сформирована без базовых технических характеристик и медиафайлов. Аналогично, сценарий Создание сделки включает Формирование договора, так как юридическое закрепление отношений между покупателем и продавцом невозможно без генерации документа на основе верифицированных данных.</w:t>
-      </w:r>
-    </w:p>
-    <w:p>
-      <w:pPr>
-        <w:spacing w:line="360" w:lineRule="auto"/>
+        <w:t>»</w:t>
+      </w:r>
+      <w:r>
+        <w:rPr>
+          <w:rFonts w:ascii="Times New Roman" w:hAnsi="Times New Roman" w:cs="Times New Roman"/>
+          <w:sz w:val="28"/>
+          <w:szCs w:val="28"/>
+        </w:rPr>
+        <w:t>) указывает на обязательную вложенность одного сценария в другой. В разработанной модели процесс Создание объявления обязательно включает Ввод данных объекта и Загрузку фото объекта. Это гарантирует, что карточка для внешних площадок не может быть сформирована без базовых технических характеристик и медиафайлов. Аналогично, сценарий Создание сделки включает Формирование договора, так как юридическое закрепление отношений между покупателем и продавцом невозможно без генерации документа на основе верифицированных данных.</w:t>
+      </w:r>
+    </w:p>
+    <w:p>
+      <w:pPr>
+        <w:spacing w:after="0" w:line="360" w:lineRule="auto"/>
         <w:ind w:firstLine="851"/>
         <w:jc w:val="both"/>
         <w:rPr>
@@ -7222,7 +7095,7 @@
           <w:sz w:val="28"/>
           <w:szCs w:val="28"/>
         </w:rPr>
-        <w:t>Отношение расширения (&lt;&lt;</w:t>
+        <w:t>Отношение расширения («</w:t>
       </w:r>
       <w:proofErr w:type="spellStart"/>
       <w:r>
@@ -7240,21 +7113,20 @@
           <w:sz w:val="28"/>
           <w:szCs w:val="28"/>
         </w:rPr>
-        <w:t xml:space="preserve">&gt;&gt;) применяется для опциональных или условных сценариев, которые активируются только при наступлении определённых событий. Вариант Отправка уведомлений расширяет базовые </w:t>
-      </w:r>
-      <w:r>
-        <w:rPr>
-          <w:rFonts w:ascii="Times New Roman" w:hAnsi="Times New Roman" w:cs="Times New Roman"/>
-          <w:sz w:val="28"/>
-          <w:szCs w:val="28"/>
-        </w:rPr>
-        <w:lastRenderedPageBreak/>
-        <w:t>процессы и срабатывает при изменении статусов: успешной публикации объявления, возврате ошибки валидации от внешнего API или приближении дедлайна по сделке. Такая архитектура позволяет системе информировать агента, не усложняя основную бизнес-логику.</w:t>
-      </w:r>
-    </w:p>
-    <w:p>
-      <w:pPr>
-        <w:spacing w:line="360" w:lineRule="auto"/>
+        <w:t>»</w:t>
+      </w:r>
+      <w:r>
+        <w:rPr>
+          <w:rFonts w:ascii="Times New Roman" w:hAnsi="Times New Roman" w:cs="Times New Roman"/>
+          <w:sz w:val="28"/>
+          <w:szCs w:val="28"/>
+        </w:rPr>
+        <w:t>) применяется для опциональных или условных сценариев, которые активируются только при наступлении определённых событий. Вариант Отправка уведомлений расширяет базовые процессы и срабатывает при изменении статусов: успешной публикации объявления, возврате ошибки валидации от внешнего API или приближении дедлайна по сделке. Такая архитектура позволяет системе информировать агента, не усложняя основную бизнес-логику.</w:t>
+      </w:r>
+    </w:p>
+    <w:p>
+      <w:pPr>
+        <w:spacing w:after="0" w:line="360" w:lineRule="auto"/>
         <w:ind w:firstLine="851"/>
         <w:jc w:val="both"/>
         <w:rPr>
@@ -7274,7 +7146,7 @@
     </w:p>
     <w:p>
       <w:pPr>
-        <w:spacing w:line="360" w:lineRule="auto"/>
+        <w:spacing w:after="0" w:line="360" w:lineRule="auto"/>
         <w:ind w:firstLine="851"/>
         <w:jc w:val="both"/>
         <w:rPr>
@@ -7374,7 +7246,7 @@
     </w:p>
     <w:p>
       <w:pPr>
-        <w:spacing w:line="360" w:lineRule="auto"/>
+        <w:spacing w:after="0" w:line="360" w:lineRule="auto"/>
         <w:ind w:firstLine="851"/>
         <w:jc w:val="both"/>
         <w:rPr>
@@ -7395,7 +7267,7 @@
     <w:p>
       <w:pPr>
         <w:pStyle w:val="1"/>
-        <w:spacing w:line="360" w:lineRule="auto"/>
+        <w:spacing w:before="0" w:after="0" w:line="360" w:lineRule="auto"/>
         <w:ind w:firstLine="851"/>
         <w:jc w:val="both"/>
         <w:rPr>
@@ -7419,7 +7291,7 @@
     </w:p>
     <w:p>
       <w:pPr>
-        <w:spacing w:line="360" w:lineRule="auto"/>
+        <w:spacing w:after="0" w:line="360" w:lineRule="auto"/>
         <w:ind w:firstLine="851"/>
         <w:jc w:val="both"/>
         <w:rPr>
@@ -7434,7 +7306,7 @@
           <w:sz w:val="28"/>
           <w:szCs w:val="28"/>
         </w:rPr>
-        <w:t xml:space="preserve">Диаграмма деятельности (Activity </w:t>
+        <w:t>Диаграмма деятельности (</w:t>
       </w:r>
       <w:proofErr w:type="spellStart"/>
       <w:r>
@@ -7443,6 +7315,24 @@
           <w:sz w:val="28"/>
           <w:szCs w:val="28"/>
         </w:rPr>
+        <w:t>Activity</w:t>
+      </w:r>
+      <w:proofErr w:type="spellEnd"/>
+      <w:r>
+        <w:rPr>
+          <w:rFonts w:ascii="Times New Roman" w:hAnsi="Times New Roman" w:cs="Times New Roman"/>
+          <w:sz w:val="28"/>
+          <w:szCs w:val="28"/>
+        </w:rPr>
+        <w:t xml:space="preserve"> </w:t>
+      </w:r>
+      <w:proofErr w:type="spellStart"/>
+      <w:r>
+        <w:rPr>
+          <w:rFonts w:ascii="Times New Roman" w:hAnsi="Times New Roman" w:cs="Times New Roman"/>
+          <w:sz w:val="28"/>
+          <w:szCs w:val="28"/>
+        </w:rPr>
         <w:t>Diagram</w:t>
       </w:r>
       <w:proofErr w:type="spellEnd"/>
@@ -7452,16 +7342,7 @@
           <w:sz w:val="28"/>
           <w:szCs w:val="28"/>
         </w:rPr>
-        <w:t xml:space="preserve">) в нотации UML представляет собой расширенную блок-схему, моделирующую последовательность действий, точки ветвления, параллельные потоки и синхронизацию внутри бизнес-процесса. В рамках проектирования CRM-системы «Rielto» данная диаграмма детализирует алгоритм сопровождения сделки от первичного ввода данных до юридического оформления, отражая целевое состояние системы (модель TO-BE). Её построение позволяет заранее выявить логические разрывы, оптимизировать маршрутизацию задач и </w:t>
-      </w:r>
-      <w:r>
-        <w:rPr>
-          <w:rFonts w:ascii="Times New Roman" w:hAnsi="Times New Roman" w:cs="Times New Roman"/>
-          <w:sz w:val="28"/>
-          <w:szCs w:val="28"/>
-        </w:rPr>
-        <w:lastRenderedPageBreak/>
-        <w:t>спрогнозировать поведение системы при нештатных ситуациях до этапа написания программного кода.</w:t>
+        <w:t>) в нотации UML представляет собой расширенную блок-схему, моделирующую последовательность действий, точки ветвления, параллельные потоки и синхронизацию внутри бизнес-процесса. В рамках проектирования CRM-системы «Rielto» данная диаграмма детализирует алгоритм сопровождения сделки от первичного ввода данных до юридического оформления, отражая целевое состояние системы (модель TO-BE). Её построение позволяет заранее выявить логические разрывы, оптимизировать маршрутизацию задач и спрогнозировать поведение системы при нештатных ситуациях до этапа написания программного кода.</w:t>
       </w:r>
       <w:r>
         <w:rPr>
@@ -7474,7 +7355,7 @@
     </w:p>
     <w:p>
       <w:pPr>
-        <w:spacing w:line="360" w:lineRule="auto"/>
+        <w:spacing w:after="0" w:line="360" w:lineRule="auto"/>
         <w:ind w:firstLine="851"/>
         <w:jc w:val="both"/>
         <w:rPr>
@@ -7510,7 +7391,7 @@
     </w:p>
     <w:p>
       <w:pPr>
-        <w:spacing w:line="360" w:lineRule="auto"/>
+        <w:spacing w:after="0" w:line="360" w:lineRule="auto"/>
         <w:ind w:firstLine="851"/>
         <w:jc w:val="both"/>
         <w:rPr>
@@ -7530,7 +7411,7 @@
     </w:p>
     <w:p>
       <w:pPr>
-        <w:spacing w:line="360" w:lineRule="auto"/>
+        <w:spacing w:after="0" w:line="360" w:lineRule="auto"/>
         <w:ind w:firstLine="851"/>
         <w:jc w:val="both"/>
         <w:rPr>
@@ -7550,7 +7431,7 @@
     </w:p>
     <w:p>
       <w:pPr>
-        <w:spacing w:line="360" w:lineRule="auto"/>
+        <w:spacing w:after="0" w:line="360" w:lineRule="auto"/>
         <w:jc w:val="center"/>
         <w:rPr>
           <w:rFonts w:ascii="Times New Roman" w:hAnsi="Times New Roman" w:cs="Times New Roman"/>
@@ -7564,8 +7445,8 @@
           <w:noProof/>
           <w:sz w:val="28"/>
           <w:szCs w:val="28"/>
-        </w:rPr>
-        <w:lastRenderedPageBreak/>
+          <w:lang w:eastAsia="ru-RU"/>
+        </w:rPr>
         <w:drawing>
           <wp:inline distT="0" distB="0" distL="0" distR="0" wp14:anchorId="34EA15D2" wp14:editId="1353E1DC">
             <wp:extent cx="5591955" cy="8326012"/>
@@ -7605,7 +7486,7 @@
     </w:p>
     <w:p>
       <w:pPr>
-        <w:spacing w:line="360" w:lineRule="auto"/>
+        <w:spacing w:after="0" w:line="360" w:lineRule="auto"/>
         <w:jc w:val="center"/>
         <w:rPr>
           <w:rFonts w:ascii="Times New Roman" w:hAnsi="Times New Roman" w:cs="Times New Roman"/>
@@ -7640,7 +7521,7 @@
     </w:p>
     <w:p>
       <w:pPr>
-        <w:spacing w:line="360" w:lineRule="auto"/>
+        <w:spacing w:after="0" w:line="360" w:lineRule="auto"/>
         <w:ind w:firstLine="851"/>
         <w:jc w:val="both"/>
         <w:rPr>
@@ -7655,7 +7536,6 @@
           <w:sz w:val="28"/>
           <w:szCs w:val="28"/>
         </w:rPr>
-        <w:lastRenderedPageBreak/>
         <w:t>Документальный контур: параллельно риелтор привязывает к объекту покупателя и продавца. Система извлекает верифицированные реквизиты из БД</w:t>
       </w:r>
       <w:r>
@@ -7677,7 +7557,7 @@
     </w:p>
     <w:p>
       <w:pPr>
-        <w:spacing w:line="360" w:lineRule="auto"/>
+        <w:spacing w:after="0" w:line="360" w:lineRule="auto"/>
         <w:ind w:firstLine="851"/>
         <w:jc w:val="both"/>
         <w:rPr>
@@ -7713,7 +7593,7 @@
     </w:p>
     <w:p>
       <w:pPr>
-        <w:spacing w:line="360" w:lineRule="auto"/>
+        <w:spacing w:after="0" w:line="360" w:lineRule="auto"/>
         <w:ind w:firstLine="851"/>
         <w:jc w:val="both"/>
         <w:rPr>
@@ -7734,7 +7614,7 @@
     <w:p>
       <w:pPr>
         <w:pStyle w:val="1"/>
-        <w:spacing w:line="360" w:lineRule="auto"/>
+        <w:spacing w:before="0" w:after="0" w:line="360" w:lineRule="auto"/>
         <w:ind w:firstLine="851"/>
         <w:jc w:val="both"/>
         <w:rPr>
@@ -7758,7 +7638,7 @@
     </w:p>
     <w:p>
       <w:pPr>
-        <w:spacing w:line="360" w:lineRule="auto"/>
+        <w:spacing w:after="0" w:line="360" w:lineRule="auto"/>
         <w:ind w:firstLine="851"/>
         <w:jc w:val="both"/>
         <w:rPr>
@@ -7773,7 +7653,7 @@
           <w:sz w:val="28"/>
           <w:szCs w:val="28"/>
         </w:rPr>
-        <w:t xml:space="preserve">Диаграмма последовательности (Sequence </w:t>
+        <w:t>Диаграмма последовательности (</w:t>
       </w:r>
       <w:proofErr w:type="spellStart"/>
       <w:r>
@@ -7782,6 +7662,24 @@
           <w:sz w:val="28"/>
           <w:szCs w:val="28"/>
         </w:rPr>
+        <w:t>Sequence</w:t>
+      </w:r>
+      <w:proofErr w:type="spellEnd"/>
+      <w:r>
+        <w:rPr>
+          <w:rFonts w:ascii="Times New Roman" w:hAnsi="Times New Roman" w:cs="Times New Roman"/>
+          <w:sz w:val="28"/>
+          <w:szCs w:val="28"/>
+        </w:rPr>
+        <w:t xml:space="preserve"> </w:t>
+      </w:r>
+      <w:proofErr w:type="spellStart"/>
+      <w:r>
+        <w:rPr>
+          <w:rFonts w:ascii="Times New Roman" w:hAnsi="Times New Roman" w:cs="Times New Roman"/>
+          <w:sz w:val="28"/>
+          <w:szCs w:val="28"/>
+        </w:rPr>
         <w:t>Diagram</w:t>
       </w:r>
       <w:proofErr w:type="spellEnd"/>
@@ -7791,21 +7689,12 @@
           <w:sz w:val="28"/>
           <w:szCs w:val="28"/>
         </w:rPr>
-        <w:t xml:space="preserve">) в нотации UML детализирует временное взаимодействие объектов информационной системы в рамках конкретного сценария использования. В отличие от диаграммы </w:t>
-      </w:r>
-      <w:r>
-        <w:rPr>
-          <w:rFonts w:ascii="Times New Roman" w:hAnsi="Times New Roman" w:cs="Times New Roman"/>
-          <w:sz w:val="28"/>
-          <w:szCs w:val="28"/>
-        </w:rPr>
-        <w:lastRenderedPageBreak/>
-        <w:t>деятельности, которая описывает логику ветвления и параллельных потоков, последовательность строго фиксирует хронологию обмена сообщениями, позволяя проектировщикам и разработчикам точно определить порядок вызовов методов, типы передаваемых данных и моменты синхронизации. Для разрабатываемой CRM-системы «Rielto» данная диаграмма моделирует сквозной сценарий «Создание объекта, публикация объявления и оформление сделки» в целевом состоянии системы (модель TO-BE).</w:t>
-      </w:r>
-    </w:p>
-    <w:p>
-      <w:pPr>
-        <w:spacing w:line="360" w:lineRule="auto"/>
+        <w:t>) в нотации UML детализирует временное взаимодействие объектов информационной системы в рамках конкретного сценария использования. В отличие от диаграммы деятельности, которая описывает логику ветвления и параллельных потоков, последовательность строго фиксирует хронологию обмена сообщениями, позволяя проектировщикам и разработчикам точно определить порядок вызовов методов, типы передаваемых данных и моменты синхронизации. Для разрабатываемой CRM-системы «Rielto» данная диаграмма моделирует сквозной сценарий «Создание объекта, публикация объявления и оформление сделки» в целевом состоянии системы (модель TO-BE).</w:t>
+      </w:r>
+    </w:p>
+    <w:p>
+      <w:pPr>
+        <w:spacing w:after="0" w:line="360" w:lineRule="auto"/>
         <w:jc w:val="center"/>
         <w:rPr>
           <w:rFonts w:ascii="Times New Roman" w:hAnsi="Times New Roman" w:cs="Times New Roman"/>
@@ -7819,6 +7708,7 @@
           <w:noProof/>
           <w:sz w:val="28"/>
           <w:szCs w:val="28"/>
+          <w:lang w:eastAsia="ru-RU"/>
         </w:rPr>
         <w:drawing>
           <wp:inline distT="0" distB="0" distL="0" distR="0" wp14:anchorId="7DA27561" wp14:editId="63A4E486">
@@ -7859,7 +7749,7 @@
     </w:p>
     <w:p>
       <w:pPr>
-        <w:spacing w:line="360" w:lineRule="auto"/>
+        <w:spacing w:after="0" w:line="360" w:lineRule="auto"/>
         <w:jc w:val="center"/>
         <w:rPr>
           <w:rFonts w:ascii="Times New Roman" w:hAnsi="Times New Roman" w:cs="Times New Roman"/>
@@ -7894,7 +7784,7 @@
     </w:p>
     <w:p>
       <w:pPr>
-        <w:spacing w:line="360" w:lineRule="auto"/>
+        <w:spacing w:after="0" w:line="360" w:lineRule="auto"/>
         <w:ind w:firstLine="851"/>
         <w:jc w:val="both"/>
         <w:rPr>
@@ -7914,7 +7804,7 @@
     </w:p>
     <w:p>
       <w:pPr>
-        <w:spacing w:line="360" w:lineRule="auto"/>
+        <w:spacing w:after="0" w:line="360" w:lineRule="auto"/>
         <w:ind w:firstLine="851"/>
         <w:jc w:val="both"/>
         <w:rPr>
@@ -7929,13 +7819,12 @@
           <w:sz w:val="28"/>
           <w:szCs w:val="28"/>
         </w:rPr>
-        <w:lastRenderedPageBreak/>
         <w:t>На диаграмме выделены четыре основные линии жизни, отражающие многоуровневую архитектуру приложения:</w:t>
       </w:r>
     </w:p>
     <w:p>
       <w:pPr>
-        <w:spacing w:line="360" w:lineRule="auto"/>
+        <w:spacing w:after="0" w:line="360" w:lineRule="auto"/>
         <w:ind w:firstLine="851"/>
         <w:jc w:val="both"/>
         <w:rPr>
@@ -7971,7 +7860,7 @@
     </w:p>
     <w:p>
       <w:pPr>
-        <w:spacing w:line="360" w:lineRule="auto"/>
+        <w:spacing w:after="0" w:line="360" w:lineRule="auto"/>
         <w:ind w:firstLine="851"/>
         <w:jc w:val="both"/>
         <w:rPr>
@@ -8031,7 +7920,7 @@
     </w:p>
     <w:p>
       <w:pPr>
-        <w:spacing w:line="360" w:lineRule="auto"/>
+        <w:spacing w:after="0" w:line="360" w:lineRule="auto"/>
         <w:ind w:firstLine="851"/>
         <w:jc w:val="both"/>
         <w:rPr>
@@ -8067,7 +7956,7 @@
     </w:p>
     <w:p>
       <w:pPr>
-        <w:spacing w:line="360" w:lineRule="auto"/>
+        <w:spacing w:after="0" w:line="360" w:lineRule="auto"/>
         <w:ind w:firstLine="851"/>
         <w:jc w:val="both"/>
         <w:rPr>
@@ -8103,7 +7992,7 @@
     </w:p>
     <w:p>
       <w:pPr>
-        <w:spacing w:line="360" w:lineRule="auto"/>
+        <w:spacing w:after="0" w:line="360" w:lineRule="auto"/>
         <w:ind w:firstLine="851"/>
         <w:jc w:val="both"/>
         <w:rPr>
@@ -8123,7 +8012,7 @@
     </w:p>
     <w:p>
       <w:pPr>
-        <w:spacing w:line="360" w:lineRule="auto"/>
+        <w:spacing w:after="0" w:line="360" w:lineRule="auto"/>
         <w:ind w:firstLine="851"/>
         <w:jc w:val="both"/>
         <w:rPr>
@@ -8143,7 +8032,7 @@
     </w:p>
     <w:p>
       <w:pPr>
-        <w:spacing w:line="360" w:lineRule="auto"/>
+        <w:spacing w:after="0" w:line="360" w:lineRule="auto"/>
         <w:ind w:firstLine="851"/>
         <w:jc w:val="both"/>
         <w:rPr>
@@ -8163,7 +8052,7 @@
     </w:p>
     <w:p>
       <w:pPr>
-        <w:spacing w:line="360" w:lineRule="auto"/>
+        <w:spacing w:after="0" w:line="360" w:lineRule="auto"/>
         <w:ind w:firstLine="851"/>
         <w:jc w:val="both"/>
         <w:rPr>
@@ -8196,16 +8085,7 @@
           <w:sz w:val="28"/>
           <w:szCs w:val="28"/>
         </w:rPr>
-        <w:t xml:space="preserve">, формирует структурированный пакет и передаёт его в Систему интеграции. Внешний </w:t>
-      </w:r>
-      <w:r>
-        <w:rPr>
-          <w:rFonts w:ascii="Times New Roman" w:hAnsi="Times New Roman" w:cs="Times New Roman"/>
-          <w:sz w:val="28"/>
-          <w:szCs w:val="28"/>
-        </w:rPr>
-        <w:lastRenderedPageBreak/>
-        <w:t>модуль упаковывает информацию в формат, совместимый с API площадок (Авито, Циан и др.), и выполняет асинхронную выгрузку. В случае успешного размещения интеграционный сервис возвращает код подтверждения 200 OK и прямую ссылку на карточку. Контроллер обновляет статус в хранилище БД</w:t>
+        <w:t>, формирует структурированный пакет и передаёт его в Систему интеграции. Внешний модуль упаковывает информацию в формат, совместимый с API площадок (Авито, Циан и др.), и выполняет асинхронную выгрузку. В случае успешного размещения интеграционный сервис возвращает код подтверждения 200 OK и прямую ссылку на карточку. Контроллер обновляет статус в хранилище БД</w:t>
       </w:r>
       <w:r>
         <w:rPr>
@@ -8226,7 +8106,7 @@
     </w:p>
     <w:p>
       <w:pPr>
-        <w:spacing w:line="360" w:lineRule="auto"/>
+        <w:spacing w:after="0" w:line="360" w:lineRule="auto"/>
         <w:ind w:firstLine="851"/>
         <w:jc w:val="both"/>
         <w:rPr>
@@ -8278,7 +8158,7 @@
     </w:p>
     <w:p>
       <w:pPr>
-        <w:spacing w:line="360" w:lineRule="auto"/>
+        <w:spacing w:after="0" w:line="360" w:lineRule="auto"/>
         <w:ind w:firstLine="851"/>
         <w:jc w:val="both"/>
         <w:rPr>
@@ -8316,7 +8196,7 @@
     </w:p>
     <w:p>
       <w:pPr>
-        <w:spacing w:line="360" w:lineRule="auto"/>
+        <w:spacing w:after="0" w:line="360" w:lineRule="auto"/>
         <w:ind w:firstLine="851"/>
         <w:jc w:val="both"/>
         <w:rPr>
@@ -8355,7 +8235,7 @@
     <w:p>
       <w:pPr>
         <w:pStyle w:val="1"/>
-        <w:spacing w:line="360" w:lineRule="auto"/>
+        <w:spacing w:before="0" w:after="0" w:line="360" w:lineRule="auto"/>
         <w:ind w:firstLine="851"/>
         <w:jc w:val="both"/>
         <w:rPr>
@@ -8373,14 +8253,13 @@
           <w:sz w:val="28"/>
           <w:szCs w:val="28"/>
         </w:rPr>
-        <w:lastRenderedPageBreak/>
         <w:t>3.4. Диаграмма классов</w:t>
       </w:r>
       <w:bookmarkEnd w:id="14"/>
     </w:p>
     <w:p>
       <w:pPr>
-        <w:spacing w:line="360" w:lineRule="auto"/>
+        <w:spacing w:after="0" w:line="360" w:lineRule="auto"/>
         <w:ind w:firstLine="851"/>
         <w:jc w:val="both"/>
         <w:rPr>
@@ -8395,7 +8274,7 @@
           <w:sz w:val="28"/>
           <w:szCs w:val="28"/>
         </w:rPr>
-        <w:t xml:space="preserve">Диаграмма классов (Class </w:t>
+        <w:t>Диаграмма классов (</w:t>
       </w:r>
       <w:proofErr w:type="spellStart"/>
       <w:r>
@@ -8404,6 +8283,24 @@
           <w:sz w:val="28"/>
           <w:szCs w:val="28"/>
         </w:rPr>
+        <w:t>Class</w:t>
+      </w:r>
+      <w:proofErr w:type="spellEnd"/>
+      <w:r>
+        <w:rPr>
+          <w:rFonts w:ascii="Times New Roman" w:hAnsi="Times New Roman" w:cs="Times New Roman"/>
+          <w:sz w:val="28"/>
+          <w:szCs w:val="28"/>
+        </w:rPr>
+        <w:t xml:space="preserve"> </w:t>
+      </w:r>
+      <w:proofErr w:type="spellStart"/>
+      <w:r>
+        <w:rPr>
+          <w:rFonts w:ascii="Times New Roman" w:hAnsi="Times New Roman" w:cs="Times New Roman"/>
+          <w:sz w:val="28"/>
+          <w:szCs w:val="28"/>
+        </w:rPr>
         <w:t>Diagram</w:t>
       </w:r>
       <w:proofErr w:type="spellEnd"/>
@@ -8418,7 +8315,7 @@
     </w:p>
     <w:p>
       <w:pPr>
-        <w:spacing w:line="360" w:lineRule="auto"/>
+        <w:spacing w:after="0" w:line="360" w:lineRule="auto"/>
         <w:jc w:val="center"/>
         <w:rPr>
           <w:rFonts w:ascii="Times New Roman" w:hAnsi="Times New Roman" w:cs="Times New Roman"/>
@@ -8433,7 +8330,7 @@
           <w:noProof/>
           <w:sz w:val="28"/>
           <w:szCs w:val="28"/>
-          <w:lang w:val="en-US"/>
+          <w:lang w:eastAsia="ru-RU"/>
         </w:rPr>
         <w:drawing>
           <wp:inline distT="0" distB="0" distL="0" distR="0" wp14:anchorId="34FB878A" wp14:editId="07369137">
@@ -8474,7 +8371,7 @@
     </w:p>
     <w:p>
       <w:pPr>
-        <w:spacing w:line="360" w:lineRule="auto"/>
+        <w:spacing w:after="0" w:line="360" w:lineRule="auto"/>
         <w:jc w:val="center"/>
         <w:rPr>
           <w:rFonts w:ascii="Times New Roman" w:hAnsi="Times New Roman" w:cs="Times New Roman"/>
@@ -8509,7 +8406,7 @@
     </w:p>
     <w:p>
       <w:pPr>
-        <w:spacing w:line="360" w:lineRule="auto"/>
+        <w:spacing w:after="0" w:line="360" w:lineRule="auto"/>
         <w:ind w:firstLine="851"/>
         <w:jc w:val="both"/>
         <w:rPr>
@@ -8524,16 +8421,7 @@
           <w:sz w:val="28"/>
           <w:szCs w:val="28"/>
         </w:rPr>
-        <w:t xml:space="preserve">Ключевым компонентом диаграммы выступает класс – абстрактный шаблон, описывающий группу объектов с общими характеристиками и поведением. Класс инкапсулирует атрибуты (данные) и методы (операции). </w:t>
-      </w:r>
-      <w:r>
-        <w:rPr>
-          <w:rFonts w:ascii="Times New Roman" w:hAnsi="Times New Roman" w:cs="Times New Roman"/>
-          <w:sz w:val="28"/>
-          <w:szCs w:val="28"/>
-        </w:rPr>
-        <w:lastRenderedPageBreak/>
-        <w:t>Взаимодействие сущностей реализуется через стандартизированные отношения UML:</w:t>
+        <w:t>Ключевым компонентом диаграммы выступает класс – абстрактный шаблон, описывающий группу объектов с общими характеристиками и поведением. Класс инкапсулирует атрибуты (данные) и методы (операции). Взаимодействие сущностей реализуется через стандартизированные отношения UML:</w:t>
       </w:r>
     </w:p>
     <w:p>
@@ -8543,7 +8431,7 @@
           <w:ilvl w:val="0"/>
           <w:numId w:val="15"/>
         </w:numPr>
-        <w:spacing w:line="360" w:lineRule="auto"/>
+        <w:spacing w:after="0" w:line="360" w:lineRule="auto"/>
         <w:ind w:left="0" w:firstLine="851"/>
         <w:jc w:val="both"/>
         <w:rPr>
@@ -8568,7 +8456,7 @@
           <w:ilvl w:val="0"/>
           <w:numId w:val="15"/>
         </w:numPr>
-        <w:spacing w:line="360" w:lineRule="auto"/>
+        <w:spacing w:after="0" w:line="360" w:lineRule="auto"/>
         <w:ind w:left="0" w:firstLine="851"/>
         <w:jc w:val="both"/>
         <w:rPr>
@@ -8601,7 +8489,7 @@
           <w:ilvl w:val="0"/>
           <w:numId w:val="15"/>
         </w:numPr>
-        <w:spacing w:line="360" w:lineRule="auto"/>
+        <w:spacing w:after="0" w:line="360" w:lineRule="auto"/>
         <w:ind w:left="0" w:firstLine="851"/>
         <w:jc w:val="both"/>
         <w:rPr>
@@ -8626,7 +8514,7 @@
           <w:ilvl w:val="0"/>
           <w:numId w:val="15"/>
         </w:numPr>
-        <w:spacing w:line="360" w:lineRule="auto"/>
+        <w:spacing w:after="0" w:line="360" w:lineRule="auto"/>
         <w:ind w:left="0" w:firstLine="851"/>
         <w:jc w:val="both"/>
         <w:rPr>
@@ -8651,7 +8539,7 @@
           <w:ilvl w:val="0"/>
           <w:numId w:val="15"/>
         </w:numPr>
-        <w:spacing w:line="360" w:lineRule="auto"/>
+        <w:spacing w:after="0" w:line="360" w:lineRule="auto"/>
         <w:ind w:left="0" w:firstLine="851"/>
         <w:jc w:val="both"/>
         <w:rPr>
@@ -8721,7 +8609,7 @@
     </w:p>
     <w:p>
       <w:pPr>
-        <w:spacing w:line="360" w:lineRule="auto"/>
+        <w:spacing w:after="0" w:line="360" w:lineRule="auto"/>
         <w:ind w:firstLine="851"/>
         <w:jc w:val="both"/>
         <w:rPr>
@@ -8746,7 +8634,7 @@
           <w:ilvl w:val="0"/>
           <w:numId w:val="16"/>
         </w:numPr>
-        <w:spacing w:line="360" w:lineRule="auto"/>
+        <w:spacing w:after="0" w:line="360" w:lineRule="auto"/>
         <w:ind w:left="0" w:firstLine="851"/>
         <w:jc w:val="both"/>
         <w:rPr>
@@ -8908,7 +8796,6 @@
         <w:t xml:space="preserve">), </w:t>
       </w:r>
       <w:proofErr w:type="spellStart"/>
-      <w:proofErr w:type="gramStart"/>
       <w:r>
         <w:rPr>
           <w:rFonts w:ascii="Times New Roman" w:hAnsi="Times New Roman" w:cs="Times New Roman"/>
@@ -8924,19 +8811,9 @@
           <w:sz w:val="28"/>
           <w:szCs w:val="28"/>
         </w:rPr>
-        <w:t>(</w:t>
-      </w:r>
-      <w:proofErr w:type="gramEnd"/>
-      <w:r>
-        <w:rPr>
-          <w:rFonts w:ascii="Times New Roman" w:hAnsi="Times New Roman" w:cs="Times New Roman"/>
-          <w:sz w:val="28"/>
-          <w:szCs w:val="28"/>
-        </w:rPr>
-        <w:t xml:space="preserve">), </w:t>
+        <w:t xml:space="preserve">(), </w:t>
       </w:r>
       <w:proofErr w:type="spellStart"/>
-      <w:proofErr w:type="gramStart"/>
       <w:r>
         <w:rPr>
           <w:rFonts w:ascii="Times New Roman" w:hAnsi="Times New Roman" w:cs="Times New Roman"/>
@@ -8968,16 +8845,7 @@
           <w:sz w:val="28"/>
           <w:szCs w:val="28"/>
         </w:rPr>
-        <w:t>(</w:t>
-      </w:r>
-      <w:proofErr w:type="gramEnd"/>
-      <w:r>
-        <w:rPr>
-          <w:rFonts w:ascii="Times New Roman" w:hAnsi="Times New Roman" w:cs="Times New Roman"/>
-          <w:sz w:val="28"/>
-          <w:szCs w:val="28"/>
-        </w:rPr>
-        <w:t>)</w:t>
+        <w:t>()</w:t>
       </w:r>
       <w:r>
         <w:rPr>
@@ -8988,7 +8856,6 @@
         <w:t xml:space="preserve">, </w:t>
       </w:r>
       <w:proofErr w:type="spellStart"/>
-      <w:proofErr w:type="gramStart"/>
       <w:r>
         <w:rPr>
           <w:rFonts w:ascii="Times New Roman" w:hAnsi="Times New Roman" w:cs="Times New Roman"/>
@@ -9020,16 +8887,7 @@
           <w:sz w:val="28"/>
           <w:szCs w:val="28"/>
         </w:rPr>
-        <w:t>(</w:t>
-      </w:r>
-      <w:proofErr w:type="gramEnd"/>
-      <w:r>
-        <w:rPr>
-          <w:rFonts w:ascii="Times New Roman" w:hAnsi="Times New Roman" w:cs="Times New Roman"/>
-          <w:sz w:val="28"/>
-          <w:szCs w:val="28"/>
-        </w:rPr>
-        <w:t>)</w:t>
+        <w:t>()</w:t>
       </w:r>
       <w:r>
         <w:rPr>
@@ -9040,7 +8898,6 @@
         <w:t xml:space="preserve">, </w:t>
       </w:r>
       <w:proofErr w:type="spellStart"/>
-      <w:proofErr w:type="gramStart"/>
       <w:r>
         <w:rPr>
           <w:rFonts w:ascii="Times New Roman" w:hAnsi="Times New Roman" w:cs="Times New Roman"/>
@@ -9072,16 +8929,7 @@
           <w:sz w:val="28"/>
           <w:szCs w:val="28"/>
         </w:rPr>
-        <w:t>(</w:t>
-      </w:r>
-      <w:proofErr w:type="gramEnd"/>
-      <w:r>
-        <w:rPr>
-          <w:rFonts w:ascii="Times New Roman" w:hAnsi="Times New Roman" w:cs="Times New Roman"/>
-          <w:sz w:val="28"/>
-          <w:szCs w:val="28"/>
-        </w:rPr>
-        <w:t>)</w:t>
+        <w:t>()</w:t>
       </w:r>
       <w:r>
         <w:rPr>
@@ -9092,7 +8940,6 @@
         <w:t xml:space="preserve">, </w:t>
       </w:r>
       <w:proofErr w:type="spellStart"/>
-      <w:proofErr w:type="gramStart"/>
       <w:r>
         <w:rPr>
           <w:rFonts w:ascii="Times New Roman" w:hAnsi="Times New Roman" w:cs="Times New Roman"/>
@@ -9108,50 +8955,23 @@
           <w:sz w:val="28"/>
           <w:szCs w:val="28"/>
         </w:rPr>
-        <w:t>(</w:t>
-      </w:r>
-      <w:proofErr w:type="gramEnd"/>
-      <w:r>
-        <w:rPr>
-          <w:rFonts w:ascii="Times New Roman" w:hAnsi="Times New Roman" w:cs="Times New Roman"/>
-          <w:sz w:val="28"/>
-          <w:szCs w:val="28"/>
-        </w:rPr>
-        <w:t>)</w:t>
-      </w:r>
-      <w:r>
-        <w:rPr>
-          <w:rFonts w:ascii="Times New Roman" w:hAnsi="Times New Roman" w:cs="Times New Roman"/>
-          <w:sz w:val="28"/>
-          <w:szCs w:val="28"/>
-        </w:rPr>
-        <w:t xml:space="preserve">, </w:t>
-      </w:r>
-      <w:proofErr w:type="gramStart"/>
-      <w:r>
-        <w:rPr>
-          <w:rFonts w:ascii="Times New Roman" w:hAnsi="Times New Roman" w:cs="Times New Roman"/>
-          <w:sz w:val="28"/>
-          <w:szCs w:val="28"/>
-        </w:rPr>
-        <w:t>Удалить</w:t>
-      </w:r>
-      <w:r>
-        <w:rPr>
-          <w:rFonts w:ascii="Times New Roman" w:hAnsi="Times New Roman" w:cs="Times New Roman"/>
-          <w:sz w:val="28"/>
-          <w:szCs w:val="28"/>
-        </w:rPr>
-        <w:t>(</w:t>
-      </w:r>
-      <w:proofErr w:type="gramEnd"/>
-      <w:r>
-        <w:rPr>
-          <w:rFonts w:ascii="Times New Roman" w:hAnsi="Times New Roman" w:cs="Times New Roman"/>
-          <w:sz w:val="28"/>
-          <w:szCs w:val="28"/>
-        </w:rPr>
-        <w:t>).</w:t>
+        <w:t>()</w:t>
+      </w:r>
+      <w:r>
+        <w:rPr>
+          <w:rFonts w:ascii="Times New Roman" w:hAnsi="Times New Roman" w:cs="Times New Roman"/>
+          <w:sz w:val="28"/>
+          <w:szCs w:val="28"/>
+        </w:rPr>
+        <w:t>, Удалить</w:t>
+      </w:r>
+      <w:r>
+        <w:rPr>
+          <w:rFonts w:ascii="Times New Roman" w:hAnsi="Times New Roman" w:cs="Times New Roman"/>
+          <w:sz w:val="28"/>
+          <w:szCs w:val="28"/>
+        </w:rPr>
+        <w:t>().</w:t>
       </w:r>
     </w:p>
     <w:p>
@@ -9161,7 +8981,7 @@
           <w:ilvl w:val="0"/>
           <w:numId w:val="16"/>
         </w:numPr>
-        <w:spacing w:line="360" w:lineRule="auto"/>
+        <w:spacing w:after="0" w:line="360" w:lineRule="auto"/>
         <w:ind w:left="0" w:firstLine="851"/>
         <w:jc w:val="both"/>
         <w:rPr>
@@ -9443,7 +9263,7 @@
           <w:ilvl w:val="0"/>
           <w:numId w:val="16"/>
         </w:numPr>
-        <w:spacing w:line="360" w:lineRule="auto"/>
+        <w:spacing w:after="0" w:line="360" w:lineRule="auto"/>
         <w:ind w:left="0" w:firstLine="851"/>
         <w:jc w:val="both"/>
         <w:rPr>
@@ -9618,16 +9438,7 @@
           <w:sz w:val="28"/>
           <w:szCs w:val="28"/>
         </w:rPr>
-        <w:t xml:space="preserve"> </w:t>
-      </w:r>
-      <w:r>
-        <w:rPr>
-          <w:rFonts w:ascii="Times New Roman" w:hAnsi="Times New Roman" w:cs="Times New Roman"/>
-          <w:sz w:val="28"/>
-          <w:szCs w:val="28"/>
-        </w:rPr>
-        <w:lastRenderedPageBreak/>
-        <w:t>(</w:t>
+        <w:t xml:space="preserve"> (</w:t>
       </w:r>
       <w:proofErr w:type="spellStart"/>
       <w:r>
@@ -9735,7 +9546,7 @@
           <w:ilvl w:val="0"/>
           <w:numId w:val="16"/>
         </w:numPr>
-        <w:spacing w:line="360" w:lineRule="auto"/>
+        <w:spacing w:after="0" w:line="360" w:lineRule="auto"/>
         <w:ind w:left="0" w:firstLine="851"/>
         <w:jc w:val="both"/>
         <w:rPr>
@@ -9984,7 +9795,7 @@
           <w:ilvl w:val="0"/>
           <w:numId w:val="16"/>
         </w:numPr>
-        <w:spacing w:line="360" w:lineRule="auto"/>
+        <w:spacing w:after="0" w:line="360" w:lineRule="auto"/>
         <w:ind w:left="0" w:firstLine="851"/>
         <w:jc w:val="both"/>
         <w:rPr>
@@ -10239,7 +10050,7 @@
           <w:ilvl w:val="0"/>
           <w:numId w:val="16"/>
         </w:numPr>
-        <w:spacing w:line="360" w:lineRule="auto"/>
+        <w:spacing w:after="0" w:line="360" w:lineRule="auto"/>
         <w:ind w:left="0" w:firstLine="851"/>
         <w:jc w:val="both"/>
         <w:rPr>
@@ -10411,7 +10222,7 @@
     </w:p>
     <w:p>
       <w:pPr>
-        <w:spacing w:line="360" w:lineRule="auto"/>
+        <w:spacing w:after="0" w:line="360" w:lineRule="auto"/>
         <w:ind w:firstLine="851"/>
         <w:jc w:val="both"/>
         <w:rPr>
@@ -10448,7 +10259,7 @@
     <w:p>
       <w:pPr>
         <w:pStyle w:val="1"/>
-        <w:spacing w:line="360" w:lineRule="auto"/>
+        <w:spacing w:before="0" w:after="0" w:line="360" w:lineRule="auto"/>
         <w:ind w:firstLine="851"/>
         <w:jc w:val="both"/>
         <w:rPr>
@@ -10472,7 +10283,7 @@
     </w:p>
     <w:p>
       <w:pPr>
-        <w:spacing w:line="360" w:lineRule="auto"/>
+        <w:spacing w:after="0" w:line="360" w:lineRule="auto"/>
         <w:ind w:firstLine="851"/>
         <w:jc w:val="both"/>
         <w:rPr>
@@ -10487,30 +10298,12 @@
           <w:sz w:val="28"/>
           <w:szCs w:val="28"/>
         </w:rPr>
-        <w:t xml:space="preserve">Техническое </w:t>
-      </w:r>
-      <w:proofErr w:type="gramStart"/>
-      <w:r>
-        <w:rPr>
-          <w:rFonts w:ascii="Times New Roman" w:hAnsi="Times New Roman" w:cs="Times New Roman"/>
-          <w:sz w:val="28"/>
-          <w:szCs w:val="28"/>
-        </w:rPr>
-        <w:t>задание(</w:t>
-      </w:r>
-      <w:proofErr w:type="gramEnd"/>
-      <w:r>
-        <w:rPr>
-          <w:rFonts w:ascii="Times New Roman" w:hAnsi="Times New Roman" w:cs="Times New Roman"/>
-          <w:sz w:val="28"/>
-          <w:szCs w:val="28"/>
-        </w:rPr>
-        <w:t>ТЗ)</w:t>
-      </w:r>
-    </w:p>
-    <w:p>
-      <w:pPr>
-        <w:spacing w:line="360" w:lineRule="auto"/>
+        <w:t>Техническое задание(ТЗ)</w:t>
+      </w:r>
+    </w:p>
+    <w:p>
+      <w:pPr>
+        <w:spacing w:after="0" w:line="360" w:lineRule="auto"/>
         <w:ind w:firstLine="851"/>
         <w:jc w:val="both"/>
         <w:rPr>
@@ -10530,7 +10323,7 @@
     </w:p>
     <w:p>
       <w:pPr>
-        <w:spacing w:line="360" w:lineRule="auto"/>
+        <w:spacing w:after="0" w:line="360" w:lineRule="auto"/>
         <w:ind w:firstLine="851"/>
         <w:jc w:val="both"/>
         <w:rPr>
@@ -10550,7 +10343,7 @@
     </w:p>
     <w:p>
       <w:pPr>
-        <w:spacing w:line="360" w:lineRule="auto"/>
+        <w:spacing w:after="0" w:line="360" w:lineRule="auto"/>
         <w:ind w:firstLine="851"/>
         <w:jc w:val="both"/>
         <w:rPr>
@@ -10565,13 +10358,12 @@
           <w:sz w:val="28"/>
           <w:szCs w:val="28"/>
         </w:rPr>
-        <w:lastRenderedPageBreak/>
         <w:t>2. Основания для разработки</w:t>
       </w:r>
     </w:p>
     <w:p>
       <w:pPr>
-        <w:spacing w:line="360" w:lineRule="auto"/>
+        <w:spacing w:after="0" w:line="360" w:lineRule="auto"/>
         <w:ind w:firstLine="851"/>
         <w:jc w:val="both"/>
         <w:rPr>
@@ -10591,7 +10383,7 @@
     </w:p>
     <w:p>
       <w:pPr>
-        <w:spacing w:line="360" w:lineRule="auto"/>
+        <w:spacing w:after="0" w:line="360" w:lineRule="auto"/>
         <w:ind w:firstLine="851"/>
         <w:jc w:val="both"/>
         <w:rPr>
@@ -10611,7 +10403,7 @@
     </w:p>
     <w:p>
       <w:pPr>
-        <w:spacing w:line="360" w:lineRule="auto"/>
+        <w:spacing w:after="0" w:line="360" w:lineRule="auto"/>
         <w:ind w:firstLine="851"/>
         <w:jc w:val="both"/>
         <w:rPr>
@@ -10703,7 +10495,7 @@
     </w:p>
     <w:p>
       <w:pPr>
-        <w:spacing w:line="360" w:lineRule="auto"/>
+        <w:spacing w:after="0" w:line="360" w:lineRule="auto"/>
         <w:ind w:firstLine="851"/>
         <w:jc w:val="both"/>
         <w:rPr>
@@ -10723,7 +10515,7 @@
     </w:p>
     <w:p>
       <w:pPr>
-        <w:spacing w:line="360" w:lineRule="auto"/>
+        <w:spacing w:after="0" w:line="360" w:lineRule="auto"/>
         <w:ind w:firstLine="851"/>
         <w:jc w:val="both"/>
         <w:rPr>
@@ -10740,14 +10532,6 @@
         </w:rPr>
         <w:t xml:space="preserve">Исполнителем проекта является студентка второго курса </w:t>
       </w:r>
-      <w:r>
-        <w:rPr>
-          <w:rFonts w:ascii="Times New Roman" w:hAnsi="Times New Roman" w:cs="Times New Roman"/>
-          <w:sz w:val="28"/>
-          <w:szCs w:val="28"/>
-        </w:rPr>
-        <w:t xml:space="preserve">Таипова Елизавета </w:t>
-      </w:r>
       <w:proofErr w:type="spellStart"/>
       <w:r>
         <w:rPr>
@@ -10755,6 +10539,24 @@
           <w:sz w:val="28"/>
           <w:szCs w:val="28"/>
         </w:rPr>
+        <w:t>Таипова</w:t>
+      </w:r>
+      <w:proofErr w:type="spellEnd"/>
+      <w:r>
+        <w:rPr>
+          <w:rFonts w:ascii="Times New Roman" w:hAnsi="Times New Roman" w:cs="Times New Roman"/>
+          <w:sz w:val="28"/>
+          <w:szCs w:val="28"/>
+        </w:rPr>
+        <w:t xml:space="preserve"> Елизавета </w:t>
+      </w:r>
+      <w:proofErr w:type="spellStart"/>
+      <w:r>
+        <w:rPr>
+          <w:rFonts w:ascii="Times New Roman" w:hAnsi="Times New Roman" w:cs="Times New Roman"/>
+          <w:sz w:val="28"/>
+          <w:szCs w:val="28"/>
+        </w:rPr>
         <w:t>Эльмаровна</w:t>
       </w:r>
       <w:proofErr w:type="spellEnd"/>
@@ -10769,7 +10571,7 @@
     </w:p>
     <w:p>
       <w:pPr>
-        <w:spacing w:line="360" w:lineRule="auto"/>
+        <w:spacing w:after="0" w:line="360" w:lineRule="auto"/>
         <w:ind w:firstLine="851"/>
         <w:jc w:val="both"/>
         <w:rPr>
@@ -10789,7 +10591,7 @@
     </w:p>
     <w:p>
       <w:pPr>
-        <w:spacing w:line="360" w:lineRule="auto"/>
+        <w:spacing w:after="0" w:line="360" w:lineRule="auto"/>
         <w:ind w:firstLine="851"/>
         <w:jc w:val="both"/>
         <w:rPr>
@@ -10814,7 +10616,7 @@
           <w:ilvl w:val="0"/>
           <w:numId w:val="17"/>
         </w:numPr>
-        <w:spacing w:line="360" w:lineRule="auto"/>
+        <w:spacing w:after="0" w:line="360" w:lineRule="auto"/>
         <w:ind w:left="0" w:firstLine="851"/>
         <w:jc w:val="both"/>
         <w:rPr>
@@ -10839,7 +10641,7 @@
           <w:ilvl w:val="0"/>
           <w:numId w:val="17"/>
         </w:numPr>
-        <w:spacing w:line="360" w:lineRule="auto"/>
+        <w:spacing w:after="0" w:line="360" w:lineRule="auto"/>
         <w:ind w:left="0" w:firstLine="851"/>
         <w:jc w:val="both"/>
         <w:rPr>
@@ -10864,7 +10666,7 @@
           <w:ilvl w:val="0"/>
           <w:numId w:val="17"/>
         </w:numPr>
-        <w:spacing w:line="360" w:lineRule="auto"/>
+        <w:spacing w:after="0" w:line="360" w:lineRule="auto"/>
         <w:ind w:left="0" w:firstLine="851"/>
         <w:jc w:val="both"/>
         <w:rPr>
@@ -10889,7 +10691,7 @@
           <w:ilvl w:val="0"/>
           <w:numId w:val="17"/>
         </w:numPr>
-        <w:spacing w:line="360" w:lineRule="auto"/>
+        <w:spacing w:after="0" w:line="360" w:lineRule="auto"/>
         <w:ind w:left="0" w:firstLine="851"/>
         <w:jc w:val="both"/>
         <w:rPr>
@@ -10914,7 +10716,7 @@
           <w:ilvl w:val="0"/>
           <w:numId w:val="17"/>
         </w:numPr>
-        <w:spacing w:line="360" w:lineRule="auto"/>
+        <w:spacing w:after="0" w:line="360" w:lineRule="auto"/>
         <w:ind w:left="0" w:firstLine="851"/>
         <w:jc w:val="both"/>
         <w:rPr>
@@ -10942,7 +10744,7 @@
     </w:p>
     <w:p>
       <w:pPr>
-        <w:spacing w:line="360" w:lineRule="auto"/>
+        <w:spacing w:after="0" w:line="360" w:lineRule="auto"/>
         <w:ind w:firstLine="851"/>
         <w:jc w:val="both"/>
         <w:rPr>
@@ -10967,7 +10769,7 @@
           <w:ilvl w:val="0"/>
           <w:numId w:val="18"/>
         </w:numPr>
-        <w:spacing w:line="360" w:lineRule="auto"/>
+        <w:spacing w:after="0" w:line="360" w:lineRule="auto"/>
         <w:ind w:left="0" w:firstLine="851"/>
         <w:jc w:val="both"/>
         <w:rPr>
@@ -10982,7 +10784,6 @@
           <w:sz w:val="28"/>
           <w:szCs w:val="28"/>
         </w:rPr>
-        <w:lastRenderedPageBreak/>
         <w:t>Авторизация и ведение единого профиля пользователя</w:t>
       </w:r>
     </w:p>
@@ -10993,7 +10794,7 @@
           <w:ilvl w:val="0"/>
           <w:numId w:val="18"/>
         </w:numPr>
-        <w:spacing w:line="360" w:lineRule="auto"/>
+        <w:spacing w:after="0" w:line="360" w:lineRule="auto"/>
         <w:ind w:left="0" w:firstLine="851"/>
         <w:jc w:val="both"/>
         <w:rPr>
@@ -11026,7 +10827,7 @@
           <w:ilvl w:val="0"/>
           <w:numId w:val="18"/>
         </w:numPr>
-        <w:spacing w:line="360" w:lineRule="auto"/>
+        <w:spacing w:after="0" w:line="360" w:lineRule="auto"/>
         <w:ind w:left="0" w:firstLine="851"/>
         <w:jc w:val="both"/>
         <w:rPr>
@@ -11051,7 +10852,7 @@
           <w:ilvl w:val="0"/>
           <w:numId w:val="18"/>
         </w:numPr>
-        <w:spacing w:line="360" w:lineRule="auto"/>
+        <w:spacing w:after="0" w:line="360" w:lineRule="auto"/>
         <w:ind w:left="0" w:firstLine="851"/>
         <w:jc w:val="both"/>
         <w:rPr>
@@ -11076,7 +10877,7 @@
           <w:ilvl w:val="0"/>
           <w:numId w:val="18"/>
         </w:numPr>
-        <w:spacing w:line="360" w:lineRule="auto"/>
+        <w:spacing w:after="0" w:line="360" w:lineRule="auto"/>
         <w:ind w:left="0" w:firstLine="851"/>
         <w:jc w:val="both"/>
         <w:rPr>
@@ -11101,7 +10902,7 @@
           <w:ilvl w:val="0"/>
           <w:numId w:val="18"/>
         </w:numPr>
-        <w:spacing w:line="360" w:lineRule="auto"/>
+        <w:spacing w:after="0" w:line="360" w:lineRule="auto"/>
         <w:ind w:left="0" w:firstLine="851"/>
         <w:jc w:val="both"/>
         <w:rPr>
@@ -11126,7 +10927,7 @@
           <w:ilvl w:val="0"/>
           <w:numId w:val="18"/>
         </w:numPr>
-        <w:spacing w:line="360" w:lineRule="auto"/>
+        <w:spacing w:after="0" w:line="360" w:lineRule="auto"/>
         <w:ind w:left="0" w:firstLine="851"/>
         <w:jc w:val="both"/>
         <w:rPr>
@@ -11151,7 +10952,7 @@
           <w:ilvl w:val="0"/>
           <w:numId w:val="18"/>
         </w:numPr>
-        <w:spacing w:line="360" w:lineRule="auto"/>
+        <w:spacing w:after="0" w:line="360" w:lineRule="auto"/>
         <w:ind w:left="0" w:firstLine="851"/>
         <w:jc w:val="both"/>
         <w:rPr>
@@ -11171,7 +10972,7 @@
     </w:p>
     <w:p>
       <w:pPr>
-        <w:spacing w:line="360" w:lineRule="auto"/>
+        <w:spacing w:after="0" w:line="360" w:lineRule="auto"/>
         <w:ind w:firstLine="851"/>
         <w:jc w:val="both"/>
         <w:rPr>
@@ -11191,7 +10992,7 @@
     </w:p>
     <w:p>
       <w:pPr>
-        <w:spacing w:line="360" w:lineRule="auto"/>
+        <w:spacing w:after="0" w:line="360" w:lineRule="auto"/>
         <w:ind w:firstLine="851"/>
         <w:jc w:val="both"/>
         <w:rPr>
@@ -11227,7 +11028,7 @@
     </w:p>
     <w:p>
       <w:pPr>
-        <w:spacing w:line="360" w:lineRule="auto"/>
+        <w:spacing w:after="0" w:line="360" w:lineRule="auto"/>
         <w:ind w:firstLine="851"/>
         <w:jc w:val="both"/>
         <w:rPr>
@@ -11247,7 +11048,7 @@
     </w:p>
     <w:p>
       <w:pPr>
-        <w:spacing w:line="360" w:lineRule="auto"/>
+        <w:spacing w:after="0" w:line="360" w:lineRule="auto"/>
         <w:ind w:firstLine="851"/>
         <w:jc w:val="both"/>
         <w:rPr>
@@ -11267,7 +11068,7 @@
     </w:p>
     <w:p>
       <w:pPr>
-        <w:spacing w:line="360" w:lineRule="auto"/>
+        <w:spacing w:after="0" w:line="360" w:lineRule="auto"/>
         <w:ind w:firstLine="851"/>
         <w:jc w:val="both"/>
         <w:rPr>
@@ -11338,7 +11139,7 @@
     </w:p>
     <w:p>
       <w:pPr>
-        <w:spacing w:line="360" w:lineRule="auto"/>
+        <w:spacing w:after="0" w:line="360" w:lineRule="auto"/>
         <w:ind w:firstLine="851"/>
         <w:jc w:val="both"/>
         <w:rPr>
@@ -11366,7 +11167,7 @@
     </w:p>
     <w:p>
       <w:pPr>
-        <w:spacing w:line="360" w:lineRule="auto"/>
+        <w:spacing w:after="0" w:line="360" w:lineRule="auto"/>
         <w:ind w:firstLine="851"/>
         <w:jc w:val="both"/>
         <w:rPr>
@@ -11386,7 +11187,7 @@
     </w:p>
     <w:p>
       <w:pPr>
-        <w:spacing w:line="360" w:lineRule="auto"/>
+        <w:spacing w:after="0" w:line="360" w:lineRule="auto"/>
         <w:ind w:firstLine="851"/>
         <w:jc w:val="both"/>
         <w:rPr>
@@ -11401,7 +11202,7 @@
           <w:sz w:val="28"/>
           <w:szCs w:val="28"/>
         </w:rPr>
-        <w:t xml:space="preserve">Клиентские устройства: ОС от Windows 10, </w:t>
+        <w:t xml:space="preserve">Клиентские устройства: ОС от </w:t>
       </w:r>
       <w:proofErr w:type="spellStart"/>
       <w:r>
@@ -11410,6 +11211,24 @@
           <w:sz w:val="28"/>
           <w:szCs w:val="28"/>
         </w:rPr>
+        <w:t>Windows</w:t>
+      </w:r>
+      <w:proofErr w:type="spellEnd"/>
+      <w:r>
+        <w:rPr>
+          <w:rFonts w:ascii="Times New Roman" w:hAnsi="Times New Roman" w:cs="Times New Roman"/>
+          <w:sz w:val="28"/>
+          <w:szCs w:val="28"/>
+        </w:rPr>
+        <w:t xml:space="preserve"> 10, </w:t>
+      </w:r>
+      <w:proofErr w:type="spellStart"/>
+      <w:r>
+        <w:rPr>
+          <w:rFonts w:ascii="Times New Roman" w:hAnsi="Times New Roman" w:cs="Times New Roman"/>
+          <w:sz w:val="28"/>
+          <w:szCs w:val="28"/>
+        </w:rPr>
         <w:t>macOS</w:t>
       </w:r>
       <w:proofErr w:type="spellEnd"/>
@@ -11419,12 +11238,22 @@
           <w:sz w:val="28"/>
           <w:szCs w:val="28"/>
         </w:rPr>
-        <w:t xml:space="preserve"> 10.15+, Linux</w:t>
-      </w:r>
-    </w:p>
-    <w:p>
-      <w:pPr>
-        <w:spacing w:line="360" w:lineRule="auto"/>
+        <w:t xml:space="preserve"> 10.15+, </w:t>
+      </w:r>
+      <w:proofErr w:type="spellStart"/>
+      <w:r>
+        <w:rPr>
+          <w:rFonts w:ascii="Times New Roman" w:hAnsi="Times New Roman" w:cs="Times New Roman"/>
+          <w:sz w:val="28"/>
+          <w:szCs w:val="28"/>
+        </w:rPr>
+        <w:t>Linux</w:t>
+      </w:r>
+      <w:proofErr w:type="spellEnd"/>
+    </w:p>
+    <w:p>
+      <w:pPr>
+        <w:spacing w:after="0" w:line="360" w:lineRule="auto"/>
         <w:ind w:firstLine="851"/>
         <w:jc w:val="both"/>
         <w:rPr>
@@ -11439,7 +11268,7 @@
           <w:sz w:val="28"/>
           <w:szCs w:val="28"/>
         </w:rPr>
-        <w:t xml:space="preserve">Браузеры: последние стабильные версии </w:t>
+        <w:t xml:space="preserve">Браузеры: последние стабильные версии Chrome, Yandex, </w:t>
       </w:r>
       <w:proofErr w:type="spellStart"/>
       <w:r>
@@ -11448,7 +11277,7 @@
           <w:sz w:val="28"/>
           <w:szCs w:val="28"/>
         </w:rPr>
-        <w:t>Chrome</w:t>
+        <w:t>Edge</w:t>
       </w:r>
       <w:proofErr w:type="spellEnd"/>
       <w:r>
@@ -11457,12 +11286,12 @@
           <w:sz w:val="28"/>
           <w:szCs w:val="28"/>
         </w:rPr>
-        <w:t>, Yandex, Edge, Firefox</w:t>
-      </w:r>
-    </w:p>
-    <w:p>
-      <w:pPr>
-        <w:spacing w:line="360" w:lineRule="auto"/>
+        <w:t>, Firefox</w:t>
+      </w:r>
+    </w:p>
+    <w:p>
+      <w:pPr>
+        <w:spacing w:after="0" w:line="360" w:lineRule="auto"/>
         <w:ind w:firstLine="851"/>
         <w:jc w:val="both"/>
         <w:rPr>
@@ -11477,13 +11306,12 @@
           <w:sz w:val="28"/>
           <w:szCs w:val="28"/>
         </w:rPr>
-        <w:lastRenderedPageBreak/>
         <w:t>5.5. Требования к техническому обеспечению</w:t>
       </w:r>
     </w:p>
     <w:p>
       <w:pPr>
-        <w:spacing w:line="360" w:lineRule="auto"/>
+        <w:spacing w:after="0" w:line="360" w:lineRule="auto"/>
         <w:ind w:firstLine="851"/>
         <w:jc w:val="both"/>
         <w:rPr>
@@ -11527,7 +11355,7 @@
     </w:p>
     <w:p>
       <w:pPr>
-        <w:spacing w:line="360" w:lineRule="auto"/>
+        <w:spacing w:after="0" w:line="360" w:lineRule="auto"/>
         <w:ind w:firstLine="851"/>
         <w:jc w:val="both"/>
         <w:rPr>
@@ -11555,7 +11383,7 @@
     </w:p>
     <w:p>
       <w:pPr>
-        <w:spacing w:line="360" w:lineRule="auto"/>
+        <w:spacing w:after="0" w:line="360" w:lineRule="auto"/>
         <w:ind w:firstLine="851"/>
         <w:jc w:val="both"/>
         <w:rPr>
@@ -11583,7 +11411,7 @@
     </w:p>
     <w:p>
       <w:pPr>
-        <w:spacing w:line="360" w:lineRule="auto"/>
+        <w:spacing w:after="0" w:line="360" w:lineRule="auto"/>
         <w:ind w:firstLine="851"/>
         <w:jc w:val="both"/>
         <w:rPr>
@@ -11603,7 +11431,7 @@
     </w:p>
     <w:p>
       <w:pPr>
-        <w:spacing w:line="360" w:lineRule="auto"/>
+        <w:spacing w:after="0" w:line="360" w:lineRule="auto"/>
         <w:ind w:firstLine="851"/>
         <w:jc w:val="both"/>
         <w:rPr>
@@ -11623,7 +11451,7 @@
     </w:p>
     <w:p>
       <w:pPr>
-        <w:spacing w:line="360" w:lineRule="auto"/>
+        <w:spacing w:after="0" w:line="360" w:lineRule="auto"/>
         <w:ind w:firstLine="851"/>
         <w:jc w:val="both"/>
         <w:rPr>
@@ -11643,7 +11471,7 @@
     </w:p>
     <w:p>
       <w:pPr>
-        <w:spacing w:line="360" w:lineRule="auto"/>
+        <w:spacing w:after="0" w:line="360" w:lineRule="auto"/>
         <w:ind w:firstLine="851"/>
         <w:jc w:val="both"/>
         <w:rPr>
@@ -11663,7 +11491,7 @@
     </w:p>
     <w:p>
       <w:pPr>
-        <w:spacing w:line="360" w:lineRule="auto"/>
+        <w:spacing w:after="0" w:line="360" w:lineRule="auto"/>
         <w:ind w:firstLine="851"/>
         <w:jc w:val="both"/>
         <w:rPr>
@@ -11688,7 +11516,7 @@
           <w:ilvl w:val="0"/>
           <w:numId w:val="28"/>
         </w:numPr>
-        <w:spacing w:line="360" w:lineRule="auto"/>
+        <w:spacing w:after="0" w:line="360" w:lineRule="auto"/>
         <w:ind w:left="0" w:firstLine="851"/>
         <w:jc w:val="both"/>
         <w:rPr>
@@ -11713,7 +11541,7 @@
           <w:ilvl w:val="0"/>
           <w:numId w:val="28"/>
         </w:numPr>
-        <w:spacing w:line="360" w:lineRule="auto"/>
+        <w:spacing w:after="0" w:line="360" w:lineRule="auto"/>
         <w:ind w:left="0" w:firstLine="851"/>
         <w:jc w:val="both"/>
         <w:rPr>
@@ -11756,7 +11584,7 @@
           <w:ilvl w:val="0"/>
           <w:numId w:val="28"/>
         </w:numPr>
-        <w:spacing w:line="360" w:lineRule="auto"/>
+        <w:spacing w:after="0" w:line="360" w:lineRule="auto"/>
         <w:ind w:left="0" w:firstLine="851"/>
         <w:jc w:val="both"/>
         <w:rPr>
@@ -11781,7 +11609,7 @@
           <w:ilvl w:val="0"/>
           <w:numId w:val="28"/>
         </w:numPr>
-        <w:spacing w:line="360" w:lineRule="auto"/>
+        <w:spacing w:after="0" w:line="360" w:lineRule="auto"/>
         <w:ind w:left="0" w:firstLine="851"/>
         <w:jc w:val="both"/>
         <w:rPr>
@@ -11806,7 +11634,7 @@
           <w:ilvl w:val="0"/>
           <w:numId w:val="28"/>
         </w:numPr>
-        <w:spacing w:line="360" w:lineRule="auto"/>
+        <w:spacing w:after="0" w:line="360" w:lineRule="auto"/>
         <w:ind w:left="0" w:firstLine="851"/>
         <w:jc w:val="both"/>
         <w:rPr>
@@ -11821,13 +11649,12 @@
           <w:sz w:val="28"/>
           <w:szCs w:val="28"/>
         </w:rPr>
-        <w:lastRenderedPageBreak/>
         <w:t>Соответствие обработки персональных данных требованиям 152-ФЗ.</w:t>
       </w:r>
     </w:p>
     <w:p>
       <w:pPr>
-        <w:spacing w:line="360" w:lineRule="auto"/>
+        <w:spacing w:after="0" w:line="360" w:lineRule="auto"/>
         <w:ind w:firstLine="851"/>
         <w:jc w:val="both"/>
         <w:rPr>
@@ -11847,7 +11674,7 @@
     </w:p>
     <w:p>
       <w:pPr>
-        <w:spacing w:line="360" w:lineRule="auto"/>
+        <w:spacing w:after="0" w:line="360" w:lineRule="auto"/>
         <w:ind w:firstLine="851"/>
         <w:jc w:val="both"/>
         <w:rPr>
@@ -11872,7 +11699,7 @@
           <w:ilvl w:val="0"/>
           <w:numId w:val="29"/>
         </w:numPr>
-        <w:spacing w:line="360" w:lineRule="auto"/>
+        <w:spacing w:after="0" w:line="360" w:lineRule="auto"/>
         <w:ind w:left="0" w:firstLine="851"/>
         <w:jc w:val="both"/>
         <w:rPr>
@@ -11897,7 +11724,7 @@
           <w:ilvl w:val="0"/>
           <w:numId w:val="29"/>
         </w:numPr>
-        <w:spacing w:line="360" w:lineRule="auto"/>
+        <w:spacing w:after="0" w:line="360" w:lineRule="auto"/>
         <w:ind w:left="0" w:firstLine="851"/>
         <w:jc w:val="both"/>
         <w:rPr>
@@ -11922,7 +11749,7 @@
           <w:ilvl w:val="0"/>
           <w:numId w:val="29"/>
         </w:numPr>
-        <w:spacing w:line="360" w:lineRule="auto"/>
+        <w:spacing w:after="0" w:line="360" w:lineRule="auto"/>
         <w:ind w:left="0" w:firstLine="851"/>
         <w:jc w:val="both"/>
         <w:rPr>
@@ -11947,7 +11774,7 @@
           <w:ilvl w:val="0"/>
           <w:numId w:val="29"/>
         </w:numPr>
-        <w:spacing w:line="360" w:lineRule="auto"/>
+        <w:spacing w:after="0" w:line="360" w:lineRule="auto"/>
         <w:ind w:left="0" w:firstLine="851"/>
         <w:jc w:val="both"/>
         <w:rPr>
@@ -11972,7 +11799,7 @@
           <w:ilvl w:val="0"/>
           <w:numId w:val="29"/>
         </w:numPr>
-        <w:spacing w:line="360" w:lineRule="auto"/>
+        <w:spacing w:after="0" w:line="360" w:lineRule="auto"/>
         <w:ind w:left="0" w:firstLine="851"/>
         <w:jc w:val="both"/>
         <w:rPr>
@@ -12001,7 +11828,7 @@
     </w:p>
     <w:p>
       <w:pPr>
-        <w:spacing w:line="360" w:lineRule="auto"/>
+        <w:spacing w:after="0" w:line="360" w:lineRule="auto"/>
         <w:ind w:firstLine="851"/>
         <w:jc w:val="both"/>
         <w:rPr>
@@ -12026,7 +11853,7 @@
           <w:ilvl w:val="0"/>
           <w:numId w:val="30"/>
         </w:numPr>
-        <w:spacing w:line="360" w:lineRule="auto"/>
+        <w:spacing w:after="0" w:line="360" w:lineRule="auto"/>
         <w:ind w:left="0" w:firstLine="851"/>
         <w:jc w:val="both"/>
         <w:rPr>
@@ -12051,7 +11878,7 @@
           <w:ilvl w:val="0"/>
           <w:numId w:val="30"/>
         </w:numPr>
-        <w:spacing w:line="360" w:lineRule="auto"/>
+        <w:spacing w:after="0" w:line="360" w:lineRule="auto"/>
         <w:ind w:left="0" w:firstLine="851"/>
         <w:jc w:val="both"/>
         <w:rPr>
@@ -12076,7 +11903,7 @@
           <w:ilvl w:val="0"/>
           <w:numId w:val="30"/>
         </w:numPr>
-        <w:spacing w:line="360" w:lineRule="auto"/>
+        <w:spacing w:after="0" w:line="360" w:lineRule="auto"/>
         <w:ind w:left="0" w:firstLine="851"/>
         <w:jc w:val="both"/>
         <w:rPr>
@@ -12101,7 +11928,7 @@
           <w:ilvl w:val="0"/>
           <w:numId w:val="30"/>
         </w:numPr>
-        <w:spacing w:line="360" w:lineRule="auto"/>
+        <w:spacing w:after="0" w:line="360" w:lineRule="auto"/>
         <w:ind w:left="0" w:firstLine="851"/>
         <w:jc w:val="both"/>
         <w:rPr>
@@ -12126,7 +11953,7 @@
           <w:ilvl w:val="0"/>
           <w:numId w:val="30"/>
         </w:numPr>
-        <w:spacing w:line="360" w:lineRule="auto"/>
+        <w:spacing w:after="0" w:line="360" w:lineRule="auto"/>
         <w:ind w:left="0" w:firstLine="851"/>
         <w:jc w:val="both"/>
         <w:rPr>
@@ -12151,7 +11978,7 @@
           <w:ilvl w:val="0"/>
           <w:numId w:val="30"/>
         </w:numPr>
-        <w:spacing w:line="360" w:lineRule="auto"/>
+        <w:spacing w:after="0" w:line="360" w:lineRule="auto"/>
         <w:ind w:left="0" w:firstLine="851"/>
         <w:jc w:val="both"/>
         <w:rPr>
@@ -12171,7 +11998,7 @@
     </w:p>
     <w:p>
       <w:pPr>
-        <w:spacing w:line="360" w:lineRule="auto"/>
+        <w:spacing w:after="0" w:line="360" w:lineRule="auto"/>
         <w:ind w:firstLine="851"/>
         <w:jc w:val="both"/>
         <w:rPr>
@@ -12191,7 +12018,7 @@
     </w:p>
     <w:p>
       <w:pPr>
-        <w:spacing w:line="360" w:lineRule="auto"/>
+        <w:spacing w:after="0" w:line="360" w:lineRule="auto"/>
         <w:ind w:firstLine="851"/>
         <w:jc w:val="both"/>
         <w:rPr>
@@ -12216,7 +12043,7 @@
           <w:ilvl w:val="0"/>
           <w:numId w:val="31"/>
         </w:numPr>
-        <w:spacing w:line="360" w:lineRule="auto"/>
+        <w:spacing w:after="0" w:line="360" w:lineRule="auto"/>
         <w:ind w:left="0" w:firstLine="851"/>
         <w:jc w:val="both"/>
         <w:rPr>
@@ -12231,7 +12058,6 @@
           <w:sz w:val="28"/>
           <w:szCs w:val="28"/>
         </w:rPr>
-        <w:lastRenderedPageBreak/>
         <w:t>Корректное выполнение всех сценариев из диаграммы вариантов использования;</w:t>
       </w:r>
     </w:p>
@@ -12242,7 +12068,7 @@
           <w:ilvl w:val="0"/>
           <w:numId w:val="31"/>
         </w:numPr>
-        <w:spacing w:line="360" w:lineRule="auto"/>
+        <w:spacing w:after="0" w:line="360" w:lineRule="auto"/>
         <w:ind w:left="0" w:firstLine="851"/>
         <w:jc w:val="both"/>
         <w:rPr>
@@ -12267,7 +12093,7 @@
           <w:ilvl w:val="0"/>
           <w:numId w:val="31"/>
         </w:numPr>
-        <w:spacing w:line="360" w:lineRule="auto"/>
+        <w:spacing w:after="0" w:line="360" w:lineRule="auto"/>
         <w:ind w:left="0" w:firstLine="851"/>
         <w:jc w:val="both"/>
         <w:rPr>
@@ -12292,7 +12118,7 @@
           <w:ilvl w:val="0"/>
           <w:numId w:val="31"/>
         </w:numPr>
-        <w:spacing w:line="360" w:lineRule="auto"/>
+        <w:spacing w:after="0" w:line="360" w:lineRule="auto"/>
         <w:ind w:left="0" w:firstLine="851"/>
         <w:jc w:val="both"/>
         <w:rPr>
@@ -12317,7 +12143,7 @@
           <w:ilvl w:val="0"/>
           <w:numId w:val="31"/>
         </w:numPr>
-        <w:spacing w:line="360" w:lineRule="auto"/>
+        <w:spacing w:after="0" w:line="360" w:lineRule="auto"/>
         <w:ind w:left="0" w:firstLine="851"/>
         <w:jc w:val="both"/>
         <w:rPr>
@@ -12342,7 +12168,7 @@
           <w:ilvl w:val="0"/>
           <w:numId w:val="31"/>
         </w:numPr>
-        <w:spacing w:line="360" w:lineRule="auto"/>
+        <w:spacing w:after="0" w:line="360" w:lineRule="auto"/>
         <w:ind w:left="0" w:firstLine="851"/>
         <w:jc w:val="both"/>
         <w:rPr>
@@ -12362,7 +12188,7 @@
     </w:p>
     <w:p>
       <w:pPr>
-        <w:spacing w:line="360" w:lineRule="auto"/>
+        <w:spacing w:after="0" w:line="360" w:lineRule="auto"/>
         <w:ind w:firstLine="851"/>
         <w:jc w:val="both"/>
         <w:rPr>
@@ -12382,7 +12208,7 @@
     </w:p>
     <w:p>
       <w:pPr>
-        <w:spacing w:line="360" w:lineRule="auto"/>
+        <w:spacing w:after="0" w:line="360" w:lineRule="auto"/>
         <w:ind w:firstLine="851"/>
         <w:jc w:val="both"/>
         <w:rPr>
@@ -12410,7 +12236,7 @@
     </w:p>
     <w:p>
       <w:pPr>
-        <w:spacing w:line="360" w:lineRule="auto"/>
+        <w:spacing w:after="0" w:line="360" w:lineRule="auto"/>
         <w:ind w:firstLine="851"/>
         <w:jc w:val="both"/>
         <w:rPr>
@@ -12438,7 +12264,7 @@
     </w:p>
     <w:p>
       <w:pPr>
-        <w:spacing w:line="360" w:lineRule="auto"/>
+        <w:spacing w:after="0" w:line="360" w:lineRule="auto"/>
         <w:ind w:firstLine="851"/>
         <w:jc w:val="both"/>
         <w:rPr>
@@ -12453,12 +12279,49 @@
           <w:sz w:val="28"/>
           <w:szCs w:val="28"/>
         </w:rPr>
-        <w:t>Все внешние интеграции реализуются через официальные API площадок с соблюдением их лимитов запросов и правил модерации контента.</w:t>
+        <w:t xml:space="preserve">Все внешние интеграции реализуются через официальные API площадок с соблюдением их лимитов запросов и правил </w:t>
+      </w:r>
+      <w:proofErr w:type="spellStart"/>
+      <w:r>
+        <w:rPr>
+          <w:rFonts w:ascii="Times New Roman" w:hAnsi="Times New Roman" w:cs="Times New Roman"/>
+          <w:sz w:val="28"/>
+          <w:szCs w:val="28"/>
+        </w:rPr>
+        <w:t>модерации</w:t>
+      </w:r>
+      <w:proofErr w:type="spellEnd"/>
+      <w:r>
+        <w:rPr>
+          <w:rFonts w:ascii="Times New Roman" w:hAnsi="Times New Roman" w:cs="Times New Roman"/>
+          <w:sz w:val="28"/>
+          <w:szCs w:val="28"/>
+        </w:rPr>
+        <w:t xml:space="preserve"> контента.</w:t>
+      </w:r>
+    </w:p>
+    <w:p>
+      <w:pPr>
+        <w:spacing w:after="0" w:line="360" w:lineRule="auto"/>
+        <w:rPr>
+          <w:rFonts w:ascii="Times New Roman" w:hAnsi="Times New Roman" w:cs="Times New Roman"/>
+          <w:sz w:val="28"/>
+          <w:szCs w:val="28"/>
+        </w:rPr>
+      </w:pPr>
+      <w:r>
+        <w:rPr>
+          <w:rFonts w:ascii="Times New Roman" w:hAnsi="Times New Roman" w:cs="Times New Roman"/>
+          <w:sz w:val="28"/>
+          <w:szCs w:val="28"/>
+        </w:rPr>
+        <w:br w:type="page"/>
       </w:r>
     </w:p>
     <w:p>
       <w:pPr>
         <w:pStyle w:val="1"/>
+        <w:spacing w:before="0" w:after="0" w:line="360" w:lineRule="auto"/>
         <w:jc w:val="center"/>
         <w:rPr>
           <w:rFonts w:ascii="Times New Roman" w:hAnsi="Times New Roman" w:cs="Times New Roman"/>
@@ -12485,7 +12348,7 @@
     </w:p>
     <w:p>
       <w:pPr>
-        <w:spacing w:line="360" w:lineRule="auto"/>
+        <w:spacing w:after="0" w:line="360" w:lineRule="auto"/>
         <w:ind w:firstLine="851"/>
         <w:jc w:val="both"/>
         <w:rPr>
@@ -12510,7 +12373,7 @@
           <w:ilvl w:val="0"/>
           <w:numId w:val="20"/>
         </w:numPr>
-        <w:spacing w:line="360" w:lineRule="auto"/>
+        <w:spacing w:after="0" w:line="360" w:lineRule="auto"/>
         <w:ind w:left="0" w:firstLine="851"/>
         <w:jc w:val="both"/>
         <w:rPr>
@@ -12525,7 +12388,6 @@
           <w:sz w:val="28"/>
           <w:szCs w:val="28"/>
         </w:rPr>
-        <w:lastRenderedPageBreak/>
         <w:t xml:space="preserve">Концептуальное проектирование: сбор, анализ и редактирование требований к данным. </w:t>
       </w:r>
     </w:p>
@@ -12536,7 +12398,7 @@
           <w:ilvl w:val="0"/>
           <w:numId w:val="20"/>
         </w:numPr>
-        <w:spacing w:line="360" w:lineRule="auto"/>
+        <w:spacing w:after="0" w:line="360" w:lineRule="auto"/>
         <w:ind w:left="0" w:firstLine="851"/>
         <w:jc w:val="both"/>
         <w:rPr>
@@ -12561,7 +12423,7 @@
           <w:ilvl w:val="0"/>
           <w:numId w:val="20"/>
         </w:numPr>
-        <w:spacing w:line="360" w:lineRule="auto"/>
+        <w:spacing w:after="0" w:line="360" w:lineRule="auto"/>
         <w:ind w:left="0" w:firstLine="851"/>
         <w:jc w:val="both"/>
         <w:rPr>
@@ -12582,7 +12444,7 @@
     <w:p>
       <w:pPr>
         <w:pStyle w:val="1"/>
-        <w:spacing w:line="360" w:lineRule="auto"/>
+        <w:spacing w:before="0" w:after="0" w:line="360" w:lineRule="auto"/>
         <w:ind w:firstLine="851"/>
         <w:jc w:val="both"/>
         <w:rPr>
@@ -12606,7 +12468,7 @@
     </w:p>
     <w:p>
       <w:pPr>
-        <w:spacing w:line="360" w:lineRule="auto"/>
+        <w:spacing w:after="0" w:line="360" w:lineRule="auto"/>
         <w:ind w:firstLine="851"/>
         <w:jc w:val="both"/>
         <w:rPr>
@@ -12626,7 +12488,7 @@
     </w:p>
     <w:p>
       <w:pPr>
-        <w:spacing w:line="360" w:lineRule="auto"/>
+        <w:spacing w:after="0" w:line="360" w:lineRule="auto"/>
         <w:ind w:firstLine="851"/>
         <w:jc w:val="both"/>
         <w:rPr>
@@ -12646,7 +12508,7 @@
     </w:p>
     <w:p>
       <w:pPr>
-        <w:spacing w:line="360" w:lineRule="auto"/>
+        <w:spacing w:after="0" w:line="360" w:lineRule="auto"/>
         <w:ind w:firstLine="851"/>
         <w:jc w:val="both"/>
         <w:rPr>
@@ -12666,7 +12528,7 @@
     </w:p>
     <w:p>
       <w:pPr>
-        <w:spacing w:line="360" w:lineRule="auto"/>
+        <w:spacing w:after="0" w:line="360" w:lineRule="auto"/>
         <w:ind w:firstLine="851"/>
         <w:jc w:val="both"/>
         <w:rPr>
@@ -12695,7 +12557,7 @@
     </w:p>
     <w:p>
       <w:pPr>
-        <w:spacing w:line="360" w:lineRule="auto"/>
+        <w:spacing w:after="0" w:line="360" w:lineRule="auto"/>
         <w:ind w:firstLine="851"/>
         <w:jc w:val="both"/>
         <w:rPr>
@@ -12724,7 +12586,7 @@
     </w:p>
     <w:p>
       <w:pPr>
-        <w:spacing w:line="360" w:lineRule="auto"/>
+        <w:spacing w:after="0" w:line="360" w:lineRule="auto"/>
         <w:ind w:firstLine="851"/>
         <w:jc w:val="both"/>
         <w:rPr>
@@ -12753,7 +12615,7 @@
     </w:p>
     <w:p>
       <w:pPr>
-        <w:spacing w:line="360" w:lineRule="auto"/>
+        <w:spacing w:after="0" w:line="360" w:lineRule="auto"/>
         <w:ind w:firstLine="851"/>
         <w:jc w:val="both"/>
         <w:rPr>
@@ -12773,17 +12635,17 @@
     </w:p>
     <w:p>
       <w:pPr>
-        <w:spacing w:line="360" w:lineRule="auto"/>
+        <w:spacing w:after="0" w:line="360" w:lineRule="auto"/>
         <w:ind w:left="-284"/>
         <w:jc w:val="center"/>
       </w:pPr>
       <w:r>
         <w:rPr>
           <w:noProof/>
-        </w:rPr>
-        <w:lastRenderedPageBreak/>
+          <w:lang w:eastAsia="ru-RU"/>
+        </w:rPr>
         <w:drawing>
-          <wp:inline distT="0" distB="0" distL="0" distR="0" wp14:anchorId="7AABC57C" wp14:editId="2065A343">
+          <wp:inline distT="0" distB="0" distL="0" distR="0" wp14:anchorId="7AABC57C" wp14:editId="63C102E5">
             <wp:extent cx="8425554" cy="6259195"/>
             <wp:effectExtent l="0" t="2858" r="0" b="0"/>
             <wp:docPr id="180711472" name="Рисунок 1"/>
@@ -12804,7 +12666,7 @@
                     </a:stretch>
                   </pic:blipFill>
                   <pic:spPr>
-                    <a:xfrm rot="5400000">
+                    <a:xfrm rot="16200000">
                       <a:off x="0" y="0"/>
                       <a:ext cx="8504183" cy="6317607"/>
                     </a:xfrm>
@@ -12821,7 +12683,7 @@
     </w:p>
     <w:p>
       <w:pPr>
-        <w:spacing w:line="360" w:lineRule="auto"/>
+        <w:spacing w:after="0" w:line="360" w:lineRule="auto"/>
         <w:ind w:left="-284"/>
         <w:jc w:val="center"/>
         <w:rPr>
@@ -12841,7 +12703,7 @@
     </w:p>
     <w:p>
       <w:pPr>
-        <w:spacing w:line="360" w:lineRule="auto"/>
+        <w:spacing w:after="0" w:line="360" w:lineRule="auto"/>
         <w:ind w:firstLine="851"/>
         <w:jc w:val="both"/>
         <w:rPr>
@@ -12856,7 +12718,6 @@
           <w:sz w:val="28"/>
           <w:szCs w:val="28"/>
         </w:rPr>
-        <w:lastRenderedPageBreak/>
         <w:t>Представленная концептуальная модель данных для CRM-системы агентства недвижимости (</w:t>
       </w:r>
       <w:r>
@@ -12894,7 +12755,7 @@
     </w:p>
     <w:p>
       <w:pPr>
-        <w:spacing w:line="360" w:lineRule="auto"/>
+        <w:spacing w:after="0" w:line="360" w:lineRule="auto"/>
         <w:ind w:firstLine="851"/>
         <w:jc w:val="both"/>
         <w:rPr>
@@ -12930,7 +12791,7 @@
     </w:p>
     <w:p>
       <w:pPr>
-        <w:spacing w:line="360" w:lineRule="auto"/>
+        <w:spacing w:after="0" w:line="360" w:lineRule="auto"/>
         <w:ind w:firstLine="851"/>
         <w:jc w:val="both"/>
         <w:rPr>
@@ -12966,7 +12827,7 @@
     </w:p>
     <w:p>
       <w:pPr>
-        <w:spacing w:line="360" w:lineRule="auto"/>
+        <w:spacing w:after="0" w:line="360" w:lineRule="auto"/>
         <w:ind w:firstLine="851"/>
         <w:jc w:val="both"/>
         <w:rPr>
@@ -13002,7 +12863,7 @@
     </w:p>
     <w:p>
       <w:pPr>
-        <w:spacing w:line="360" w:lineRule="auto"/>
+        <w:spacing w:after="0" w:line="360" w:lineRule="auto"/>
         <w:ind w:firstLine="851"/>
         <w:jc w:val="both"/>
         <w:rPr>
@@ -13038,7 +12899,7 @@
     </w:p>
     <w:p>
       <w:pPr>
-        <w:spacing w:line="360" w:lineRule="auto"/>
+        <w:spacing w:after="0" w:line="360" w:lineRule="auto"/>
         <w:ind w:firstLine="851"/>
         <w:jc w:val="both"/>
         <w:rPr>
@@ -13058,7 +12919,7 @@
     </w:p>
     <w:p>
       <w:pPr>
-        <w:spacing w:line="360" w:lineRule="auto"/>
+        <w:spacing w:after="0" w:line="360" w:lineRule="auto"/>
         <w:ind w:firstLine="851"/>
         <w:jc w:val="both"/>
         <w:rPr>
@@ -13118,7 +12979,7 @@
     </w:p>
     <w:p>
       <w:pPr>
-        <w:spacing w:line="360" w:lineRule="auto"/>
+        <w:spacing w:after="0" w:line="360" w:lineRule="auto"/>
         <w:ind w:firstLine="851"/>
         <w:jc w:val="both"/>
         <w:rPr>
@@ -13143,7 +13004,7 @@
           <w:ilvl w:val="0"/>
           <w:numId w:val="22"/>
         </w:numPr>
-        <w:spacing w:line="360" w:lineRule="auto"/>
+        <w:spacing w:after="0" w:line="360" w:lineRule="auto"/>
         <w:jc w:val="both"/>
         <w:rPr>
           <w:rFonts w:ascii="Times New Roman" w:hAnsi="Times New Roman" w:cs="Times New Roman"/>
@@ -13162,7 +13023,7 @@
     </w:p>
     <w:p>
       <w:pPr>
-        <w:spacing w:line="360" w:lineRule="auto"/>
+        <w:spacing w:after="0" w:line="360" w:lineRule="auto"/>
         <w:ind w:firstLine="851"/>
         <w:jc w:val="both"/>
         <w:rPr>
@@ -13182,7 +13043,7 @@
     </w:p>
     <w:tbl>
       <w:tblPr>
-        <w:tblStyle w:val="af7"/>
+        <w:tblStyle w:val="af6"/>
         <w:tblW w:w="0" w:type="auto"/>
         <w:tblInd w:w="-5" w:type="dxa"/>
         <w:tblLook w:val="04A0" w:firstRow="1" w:lastRow="0" w:firstColumn="1" w:lastColumn="0" w:noHBand="0" w:noVBand="1"/>
@@ -13213,7 +13074,6 @@
                 <w:sz w:val="28"/>
                 <w:szCs w:val="28"/>
               </w:rPr>
-              <w:lastRenderedPageBreak/>
               <w:t>Название</w:t>
             </w:r>
           </w:p>
@@ -13744,7 +13604,7 @@
           <w:ilvl w:val="0"/>
           <w:numId w:val="22"/>
         </w:numPr>
-        <w:spacing w:line="360" w:lineRule="auto"/>
+        <w:spacing w:after="0" w:line="360" w:lineRule="auto"/>
         <w:jc w:val="both"/>
         <w:rPr>
           <w:rFonts w:ascii="Times New Roman" w:hAnsi="Times New Roman" w:cs="Times New Roman"/>
@@ -13763,7 +13623,7 @@
     </w:p>
     <w:p>
       <w:pPr>
-        <w:spacing w:line="360" w:lineRule="auto"/>
+        <w:spacing w:after="0" w:line="360" w:lineRule="auto"/>
         <w:ind w:firstLine="851"/>
         <w:jc w:val="both"/>
         <w:rPr>
@@ -13791,7 +13651,7 @@
     </w:p>
     <w:tbl>
       <w:tblPr>
-        <w:tblStyle w:val="af7"/>
+        <w:tblStyle w:val="af6"/>
         <w:tblW w:w="0" w:type="auto"/>
         <w:tblLook w:val="04A0" w:firstRow="1" w:lastRow="0" w:firstColumn="1" w:lastColumn="0" w:noHBand="0" w:noVBand="1"/>
       </w:tblPr>
@@ -13811,6 +13671,7 @@
           </w:tcPr>
           <w:p>
             <w:pPr>
+              <w:spacing w:line="360" w:lineRule="auto"/>
               <w:jc w:val="center"/>
               <w:rPr>
                 <w:rFonts w:ascii="Times New Roman" w:eastAsia="Times New Roman" w:hAnsi="Times New Roman" w:cs="Times New Roman"/>
@@ -13857,6 +13718,7 @@
           </w:tcPr>
           <w:p>
             <w:pPr>
+              <w:spacing w:line="360" w:lineRule="auto"/>
               <w:jc w:val="center"/>
               <w:rPr>
                 <w:rFonts w:ascii="Times New Roman" w:eastAsia="Times New Roman" w:hAnsi="Times New Roman" w:cs="Times New Roman"/>
@@ -13889,6 +13751,7 @@
           </w:tcPr>
           <w:p>
             <w:pPr>
+              <w:spacing w:line="360" w:lineRule="auto"/>
               <w:jc w:val="center"/>
               <w:rPr>
                 <w:rFonts w:ascii="Times New Roman" w:eastAsia="Times New Roman" w:hAnsi="Times New Roman" w:cs="Times New Roman"/>
@@ -13923,6 +13786,7 @@
           </w:tcPr>
           <w:p>
             <w:pPr>
+              <w:spacing w:line="360" w:lineRule="auto"/>
               <w:jc w:val="center"/>
               <w:rPr>
                 <w:rFonts w:ascii="Times New Roman" w:eastAsia="Times New Roman" w:hAnsi="Times New Roman" w:cs="Times New Roman"/>
@@ -13955,6 +13819,7 @@
           </w:tcPr>
           <w:p>
             <w:pPr>
+              <w:spacing w:line="360" w:lineRule="auto"/>
               <w:jc w:val="center"/>
               <w:rPr>
                 <w:rFonts w:ascii="Times New Roman" w:eastAsia="Times New Roman" w:hAnsi="Times New Roman" w:cs="Times New Roman"/>
@@ -14013,6 +13878,7 @@
           </w:tcPr>
           <w:p>
             <w:pPr>
+              <w:spacing w:line="360" w:lineRule="auto"/>
               <w:jc w:val="center"/>
               <w:rPr>
                 <w:rFonts w:ascii="Times New Roman" w:eastAsia="Times New Roman" w:hAnsi="Times New Roman" w:cs="Times New Roman"/>
@@ -14047,6 +13913,7 @@
           </w:tcPr>
           <w:p>
             <w:pPr>
+              <w:spacing w:line="360" w:lineRule="auto"/>
               <w:rPr>
                 <w:rFonts w:ascii="Times New Roman" w:eastAsia="Times New Roman" w:hAnsi="Times New Roman" w:cs="Times New Roman"/>
                 <w:color w:val="1D1D1F"/>
@@ -14078,6 +13945,7 @@
           </w:tcPr>
           <w:p>
             <w:pPr>
+              <w:spacing w:line="360" w:lineRule="auto"/>
               <w:rPr>
                 <w:rFonts w:ascii="Times New Roman" w:eastAsia="Times New Roman" w:hAnsi="Times New Roman" w:cs="Times New Roman"/>
                 <w:color w:val="1D1D1F"/>
@@ -14109,6 +13977,7 @@
           </w:tcPr>
           <w:p>
             <w:pPr>
+              <w:spacing w:line="360" w:lineRule="auto"/>
               <w:rPr>
                 <w:rFonts w:ascii="Times New Roman" w:eastAsia="Times New Roman" w:hAnsi="Times New Roman" w:cs="Times New Roman"/>
                 <w:color w:val="1D1D1F"/>
@@ -14140,6 +14009,7 @@
           </w:tcPr>
           <w:p>
             <w:pPr>
+              <w:spacing w:line="360" w:lineRule="auto"/>
               <w:rPr>
                 <w:rFonts w:ascii="Times New Roman" w:eastAsia="Times New Roman" w:hAnsi="Times New Roman" w:cs="Times New Roman"/>
                 <w:color w:val="1D1D1F"/>
@@ -14171,6 +14041,7 @@
           </w:tcPr>
           <w:p>
             <w:pPr>
+              <w:spacing w:line="360" w:lineRule="auto"/>
               <w:rPr>
                 <w:rFonts w:ascii="Times New Roman" w:eastAsia="Times New Roman" w:hAnsi="Times New Roman" w:cs="Times New Roman"/>
                 <w:color w:val="1D1D1F"/>
@@ -14202,6 +14073,7 @@
           </w:tcPr>
           <w:p>
             <w:pPr>
+              <w:spacing w:line="360" w:lineRule="auto"/>
               <w:rPr>
                 <w:rFonts w:ascii="Times New Roman" w:eastAsia="Times New Roman" w:hAnsi="Times New Roman" w:cs="Times New Roman"/>
                 <w:color w:val="1D1D1F"/>
@@ -14235,6 +14107,7 @@
           </w:tcPr>
           <w:p>
             <w:pPr>
+              <w:spacing w:line="360" w:lineRule="auto"/>
               <w:rPr>
                 <w:rFonts w:ascii="Times New Roman" w:eastAsia="Times New Roman" w:hAnsi="Times New Roman" w:cs="Times New Roman"/>
                 <w:color w:val="1D1D1F"/>
@@ -14266,6 +14139,7 @@
           </w:tcPr>
           <w:p>
             <w:pPr>
+              <w:spacing w:line="360" w:lineRule="auto"/>
               <w:rPr>
                 <w:rFonts w:ascii="Times New Roman" w:eastAsia="Times New Roman" w:hAnsi="Times New Roman" w:cs="Times New Roman"/>
                 <w:color w:val="1D1D1F"/>
@@ -14297,6 +14171,7 @@
           </w:tcPr>
           <w:p>
             <w:pPr>
+              <w:spacing w:line="360" w:lineRule="auto"/>
               <w:rPr>
                 <w:rFonts w:ascii="Times New Roman" w:eastAsia="Times New Roman" w:hAnsi="Times New Roman" w:cs="Times New Roman"/>
                 <w:color w:val="1D1D1F"/>
@@ -14328,6 +14203,7 @@
           </w:tcPr>
           <w:p>
             <w:pPr>
+              <w:spacing w:line="360" w:lineRule="auto"/>
               <w:rPr>
                 <w:rFonts w:ascii="Times New Roman" w:eastAsia="Times New Roman" w:hAnsi="Times New Roman" w:cs="Times New Roman"/>
                 <w:color w:val="1D1D1F"/>
@@ -14359,6 +14235,7 @@
           </w:tcPr>
           <w:p>
             <w:pPr>
+              <w:spacing w:line="360" w:lineRule="auto"/>
               <w:rPr>
                 <w:rFonts w:ascii="Times New Roman" w:eastAsia="Times New Roman" w:hAnsi="Times New Roman" w:cs="Times New Roman"/>
                 <w:color w:val="1D1D1F"/>
@@ -14390,6 +14267,7 @@
           </w:tcPr>
           <w:p>
             <w:pPr>
+              <w:spacing w:line="360" w:lineRule="auto"/>
               <w:rPr>
                 <w:rFonts w:ascii="Times New Roman" w:eastAsia="Times New Roman" w:hAnsi="Times New Roman" w:cs="Times New Roman"/>
                 <w:color w:val="1D1D1F"/>
@@ -14423,6 +14301,7 @@
           </w:tcPr>
           <w:p>
             <w:pPr>
+              <w:spacing w:line="360" w:lineRule="auto"/>
               <w:rPr>
                 <w:rFonts w:ascii="Times New Roman" w:eastAsia="Times New Roman" w:hAnsi="Times New Roman" w:cs="Times New Roman"/>
                 <w:color w:val="1D1D1F"/>
@@ -14454,6 +14333,7 @@
           </w:tcPr>
           <w:p>
             <w:pPr>
+              <w:spacing w:line="360" w:lineRule="auto"/>
               <w:rPr>
                 <w:rFonts w:ascii="Times New Roman" w:eastAsia="Times New Roman" w:hAnsi="Times New Roman" w:cs="Times New Roman"/>
                 <w:color w:val="1D1D1F"/>
@@ -14485,6 +14365,7 @@
           </w:tcPr>
           <w:p>
             <w:pPr>
+              <w:spacing w:line="360" w:lineRule="auto"/>
               <w:rPr>
                 <w:rFonts w:ascii="Times New Roman" w:eastAsia="Times New Roman" w:hAnsi="Times New Roman" w:cs="Times New Roman"/>
                 <w:color w:val="1D1D1F"/>
@@ -14516,6 +14397,7 @@
           </w:tcPr>
           <w:p>
             <w:pPr>
+              <w:spacing w:line="360" w:lineRule="auto"/>
               <w:rPr>
                 <w:rFonts w:ascii="Times New Roman" w:eastAsia="Times New Roman" w:hAnsi="Times New Roman" w:cs="Times New Roman"/>
                 <w:color w:val="1D1D1F"/>
@@ -14547,6 +14429,7 @@
           </w:tcPr>
           <w:p>
             <w:pPr>
+              <w:spacing w:line="360" w:lineRule="auto"/>
               <w:rPr>
                 <w:rFonts w:ascii="Times New Roman" w:eastAsia="Times New Roman" w:hAnsi="Times New Roman" w:cs="Times New Roman"/>
                 <w:color w:val="1D1D1F"/>
@@ -14578,6 +14461,7 @@
           </w:tcPr>
           <w:p>
             <w:pPr>
+              <w:spacing w:line="360" w:lineRule="auto"/>
               <w:rPr>
                 <w:rFonts w:ascii="Times New Roman" w:eastAsia="Times New Roman" w:hAnsi="Times New Roman" w:cs="Times New Roman"/>
                 <w:color w:val="1D1D1F"/>
@@ -14611,6 +14495,7 @@
           </w:tcPr>
           <w:p>
             <w:pPr>
+              <w:spacing w:line="360" w:lineRule="auto"/>
               <w:rPr>
                 <w:rFonts w:ascii="Times New Roman" w:eastAsia="Times New Roman" w:hAnsi="Times New Roman" w:cs="Times New Roman"/>
                 <w:color w:val="1D1D1F"/>
@@ -14642,6 +14527,7 @@
           </w:tcPr>
           <w:p>
             <w:pPr>
+              <w:spacing w:line="360" w:lineRule="auto"/>
               <w:rPr>
                 <w:rFonts w:ascii="Times New Roman" w:eastAsia="Times New Roman" w:hAnsi="Times New Roman" w:cs="Times New Roman"/>
                 <w:color w:val="1D1D1F"/>
@@ -14673,6 +14559,7 @@
           </w:tcPr>
           <w:p>
             <w:pPr>
+              <w:spacing w:line="360" w:lineRule="auto"/>
               <w:rPr>
                 <w:rFonts w:ascii="Times New Roman" w:eastAsia="Times New Roman" w:hAnsi="Times New Roman" w:cs="Times New Roman"/>
                 <w:color w:val="1D1D1F"/>
@@ -14704,6 +14591,7 @@
           </w:tcPr>
           <w:p>
             <w:pPr>
+              <w:spacing w:line="360" w:lineRule="auto"/>
               <w:rPr>
                 <w:rFonts w:ascii="Times New Roman" w:eastAsia="Times New Roman" w:hAnsi="Times New Roman" w:cs="Times New Roman"/>
                 <w:color w:val="1D1D1F"/>
@@ -14735,6 +14623,7 @@
           </w:tcPr>
           <w:p>
             <w:pPr>
+              <w:spacing w:line="360" w:lineRule="auto"/>
               <w:rPr>
                 <w:rFonts w:ascii="Times New Roman" w:eastAsia="Times New Roman" w:hAnsi="Times New Roman" w:cs="Times New Roman"/>
                 <w:color w:val="1D1D1F"/>
@@ -14766,6 +14655,7 @@
           </w:tcPr>
           <w:p>
             <w:pPr>
+              <w:spacing w:line="360" w:lineRule="auto"/>
               <w:rPr>
                 <w:rFonts w:ascii="Times New Roman" w:eastAsia="Times New Roman" w:hAnsi="Times New Roman" w:cs="Times New Roman"/>
                 <w:color w:val="1D1D1F"/>
@@ -14799,6 +14689,7 @@
           </w:tcPr>
           <w:p>
             <w:pPr>
+              <w:spacing w:line="360" w:lineRule="auto"/>
               <w:rPr>
                 <w:rFonts w:ascii="Times New Roman" w:eastAsia="Times New Roman" w:hAnsi="Times New Roman" w:cs="Times New Roman"/>
                 <w:color w:val="1D1D1F"/>
@@ -14830,6 +14721,7 @@
           </w:tcPr>
           <w:p>
             <w:pPr>
+              <w:spacing w:line="360" w:lineRule="auto"/>
               <w:rPr>
                 <w:rFonts w:ascii="Times New Roman" w:eastAsia="Times New Roman" w:hAnsi="Times New Roman" w:cs="Times New Roman"/>
                 <w:color w:val="1D1D1F"/>
@@ -14861,6 +14753,7 @@
           </w:tcPr>
           <w:p>
             <w:pPr>
+              <w:spacing w:line="360" w:lineRule="auto"/>
               <w:rPr>
                 <w:rFonts w:ascii="Times New Roman" w:eastAsia="Times New Roman" w:hAnsi="Times New Roman" w:cs="Times New Roman"/>
                 <w:color w:val="1D1D1F"/>
@@ -14892,6 +14785,7 @@
           </w:tcPr>
           <w:p>
             <w:pPr>
+              <w:spacing w:line="360" w:lineRule="auto"/>
               <w:rPr>
                 <w:rFonts w:ascii="Times New Roman" w:eastAsia="Times New Roman" w:hAnsi="Times New Roman" w:cs="Times New Roman"/>
                 <w:color w:val="1D1D1F"/>
@@ -14923,6 +14817,7 @@
           </w:tcPr>
           <w:p>
             <w:pPr>
+              <w:spacing w:line="360" w:lineRule="auto"/>
               <w:rPr>
                 <w:rFonts w:ascii="Times New Roman" w:eastAsia="Times New Roman" w:hAnsi="Times New Roman" w:cs="Times New Roman"/>
                 <w:color w:val="1D1D1F"/>
@@ -14954,6 +14849,7 @@
           </w:tcPr>
           <w:p>
             <w:pPr>
+              <w:spacing w:line="360" w:lineRule="auto"/>
               <w:rPr>
                 <w:rFonts w:ascii="Times New Roman" w:eastAsia="Times New Roman" w:hAnsi="Times New Roman" w:cs="Times New Roman"/>
                 <w:color w:val="1D1D1F"/>
@@ -14987,7 +14883,7 @@
           <w:ilvl w:val="0"/>
           <w:numId w:val="22"/>
         </w:numPr>
-        <w:spacing w:line="360" w:lineRule="auto"/>
+        <w:spacing w:after="0" w:line="360" w:lineRule="auto"/>
         <w:jc w:val="both"/>
         <w:rPr>
           <w:rFonts w:ascii="Times New Roman" w:hAnsi="Times New Roman" w:cs="Times New Roman"/>
@@ -15006,7 +14902,7 @@
     </w:p>
     <w:p>
       <w:pPr>
-        <w:spacing w:line="360" w:lineRule="auto"/>
+        <w:spacing w:after="0" w:line="360" w:lineRule="auto"/>
         <w:ind w:firstLine="851"/>
         <w:jc w:val="both"/>
         <w:rPr>
@@ -15026,7 +14922,7 @@
     </w:p>
     <w:tbl>
       <w:tblPr>
-        <w:tblStyle w:val="af7"/>
+        <w:tblStyle w:val="af6"/>
         <w:tblW w:w="0" w:type="auto"/>
         <w:tblInd w:w="-5" w:type="dxa"/>
         <w:tblLook w:val="04A0" w:firstRow="1" w:lastRow="0" w:firstColumn="1" w:lastColumn="0" w:noHBand="0" w:noVBand="1"/>
@@ -15057,7 +14953,6 @@
                 <w:sz w:val="28"/>
                 <w:szCs w:val="28"/>
               </w:rPr>
-              <w:lastRenderedPageBreak/>
               <w:t>Атрибут</w:t>
             </w:r>
           </w:p>
@@ -15410,7 +15305,7 @@
     </w:tbl>
     <w:p>
       <w:pPr>
-        <w:spacing w:line="360" w:lineRule="auto"/>
+        <w:spacing w:after="0" w:line="360" w:lineRule="auto"/>
         <w:ind w:firstLine="851"/>
         <w:jc w:val="both"/>
         <w:rPr>
@@ -15430,7 +15325,7 @@
     </w:p>
     <w:tbl>
       <w:tblPr>
-        <w:tblStyle w:val="af7"/>
+        <w:tblStyle w:val="af6"/>
         <w:tblW w:w="0" w:type="auto"/>
         <w:tblInd w:w="-5" w:type="dxa"/>
         <w:tblLook w:val="04A0" w:firstRow="1" w:lastRow="0" w:firstColumn="1" w:lastColumn="0" w:noHBand="0" w:noVBand="1"/>
@@ -15961,7 +15856,7 @@
     </w:tbl>
     <w:p>
       <w:pPr>
-        <w:spacing w:line="360" w:lineRule="auto"/>
+        <w:spacing w:after="0" w:line="360" w:lineRule="auto"/>
         <w:ind w:firstLine="851"/>
         <w:jc w:val="both"/>
         <w:rPr>
@@ -15989,7 +15884,7 @@
     </w:p>
     <w:tbl>
       <w:tblPr>
-        <w:tblStyle w:val="af7"/>
+        <w:tblStyle w:val="af6"/>
         <w:tblW w:w="0" w:type="auto"/>
         <w:tblInd w:w="-5" w:type="dxa"/>
         <w:tblLook w:val="04A0" w:firstRow="1" w:lastRow="0" w:firstColumn="1" w:lastColumn="0" w:noHBand="0" w:noVBand="1"/>
@@ -16372,7 +16267,7 @@
     </w:tbl>
     <w:p>
       <w:pPr>
-        <w:spacing w:line="360" w:lineRule="auto"/>
+        <w:spacing w:after="0" w:line="360" w:lineRule="auto"/>
         <w:ind w:firstLine="851"/>
         <w:jc w:val="both"/>
         <w:rPr>
@@ -16408,7 +16303,7 @@
     </w:p>
     <w:tbl>
       <w:tblPr>
-        <w:tblStyle w:val="af7"/>
+        <w:tblStyle w:val="af6"/>
         <w:tblW w:w="0" w:type="auto"/>
         <w:tblInd w:w="-5" w:type="dxa"/>
         <w:tblLook w:val="04A0" w:firstRow="1" w:lastRow="0" w:firstColumn="1" w:lastColumn="0" w:noHBand="0" w:noVBand="1"/>
@@ -16742,7 +16637,6 @@
                 <w:sz w:val="28"/>
                 <w:szCs w:val="28"/>
               </w:rPr>
-              <w:lastRenderedPageBreak/>
               <w:t>Цена объекта</w:t>
             </w:r>
           </w:p>
@@ -16957,7 +16851,7 @@
     </w:tbl>
     <w:p>
       <w:pPr>
-        <w:spacing w:line="360" w:lineRule="auto"/>
+        <w:spacing w:after="0" w:line="360" w:lineRule="auto"/>
         <w:ind w:firstLine="851"/>
         <w:jc w:val="both"/>
         <w:rPr>
@@ -16993,7 +16887,7 @@
     </w:p>
     <w:tbl>
       <w:tblPr>
-        <w:tblStyle w:val="af7"/>
+        <w:tblStyle w:val="af6"/>
         <w:tblW w:w="0" w:type="auto"/>
         <w:tblInd w:w="-5" w:type="dxa"/>
         <w:tblLook w:val="04A0" w:firstRow="1" w:lastRow="0" w:firstColumn="1" w:lastColumn="0" w:noHBand="0" w:noVBand="1"/>
@@ -17302,7 +17196,7 @@
     </w:tbl>
     <w:p>
       <w:pPr>
-        <w:spacing w:line="360" w:lineRule="auto"/>
+        <w:spacing w:after="0" w:line="360" w:lineRule="auto"/>
         <w:ind w:firstLine="851"/>
         <w:jc w:val="both"/>
         <w:rPr>
@@ -17338,7 +17232,7 @@
     </w:p>
     <w:tbl>
       <w:tblPr>
-        <w:tblStyle w:val="af7"/>
+        <w:tblStyle w:val="af6"/>
         <w:tblW w:w="0" w:type="auto"/>
         <w:tblInd w:w="-5" w:type="dxa"/>
         <w:tblLook w:val="04A0" w:firstRow="1" w:lastRow="0" w:firstColumn="1" w:lastColumn="0" w:noHBand="0" w:noVBand="1"/>
@@ -17499,7 +17393,7 @@
     </w:tbl>
     <w:p>
       <w:pPr>
-        <w:spacing w:line="360" w:lineRule="auto"/>
+        <w:spacing w:after="0" w:line="360" w:lineRule="auto"/>
         <w:jc w:val="both"/>
         <w:rPr>
           <w:rFonts w:ascii="Times New Roman" w:hAnsi="Times New Roman" w:cs="Times New Roman"/>
@@ -17515,7 +17409,7 @@
           <w:ilvl w:val="0"/>
           <w:numId w:val="22"/>
         </w:numPr>
-        <w:spacing w:line="360" w:lineRule="auto"/>
+        <w:spacing w:after="0" w:line="360" w:lineRule="auto"/>
         <w:jc w:val="both"/>
         <w:rPr>
           <w:rFonts w:ascii="Times New Roman" w:hAnsi="Times New Roman" w:cs="Times New Roman"/>
@@ -17534,7 +17428,7 @@
     </w:p>
     <w:p>
       <w:pPr>
-        <w:spacing w:line="360" w:lineRule="auto"/>
+        <w:spacing w:after="0" w:line="360" w:lineRule="auto"/>
         <w:ind w:firstLine="851"/>
         <w:jc w:val="both"/>
         <w:rPr>
@@ -17554,7 +17448,7 @@
     </w:p>
     <w:tbl>
       <w:tblPr>
-        <w:tblStyle w:val="af7"/>
+        <w:tblStyle w:val="af6"/>
         <w:tblW w:w="0" w:type="auto"/>
         <w:tblInd w:w="-5" w:type="dxa"/>
         <w:tblLook w:val="04A0" w:firstRow="1" w:lastRow="0" w:firstColumn="1" w:lastColumn="0" w:noHBand="0" w:noVBand="1"/>
@@ -17829,6 +17723,7 @@
     <w:p>
       <w:pPr>
         <w:pStyle w:val="1"/>
+        <w:spacing w:before="0" w:after="0" w:line="360" w:lineRule="auto"/>
         <w:ind w:firstLine="851"/>
         <w:rPr>
           <w:rFonts w:ascii="Times New Roman" w:hAnsi="Times New Roman" w:cs="Times New Roman"/>
@@ -17851,7 +17746,7 @@
     </w:p>
     <w:p>
       <w:pPr>
-        <w:spacing w:line="360" w:lineRule="auto"/>
+        <w:spacing w:after="0" w:line="360" w:lineRule="auto"/>
         <w:ind w:firstLine="851"/>
         <w:jc w:val="both"/>
         <w:rPr>
@@ -17866,21 +17761,12 @@
           <w:sz w:val="28"/>
           <w:szCs w:val="28"/>
         </w:rPr>
-        <w:t xml:space="preserve">Логическое моделирование данных уточняет и расширяет концептуальную модель данных, добавляя более подробную информацию об атрибутах, типах данных и отношениях. Это более детальное представление модели данных, независимое от конкретной системы управления базами </w:t>
-      </w:r>
-      <w:r>
-        <w:rPr>
-          <w:rFonts w:ascii="Times New Roman" w:hAnsi="Times New Roman" w:cs="Times New Roman"/>
-          <w:sz w:val="28"/>
-          <w:szCs w:val="28"/>
-        </w:rPr>
-        <w:lastRenderedPageBreak/>
-        <w:t>данных или технологии. Основная цель логического моделирования данных – точно определить структуру и отношения между сущностями, сохраняя при этом определенную степень абстракции от фактической реализации.</w:t>
-      </w:r>
-    </w:p>
-    <w:p>
-      <w:pPr>
-        <w:spacing w:line="360" w:lineRule="auto"/>
+        <w:t>Логическое моделирование данных уточняет и расширяет концептуальную модель данных, добавляя более подробную информацию об атрибутах, типах данных и отношениях. Это более детальное представление модели данных, независимое от конкретной системы управления базами данных или технологии. Основная цель логического моделирования данных – точно определить структуру и отношения между сущностями, сохраняя при этом определенную степень абстракции от фактической реализации.</w:t>
+      </w:r>
+    </w:p>
+    <w:p>
+      <w:pPr>
+        <w:spacing w:after="0" w:line="360" w:lineRule="auto"/>
         <w:ind w:firstLine="851"/>
         <w:jc w:val="both"/>
         <w:rPr>
@@ -17904,7 +17790,7 @@
           <w:ilvl w:val="0"/>
           <w:numId w:val="23"/>
         </w:numPr>
-        <w:spacing w:line="360" w:lineRule="auto"/>
+        <w:spacing w:after="0" w:line="360" w:lineRule="auto"/>
         <w:ind w:left="0" w:firstLine="851"/>
         <w:jc w:val="both"/>
         <w:rPr>
@@ -17928,7 +17814,7 @@
           <w:ilvl w:val="0"/>
           <w:numId w:val="23"/>
         </w:numPr>
-        <w:spacing w:line="360" w:lineRule="auto"/>
+        <w:spacing w:after="0" w:line="360" w:lineRule="auto"/>
         <w:ind w:left="0" w:firstLine="851"/>
         <w:jc w:val="both"/>
         <w:rPr>
@@ -17952,7 +17838,7 @@
           <w:ilvl w:val="0"/>
           <w:numId w:val="23"/>
         </w:numPr>
-        <w:spacing w:line="360" w:lineRule="auto"/>
+        <w:spacing w:after="0" w:line="360" w:lineRule="auto"/>
         <w:ind w:left="0" w:firstLine="851"/>
         <w:jc w:val="both"/>
         <w:rPr>
@@ -17972,7 +17858,7 @@
     </w:p>
     <w:p>
       <w:pPr>
-        <w:spacing w:line="360" w:lineRule="auto"/>
+        <w:spacing w:after="0" w:line="360" w:lineRule="auto"/>
         <w:ind w:firstLine="851"/>
         <w:jc w:val="both"/>
         <w:rPr>
@@ -17992,7 +17878,7 @@
     </w:p>
     <w:p>
       <w:pPr>
-        <w:spacing w:line="360" w:lineRule="auto"/>
+        <w:spacing w:after="0" w:line="360" w:lineRule="auto"/>
         <w:ind w:firstLine="851"/>
         <w:jc w:val="both"/>
         <w:rPr>
@@ -18004,7 +17890,7 @@
     </w:p>
     <w:p>
       <w:pPr>
-        <w:spacing w:line="360" w:lineRule="auto"/>
+        <w:spacing w:after="0" w:line="360" w:lineRule="auto"/>
         <w:jc w:val="center"/>
         <w:rPr>
           <w:rFonts w:ascii="Times New Roman" w:hAnsi="Times New Roman" w:cs="Times New Roman"/>
@@ -18015,7 +17901,7 @@
     </w:p>
     <w:p>
       <w:pPr>
-        <w:spacing w:line="360" w:lineRule="auto"/>
+        <w:spacing w:after="0" w:line="360" w:lineRule="auto"/>
         <w:jc w:val="center"/>
         <w:rPr>
           <w:rFonts w:ascii="Times New Roman" w:hAnsi="Times New Roman" w:cs="Times New Roman"/>
@@ -18026,7 +17912,7 @@
     </w:p>
     <w:p>
       <w:pPr>
-        <w:spacing w:line="360" w:lineRule="auto"/>
+        <w:spacing w:after="0" w:line="360" w:lineRule="auto"/>
         <w:jc w:val="center"/>
         <w:rPr>
           <w:rFonts w:ascii="Times New Roman" w:hAnsi="Times New Roman" w:cs="Times New Roman"/>
@@ -18037,7 +17923,7 @@
     </w:p>
     <w:p>
       <w:pPr>
-        <w:spacing w:line="360" w:lineRule="auto"/>
+        <w:spacing w:after="0" w:line="360" w:lineRule="auto"/>
         <w:jc w:val="center"/>
         <w:rPr>
           <w:rFonts w:ascii="Times New Roman" w:hAnsi="Times New Roman" w:cs="Times New Roman"/>
@@ -18048,7 +17934,7 @@
     </w:p>
     <w:p>
       <w:pPr>
-        <w:spacing w:line="360" w:lineRule="auto"/>
+        <w:spacing w:after="0" w:line="360" w:lineRule="auto"/>
         <w:jc w:val="center"/>
         <w:rPr>
           <w:rFonts w:ascii="Times New Roman" w:hAnsi="Times New Roman" w:cs="Times New Roman"/>
@@ -18062,12 +17948,12 @@
           <w:noProof/>
           <w:sz w:val="28"/>
           <w:szCs w:val="28"/>
-        </w:rPr>
-        <w:lastRenderedPageBreak/>
+          <w:lang w:eastAsia="ru-RU"/>
+        </w:rPr>
         <w:drawing>
-          <wp:inline distT="0" distB="0" distL="0" distR="0" wp14:anchorId="1B957EA9" wp14:editId="2B8515FA">
-            <wp:extent cx="7618539" cy="6306570"/>
-            <wp:effectExtent l="8255" t="0" r="0" b="0"/>
+          <wp:inline distT="0" distB="0" distL="0" distR="0" wp14:anchorId="1B957EA9" wp14:editId="4057263A">
+            <wp:extent cx="7618074" cy="5994720"/>
+            <wp:effectExtent l="0" t="7620" r="0" b="0"/>
             <wp:docPr id="1123828986" name="Рисунок 1"/>
             <wp:cNvGraphicFramePr>
               <a:graphicFrameLocks xmlns:a="http://schemas.openxmlformats.org/drawingml/2006/main" noChangeAspect="1"/>
@@ -18086,9 +17972,9 @@
                     </a:stretch>
                   </pic:blipFill>
                   <pic:spPr>
-                    <a:xfrm rot="5400000">
+                    <a:xfrm rot="16200000">
                       <a:off x="0" y="0"/>
-                      <a:ext cx="7661160" cy="6341851"/>
+                      <a:ext cx="7665760" cy="6032244"/>
                     </a:xfrm>
                     <a:prstGeom prst="rect">
                       <a:avLst/>
@@ -18103,7 +17989,7 @@
     </w:p>
     <w:p>
       <w:pPr>
-        <w:spacing w:line="360" w:lineRule="auto"/>
+        <w:spacing w:after="0" w:line="360" w:lineRule="auto"/>
         <w:jc w:val="center"/>
         <w:rPr>
           <w:rFonts w:ascii="Times New Roman" w:hAnsi="Times New Roman" w:cs="Times New Roman"/>
@@ -18122,7 +18008,7 @@
     </w:p>
     <w:p>
       <w:pPr>
-        <w:spacing w:line="360" w:lineRule="auto"/>
+        <w:spacing w:after="0" w:line="360" w:lineRule="auto"/>
         <w:jc w:val="center"/>
         <w:rPr>
           <w:rFonts w:ascii="Times New Roman" w:hAnsi="Times New Roman" w:cs="Times New Roman"/>
@@ -18133,7 +18019,7 @@
     </w:p>
     <w:p>
       <w:pPr>
-        <w:spacing w:line="360" w:lineRule="auto"/>
+        <w:spacing w:after="0" w:line="360" w:lineRule="auto"/>
         <w:jc w:val="center"/>
         <w:rPr>
           <w:rFonts w:ascii="Times New Roman" w:hAnsi="Times New Roman" w:cs="Times New Roman"/>
@@ -18144,20 +18030,19 @@
     </w:p>
     <w:p>
       <w:pPr>
-        <w:spacing w:line="360" w:lineRule="auto"/>
-        <w:rPr>
-          <w:rFonts w:ascii="Times New Roman" w:hAnsi="Times New Roman" w:cs="Times New Roman"/>
-          <w:sz w:val="28"/>
-          <w:szCs w:val="28"/>
-        </w:rPr>
-      </w:pPr>
-      <w:r>
-        <w:rPr>
-          <w:rFonts w:ascii="Times New Roman" w:hAnsi="Times New Roman" w:cs="Times New Roman"/>
-          <w:sz w:val="28"/>
-          <w:szCs w:val="28"/>
-        </w:rPr>
-        <w:lastRenderedPageBreak/>
+        <w:spacing w:after="0" w:line="360" w:lineRule="auto"/>
+        <w:rPr>
+          <w:rFonts w:ascii="Times New Roman" w:hAnsi="Times New Roman" w:cs="Times New Roman"/>
+          <w:sz w:val="28"/>
+          <w:szCs w:val="28"/>
+        </w:rPr>
+      </w:pPr>
+      <w:r>
+        <w:rPr>
+          <w:rFonts w:ascii="Times New Roman" w:hAnsi="Times New Roman" w:cs="Times New Roman"/>
+          <w:sz w:val="28"/>
+          <w:szCs w:val="28"/>
+        </w:rPr>
         <w:t xml:space="preserve">В данной модели данных (рис. </w:t>
       </w:r>
       <w:r>
@@ -18179,7 +18064,7 @@
     </w:p>
     <w:p>
       <w:pPr>
-        <w:spacing w:line="360" w:lineRule="auto"/>
+        <w:spacing w:after="0" w:line="360" w:lineRule="auto"/>
         <w:rPr>
           <w:rFonts w:ascii="Times New Roman" w:hAnsi="Times New Roman" w:cs="Times New Roman"/>
           <w:sz w:val="28"/>
@@ -18197,7 +18082,7 @@
     </w:p>
     <w:tbl>
       <w:tblPr>
-        <w:tblStyle w:val="af7"/>
+        <w:tblStyle w:val="af6"/>
         <w:tblW w:w="0" w:type="auto"/>
         <w:tblLook w:val="04A0" w:firstRow="1" w:lastRow="0" w:firstColumn="1" w:lastColumn="0" w:noHBand="0" w:noVBand="1"/>
       </w:tblPr>
@@ -18534,7 +18419,6 @@
                 <w:lang w:val="en-US"/>
               </w:rPr>
             </w:pPr>
-            <w:proofErr w:type="gramStart"/>
             <w:r>
               <w:rPr>
                 <w:rFonts w:ascii="Times New Roman" w:hAnsi="Times New Roman" w:cs="Times New Roman"/>
@@ -18542,17 +18426,7 @@
                 <w:szCs w:val="28"/>
                 <w:lang w:val="en-US"/>
               </w:rPr>
-              <w:t>VARCHAR(</w:t>
-            </w:r>
-            <w:proofErr w:type="gramEnd"/>
-            <w:r>
-              <w:rPr>
-                <w:rFonts w:ascii="Times New Roman" w:hAnsi="Times New Roman" w:cs="Times New Roman"/>
-                <w:sz w:val="28"/>
-                <w:szCs w:val="28"/>
-                <w:lang w:val="en-US"/>
-              </w:rPr>
-              <w:t>100)</w:t>
+              <w:t>VARCHAR(100)</w:t>
             </w:r>
           </w:p>
         </w:tc>
@@ -18656,7 +18530,6 @@
                 <w:szCs w:val="28"/>
               </w:rPr>
             </w:pPr>
-            <w:proofErr w:type="gramStart"/>
             <w:r>
               <w:rPr>
                 <w:rFonts w:ascii="Times New Roman" w:hAnsi="Times New Roman" w:cs="Times New Roman"/>
@@ -18672,16 +18545,7 @@
                 <w:sz w:val="28"/>
                 <w:szCs w:val="28"/>
               </w:rPr>
-              <w:t>(</w:t>
-            </w:r>
-            <w:proofErr w:type="gramEnd"/>
-            <w:r>
-              <w:rPr>
-                <w:rFonts w:ascii="Times New Roman" w:hAnsi="Times New Roman" w:cs="Times New Roman"/>
-                <w:sz w:val="28"/>
-                <w:szCs w:val="28"/>
-              </w:rPr>
-              <w:t>12)</w:t>
+              <w:t>(12)</w:t>
             </w:r>
           </w:p>
         </w:tc>
@@ -18785,7 +18649,6 @@
                 <w:szCs w:val="28"/>
               </w:rPr>
             </w:pPr>
-            <w:proofErr w:type="gramStart"/>
             <w:r>
               <w:rPr>
                 <w:rFonts w:ascii="Times New Roman" w:hAnsi="Times New Roman" w:cs="Times New Roman"/>
@@ -18801,16 +18664,7 @@
                 <w:sz w:val="28"/>
                 <w:szCs w:val="28"/>
               </w:rPr>
-              <w:t>(</w:t>
-            </w:r>
-            <w:proofErr w:type="gramEnd"/>
-            <w:r>
-              <w:rPr>
-                <w:rFonts w:ascii="Times New Roman" w:hAnsi="Times New Roman" w:cs="Times New Roman"/>
-                <w:sz w:val="28"/>
-                <w:szCs w:val="28"/>
-              </w:rPr>
-              <w:t>253)</w:t>
+              <w:t>(253)</w:t>
             </w:r>
           </w:p>
         </w:tc>
@@ -18833,18 +18687,8 @@
                 <w:sz w:val="28"/>
                 <w:szCs w:val="28"/>
               </w:rPr>
-              <w:t xml:space="preserve">Корпоративный </w:t>
-            </w:r>
-            <w:proofErr w:type="spellStart"/>
-            <w:r>
-              <w:rPr>
-                <w:rFonts w:ascii="Times New Roman" w:hAnsi="Times New Roman" w:cs="Times New Roman"/>
-                <w:sz w:val="28"/>
-                <w:szCs w:val="28"/>
-              </w:rPr>
-              <w:t>e-mail</w:t>
-            </w:r>
-            <w:proofErr w:type="spellEnd"/>
+              <w:t>Корпоративный e-mail</w:t>
+            </w:r>
           </w:p>
         </w:tc>
       </w:tr>
@@ -18924,7 +18768,6 @@
                 <w:szCs w:val="28"/>
               </w:rPr>
             </w:pPr>
-            <w:proofErr w:type="gramStart"/>
             <w:r>
               <w:rPr>
                 <w:rFonts w:ascii="Times New Roman" w:hAnsi="Times New Roman" w:cs="Times New Roman"/>
@@ -18934,7 +18777,6 @@
               </w:rPr>
               <w:t>VARCHAR(</w:t>
             </w:r>
-            <w:proofErr w:type="gramEnd"/>
             <w:r>
               <w:rPr>
                 <w:rFonts w:ascii="Times New Roman" w:hAnsi="Times New Roman" w:cs="Times New Roman"/>
@@ -18981,7 +18823,7 @@
     </w:tbl>
     <w:p>
       <w:pPr>
-        <w:spacing w:line="360" w:lineRule="auto"/>
+        <w:spacing w:after="0" w:line="360" w:lineRule="auto"/>
         <w:rPr>
           <w:rFonts w:ascii="Times New Roman" w:hAnsi="Times New Roman" w:cs="Times New Roman"/>
           <w:sz w:val="28"/>
@@ -19031,7 +18873,7 @@
     </w:p>
     <w:tbl>
       <w:tblPr>
-        <w:tblStyle w:val="af7"/>
+        <w:tblStyle w:val="af6"/>
         <w:tblW w:w="0" w:type="auto"/>
         <w:tblLook w:val="04A0" w:firstRow="1" w:lastRow="0" w:firstColumn="1" w:lastColumn="0" w:noHBand="0" w:noVBand="1"/>
       </w:tblPr>
@@ -19487,7 +19329,6 @@
                 <w:szCs w:val="28"/>
               </w:rPr>
             </w:pPr>
-            <w:proofErr w:type="gramStart"/>
             <w:r>
               <w:rPr>
                 <w:rFonts w:ascii="Times New Roman" w:hAnsi="Times New Roman" w:cs="Times New Roman"/>
@@ -19503,16 +19344,7 @@
                 <w:sz w:val="28"/>
                 <w:szCs w:val="28"/>
               </w:rPr>
-              <w:t>(</w:t>
-            </w:r>
-            <w:proofErr w:type="gramEnd"/>
-            <w:r>
-              <w:rPr>
-                <w:rFonts w:ascii="Times New Roman" w:hAnsi="Times New Roman" w:cs="Times New Roman"/>
-                <w:sz w:val="28"/>
-                <w:szCs w:val="28"/>
-              </w:rPr>
-              <w:t>30)</w:t>
+              <w:t>(30)</w:t>
             </w:r>
           </w:p>
         </w:tc>
@@ -19535,25 +19367,7 @@
                 <w:sz w:val="28"/>
                 <w:szCs w:val="28"/>
               </w:rPr>
-              <w:t xml:space="preserve">Категория (квартира, дом, офис и </w:t>
-            </w:r>
-            <w:proofErr w:type="gramStart"/>
-            <w:r>
-              <w:rPr>
-                <w:rFonts w:ascii="Times New Roman" w:hAnsi="Times New Roman" w:cs="Times New Roman"/>
-                <w:sz w:val="28"/>
-                <w:szCs w:val="28"/>
-              </w:rPr>
-              <w:t>т.д.</w:t>
-            </w:r>
-            <w:proofErr w:type="gramEnd"/>
-            <w:r>
-              <w:rPr>
-                <w:rFonts w:ascii="Times New Roman" w:hAnsi="Times New Roman" w:cs="Times New Roman"/>
-                <w:sz w:val="28"/>
-                <w:szCs w:val="28"/>
-              </w:rPr>
-              <w:t>)</w:t>
+              <w:t>Категория (квартира, дом, офис и т.д.)</w:t>
             </w:r>
           </w:p>
         </w:tc>
@@ -19785,7 +19599,7 @@
     </w:tbl>
     <w:p>
       <w:pPr>
-        <w:spacing w:line="360" w:lineRule="auto"/>
+        <w:spacing w:after="0" w:line="360" w:lineRule="auto"/>
         <w:rPr>
           <w:rFonts w:ascii="Times New Roman" w:hAnsi="Times New Roman" w:cs="Times New Roman"/>
           <w:sz w:val="28"/>
@@ -19835,7 +19649,7 @@
     </w:p>
     <w:tbl>
       <w:tblPr>
-        <w:tblStyle w:val="af7"/>
+        <w:tblStyle w:val="af6"/>
         <w:tblW w:w="0" w:type="auto"/>
         <w:tblLook w:val="04A0" w:firstRow="1" w:lastRow="0" w:firstColumn="1" w:lastColumn="0" w:noHBand="0" w:noVBand="1"/>
       </w:tblPr>
@@ -20178,7 +19992,6 @@
                 <w:szCs w:val="28"/>
               </w:rPr>
             </w:pPr>
-            <w:proofErr w:type="gramStart"/>
             <w:r>
               <w:rPr>
                 <w:rFonts w:ascii="Times New Roman" w:hAnsi="Times New Roman" w:cs="Times New Roman"/>
@@ -20194,16 +20007,7 @@
                 <w:sz w:val="28"/>
                 <w:szCs w:val="28"/>
               </w:rPr>
-              <w:t>(</w:t>
-            </w:r>
-            <w:proofErr w:type="gramEnd"/>
-            <w:r>
-              <w:rPr>
-                <w:rFonts w:ascii="Times New Roman" w:hAnsi="Times New Roman" w:cs="Times New Roman"/>
-                <w:sz w:val="28"/>
-                <w:szCs w:val="28"/>
-              </w:rPr>
-              <w:t>100)</w:t>
+              <w:t>(100)</w:t>
             </w:r>
           </w:p>
         </w:tc>
@@ -20307,7 +20111,6 @@
                 <w:szCs w:val="28"/>
               </w:rPr>
             </w:pPr>
-            <w:proofErr w:type="gramStart"/>
             <w:r>
               <w:rPr>
                 <w:rFonts w:ascii="Times New Roman" w:hAnsi="Times New Roman" w:cs="Times New Roman"/>
@@ -20323,16 +20126,7 @@
                 <w:sz w:val="28"/>
                 <w:szCs w:val="28"/>
               </w:rPr>
-              <w:t>(</w:t>
-            </w:r>
-            <w:proofErr w:type="gramEnd"/>
-            <w:r>
-              <w:rPr>
-                <w:rFonts w:ascii="Times New Roman" w:hAnsi="Times New Roman" w:cs="Times New Roman"/>
-                <w:sz w:val="28"/>
-                <w:szCs w:val="28"/>
-              </w:rPr>
-              <w:t>12)</w:t>
+              <w:t>(12)</w:t>
             </w:r>
           </w:p>
         </w:tc>
@@ -20437,7 +20231,6 @@
                 <w:szCs w:val="28"/>
               </w:rPr>
             </w:pPr>
-            <w:proofErr w:type="gramStart"/>
             <w:r>
               <w:rPr>
                 <w:rFonts w:ascii="Times New Roman" w:hAnsi="Times New Roman" w:cs="Times New Roman"/>
@@ -20453,16 +20246,7 @@
                 <w:sz w:val="28"/>
                 <w:szCs w:val="28"/>
               </w:rPr>
-              <w:t>(</w:t>
-            </w:r>
-            <w:proofErr w:type="gramEnd"/>
-            <w:r>
-              <w:rPr>
-                <w:rFonts w:ascii="Times New Roman" w:hAnsi="Times New Roman" w:cs="Times New Roman"/>
-                <w:sz w:val="28"/>
-                <w:szCs w:val="28"/>
-              </w:rPr>
-              <w:t>11)</w:t>
+              <w:t>(11)</w:t>
             </w:r>
           </w:p>
         </w:tc>
@@ -20567,7 +20351,6 @@
                 <w:szCs w:val="28"/>
               </w:rPr>
             </w:pPr>
-            <w:proofErr w:type="gramStart"/>
             <w:r>
               <w:rPr>
                 <w:rFonts w:ascii="Times New Roman" w:hAnsi="Times New Roman" w:cs="Times New Roman"/>
@@ -20583,16 +20366,7 @@
                 <w:sz w:val="28"/>
                 <w:szCs w:val="28"/>
               </w:rPr>
-              <w:t>(</w:t>
-            </w:r>
-            <w:proofErr w:type="gramEnd"/>
-            <w:r>
-              <w:rPr>
-                <w:rFonts w:ascii="Times New Roman" w:hAnsi="Times New Roman" w:cs="Times New Roman"/>
-                <w:sz w:val="28"/>
-                <w:szCs w:val="28"/>
-              </w:rPr>
-              <w:t>12)</w:t>
+              <w:t>(12)</w:t>
             </w:r>
           </w:p>
         </w:tc>
@@ -20696,7 +20470,6 @@
                 <w:szCs w:val="28"/>
               </w:rPr>
             </w:pPr>
-            <w:proofErr w:type="gramStart"/>
             <w:r>
               <w:rPr>
                 <w:rFonts w:ascii="Times New Roman" w:hAnsi="Times New Roman" w:cs="Times New Roman"/>
@@ -20712,16 +20485,7 @@
                 <w:sz w:val="28"/>
                 <w:szCs w:val="28"/>
               </w:rPr>
-              <w:t>(</w:t>
-            </w:r>
-            <w:proofErr w:type="gramEnd"/>
-            <w:r>
-              <w:rPr>
-                <w:rFonts w:ascii="Times New Roman" w:hAnsi="Times New Roman" w:cs="Times New Roman"/>
-                <w:sz w:val="28"/>
-                <w:szCs w:val="28"/>
-              </w:rPr>
-              <w:t>14)</w:t>
+              <w:t>(14)</w:t>
             </w:r>
           </w:p>
         </w:tc>
@@ -20883,7 +20647,7 @@
     </w:tbl>
     <w:p>
       <w:pPr>
-        <w:spacing w:line="360" w:lineRule="auto"/>
+        <w:spacing w:after="0" w:line="360" w:lineRule="auto"/>
         <w:rPr>
           <w:rFonts w:ascii="Times New Roman" w:hAnsi="Times New Roman" w:cs="Times New Roman"/>
           <w:sz w:val="28"/>
@@ -20933,7 +20697,7 @@
     </w:p>
     <w:tbl>
       <w:tblPr>
-        <w:tblStyle w:val="af7"/>
+        <w:tblStyle w:val="af6"/>
         <w:tblW w:w="0" w:type="auto"/>
         <w:tblLook w:val="04A0" w:firstRow="1" w:lastRow="0" w:firstColumn="1" w:lastColumn="0" w:noHBand="0" w:noVBand="1"/>
       </w:tblPr>
@@ -21574,7 +21338,7 @@
     </w:tbl>
     <w:p>
       <w:pPr>
-        <w:spacing w:line="360" w:lineRule="auto"/>
+        <w:spacing w:after="0" w:line="360" w:lineRule="auto"/>
         <w:rPr>
           <w:rFonts w:ascii="Times New Roman" w:hAnsi="Times New Roman" w:cs="Times New Roman"/>
           <w:sz w:val="28"/>
@@ -21592,7 +21356,7 @@
     </w:p>
     <w:tbl>
       <w:tblPr>
-        <w:tblStyle w:val="af7"/>
+        <w:tblStyle w:val="af6"/>
         <w:tblW w:w="0" w:type="auto"/>
         <w:tblLook w:val="04A0" w:firstRow="1" w:lastRow="0" w:firstColumn="1" w:lastColumn="0" w:noHBand="0" w:noVBand="1"/>
       </w:tblPr>
@@ -22198,7 +21962,6 @@
                 <w:szCs w:val="28"/>
               </w:rPr>
             </w:pPr>
-            <w:proofErr w:type="gramStart"/>
             <w:r>
               <w:rPr>
                 <w:rFonts w:ascii="Times New Roman" w:hAnsi="Times New Roman" w:cs="Times New Roman"/>
@@ -22214,16 +21977,7 @@
                 <w:sz w:val="28"/>
                 <w:szCs w:val="28"/>
               </w:rPr>
-              <w:t>(</w:t>
-            </w:r>
-            <w:proofErr w:type="gramEnd"/>
-            <w:r>
-              <w:rPr>
-                <w:rFonts w:ascii="Times New Roman" w:hAnsi="Times New Roman" w:cs="Times New Roman"/>
-                <w:sz w:val="28"/>
-                <w:szCs w:val="28"/>
-              </w:rPr>
-              <w:t>12)</w:t>
+              <w:t>(12)</w:t>
             </w:r>
           </w:p>
         </w:tc>
@@ -22327,7 +22081,6 @@
                 <w:szCs w:val="28"/>
               </w:rPr>
             </w:pPr>
-            <w:proofErr w:type="gramStart"/>
             <w:r>
               <w:rPr>
                 <w:rFonts w:ascii="Times New Roman" w:hAnsi="Times New Roman" w:cs="Times New Roman"/>
@@ -22343,16 +22096,7 @@
                 <w:sz w:val="28"/>
                 <w:szCs w:val="28"/>
               </w:rPr>
-              <w:t>(</w:t>
-            </w:r>
-            <w:proofErr w:type="gramEnd"/>
-            <w:r>
-              <w:rPr>
-                <w:rFonts w:ascii="Times New Roman" w:hAnsi="Times New Roman" w:cs="Times New Roman"/>
-                <w:sz w:val="28"/>
-                <w:szCs w:val="28"/>
-              </w:rPr>
-              <w:t>253)</w:t>
+              <w:t>(253)</w:t>
             </w:r>
           </w:p>
         </w:tc>
@@ -22383,7 +22127,7 @@
     </w:tbl>
     <w:p>
       <w:pPr>
-        <w:spacing w:line="360" w:lineRule="auto"/>
+        <w:spacing w:after="0" w:line="360" w:lineRule="auto"/>
         <w:rPr>
           <w:rFonts w:ascii="Times New Roman" w:hAnsi="Times New Roman" w:cs="Times New Roman"/>
           <w:sz w:val="28"/>
@@ -22401,7 +22145,7 @@
     </w:p>
     <w:tbl>
       <w:tblPr>
-        <w:tblStyle w:val="af7"/>
+        <w:tblStyle w:val="af6"/>
         <w:tblW w:w="0" w:type="auto"/>
         <w:tblLook w:val="04A0" w:firstRow="1" w:lastRow="0" w:firstColumn="1" w:lastColumn="0" w:noHBand="0" w:noVBand="1"/>
       </w:tblPr>
@@ -22802,7 +22546,6 @@
                 <w:szCs w:val="28"/>
                 <w:lang w:val="en-US"/>
               </w:rPr>
-              <w:lastRenderedPageBreak/>
               <w:t>FK</w:t>
             </w:r>
           </w:p>
@@ -23046,7 +22789,7 @@
     </w:tbl>
     <w:p>
       <w:pPr>
-        <w:spacing w:line="360" w:lineRule="auto"/>
+        <w:spacing w:after="0" w:line="360" w:lineRule="auto"/>
         <w:rPr>
           <w:rFonts w:ascii="Times New Roman" w:hAnsi="Times New Roman" w:cs="Times New Roman"/>
           <w:sz w:val="28"/>
@@ -23057,7 +22800,7 @@
     <w:p>
       <w:pPr>
         <w:pStyle w:val="1"/>
-        <w:spacing w:line="360" w:lineRule="auto"/>
+        <w:spacing w:before="0" w:after="0" w:line="360" w:lineRule="auto"/>
         <w:ind w:firstLine="851"/>
         <w:jc w:val="both"/>
         <w:rPr>
@@ -23101,7 +22844,7 @@
     </w:p>
     <w:p>
       <w:pPr>
-        <w:spacing w:line="360" w:lineRule="auto"/>
+        <w:spacing w:after="0" w:line="360" w:lineRule="auto"/>
         <w:ind w:firstLine="851"/>
         <w:jc w:val="both"/>
         <w:rPr>
@@ -23121,7 +22864,7 @@
     </w:p>
     <w:p>
       <w:pPr>
-        <w:spacing w:line="360" w:lineRule="auto"/>
+        <w:spacing w:after="0" w:line="360" w:lineRule="auto"/>
         <w:ind w:firstLine="851"/>
         <w:jc w:val="both"/>
         <w:rPr>
@@ -23155,7 +22898,7 @@
           <w:ilvl w:val="0"/>
           <w:numId w:val="25"/>
         </w:numPr>
-        <w:spacing w:line="360" w:lineRule="auto"/>
+        <w:spacing w:after="0" w:line="360" w:lineRule="auto"/>
         <w:ind w:left="0" w:firstLine="851"/>
         <w:jc w:val="both"/>
         <w:rPr>
@@ -23180,7 +22923,7 @@
           <w:ilvl w:val="0"/>
           <w:numId w:val="25"/>
         </w:numPr>
-        <w:spacing w:line="360" w:lineRule="auto"/>
+        <w:spacing w:after="0" w:line="360" w:lineRule="auto"/>
         <w:ind w:left="0" w:firstLine="851"/>
         <w:jc w:val="both"/>
         <w:rPr>
@@ -23205,7 +22948,7 @@
           <w:ilvl w:val="0"/>
           <w:numId w:val="25"/>
         </w:numPr>
-        <w:spacing w:line="360" w:lineRule="auto"/>
+        <w:spacing w:after="0" w:line="360" w:lineRule="auto"/>
         <w:ind w:left="0" w:firstLine="851"/>
         <w:jc w:val="both"/>
         <w:rPr>
@@ -23230,7 +22973,7 @@
           <w:ilvl w:val="0"/>
           <w:numId w:val="25"/>
         </w:numPr>
-        <w:spacing w:line="360" w:lineRule="auto"/>
+        <w:spacing w:after="0" w:line="360" w:lineRule="auto"/>
         <w:ind w:left="0" w:firstLine="851"/>
         <w:jc w:val="both"/>
         <w:rPr>
@@ -23251,7 +22994,7 @@
     <w:p>
       <w:pPr>
         <w:pStyle w:val="a7"/>
-        <w:spacing w:line="360" w:lineRule="auto"/>
+        <w:spacing w:after="0" w:line="360" w:lineRule="auto"/>
         <w:ind w:left="0"/>
         <w:jc w:val="center"/>
         <w:rPr>
@@ -23266,8 +23009,8 @@
           <w:noProof/>
           <w:sz w:val="28"/>
           <w:szCs w:val="28"/>
-        </w:rPr>
-        <w:lastRenderedPageBreak/>
+          <w:lang w:eastAsia="ru-RU"/>
+        </w:rPr>
         <w:drawing>
           <wp:inline distT="0" distB="0" distL="0" distR="0" wp14:anchorId="3E937FCA" wp14:editId="5760EC85">
             <wp:extent cx="5940425" cy="5630545"/>
@@ -23308,7 +23051,7 @@
     <w:p>
       <w:pPr>
         <w:pStyle w:val="a7"/>
-        <w:spacing w:line="360" w:lineRule="auto"/>
+        <w:spacing w:after="0" w:line="360" w:lineRule="auto"/>
         <w:ind w:left="0"/>
         <w:jc w:val="center"/>
         <w:rPr>
@@ -23328,7 +23071,7 @@
     </w:p>
     <w:p>
       <w:pPr>
-        <w:spacing w:line="360" w:lineRule="auto"/>
+        <w:spacing w:after="0" w:line="360" w:lineRule="auto"/>
         <w:rPr>
           <w:rFonts w:ascii="Times New Roman" w:hAnsi="Times New Roman" w:cs="Times New Roman"/>
           <w:sz w:val="28"/>
@@ -23346,7 +23089,7 @@
     </w:p>
     <w:tbl>
       <w:tblPr>
-        <w:tblStyle w:val="af7"/>
+        <w:tblStyle w:val="af6"/>
         <w:tblW w:w="0" w:type="auto"/>
         <w:tblLook w:val="04A0" w:firstRow="1" w:lastRow="0" w:firstColumn="1" w:lastColumn="0" w:noHBand="0" w:noVBand="1"/>
       </w:tblPr>
@@ -23683,7 +23426,6 @@
                 <w:lang w:val="en-US"/>
               </w:rPr>
             </w:pPr>
-            <w:proofErr w:type="gramStart"/>
             <w:r>
               <w:rPr>
                 <w:rFonts w:ascii="Times New Roman" w:hAnsi="Times New Roman" w:cs="Times New Roman"/>
@@ -23691,17 +23433,7 @@
                 <w:szCs w:val="28"/>
                 <w:lang w:val="en-US"/>
               </w:rPr>
-              <w:t>VARCHAR(</w:t>
-            </w:r>
-            <w:proofErr w:type="gramEnd"/>
-            <w:r>
-              <w:rPr>
-                <w:rFonts w:ascii="Times New Roman" w:hAnsi="Times New Roman" w:cs="Times New Roman"/>
-                <w:sz w:val="28"/>
-                <w:szCs w:val="28"/>
-                <w:lang w:val="en-US"/>
-              </w:rPr>
-              <w:t>100)</w:t>
+              <w:t>VARCHAR(100)</w:t>
             </w:r>
           </w:p>
         </w:tc>
@@ -23807,7 +23539,6 @@
                 <w:szCs w:val="28"/>
               </w:rPr>
             </w:pPr>
-            <w:proofErr w:type="gramStart"/>
             <w:r>
               <w:rPr>
                 <w:rFonts w:ascii="Times New Roman" w:hAnsi="Times New Roman" w:cs="Times New Roman"/>
@@ -23823,16 +23554,7 @@
                 <w:sz w:val="28"/>
                 <w:szCs w:val="28"/>
               </w:rPr>
-              <w:t>(</w:t>
-            </w:r>
-            <w:proofErr w:type="gramEnd"/>
-            <w:r>
-              <w:rPr>
-                <w:rFonts w:ascii="Times New Roman" w:hAnsi="Times New Roman" w:cs="Times New Roman"/>
-                <w:sz w:val="28"/>
-                <w:szCs w:val="28"/>
-              </w:rPr>
-              <w:t>12)</w:t>
+              <w:t>(12)</w:t>
             </w:r>
           </w:p>
         </w:tc>
@@ -23938,7 +23660,6 @@
                 <w:szCs w:val="28"/>
               </w:rPr>
             </w:pPr>
-            <w:proofErr w:type="gramStart"/>
             <w:r>
               <w:rPr>
                 <w:rFonts w:ascii="Times New Roman" w:hAnsi="Times New Roman" w:cs="Times New Roman"/>
@@ -23954,16 +23675,7 @@
                 <w:sz w:val="28"/>
                 <w:szCs w:val="28"/>
               </w:rPr>
-              <w:t>(</w:t>
-            </w:r>
-            <w:proofErr w:type="gramEnd"/>
-            <w:r>
-              <w:rPr>
-                <w:rFonts w:ascii="Times New Roman" w:hAnsi="Times New Roman" w:cs="Times New Roman"/>
-                <w:sz w:val="28"/>
-                <w:szCs w:val="28"/>
-              </w:rPr>
-              <w:t>253)</w:t>
+              <w:t>(253)</w:t>
             </w:r>
           </w:p>
         </w:tc>
@@ -23986,18 +23698,8 @@
                 <w:sz w:val="28"/>
                 <w:szCs w:val="28"/>
               </w:rPr>
-              <w:t xml:space="preserve">Корпоративный </w:t>
-            </w:r>
-            <w:proofErr w:type="spellStart"/>
-            <w:r>
-              <w:rPr>
-                <w:rFonts w:ascii="Times New Roman" w:hAnsi="Times New Roman" w:cs="Times New Roman"/>
-                <w:sz w:val="28"/>
-                <w:szCs w:val="28"/>
-              </w:rPr>
-              <w:t>e-mail</w:t>
-            </w:r>
-            <w:proofErr w:type="spellEnd"/>
+              <w:t>Корпоративный e-mail</w:t>
+            </w:r>
           </w:p>
         </w:tc>
       </w:tr>
@@ -24077,7 +23779,6 @@
                 <w:szCs w:val="28"/>
               </w:rPr>
             </w:pPr>
-            <w:proofErr w:type="gramStart"/>
             <w:r>
               <w:rPr>
                 <w:rFonts w:ascii="Times New Roman" w:hAnsi="Times New Roman" w:cs="Times New Roman"/>
@@ -24087,7 +23788,6 @@
               </w:rPr>
               <w:t>VARCHAR(</w:t>
             </w:r>
-            <w:proofErr w:type="gramEnd"/>
             <w:r>
               <w:rPr>
                 <w:rFonts w:ascii="Times New Roman" w:hAnsi="Times New Roman" w:cs="Times New Roman"/>
@@ -24134,7 +23834,7 @@
     </w:tbl>
     <w:p>
       <w:pPr>
-        <w:spacing w:line="360" w:lineRule="auto"/>
+        <w:spacing w:after="0" w:line="360" w:lineRule="auto"/>
         <w:rPr>
           <w:rFonts w:ascii="Times New Roman" w:hAnsi="Times New Roman" w:cs="Times New Roman"/>
           <w:sz w:val="28"/>
@@ -24168,7 +23868,7 @@
     </w:p>
     <w:tbl>
       <w:tblPr>
-        <w:tblStyle w:val="af7"/>
+        <w:tblStyle w:val="af6"/>
         <w:tblW w:w="0" w:type="auto"/>
         <w:tblLook w:val="04A0" w:firstRow="1" w:lastRow="0" w:firstColumn="1" w:lastColumn="0" w:noHBand="0" w:noVBand="1"/>
       </w:tblPr>
@@ -24624,7 +24324,6 @@
                 <w:szCs w:val="28"/>
               </w:rPr>
             </w:pPr>
-            <w:proofErr w:type="gramStart"/>
             <w:r>
               <w:rPr>
                 <w:rFonts w:ascii="Times New Roman" w:hAnsi="Times New Roman" w:cs="Times New Roman"/>
@@ -24640,16 +24339,7 @@
                 <w:sz w:val="28"/>
                 <w:szCs w:val="28"/>
               </w:rPr>
-              <w:t>(</w:t>
-            </w:r>
-            <w:proofErr w:type="gramEnd"/>
-            <w:r>
-              <w:rPr>
-                <w:rFonts w:ascii="Times New Roman" w:hAnsi="Times New Roman" w:cs="Times New Roman"/>
-                <w:sz w:val="28"/>
-                <w:szCs w:val="28"/>
-              </w:rPr>
-              <w:t>30)</w:t>
+              <w:t>(30)</w:t>
             </w:r>
           </w:p>
         </w:tc>
@@ -24672,25 +24362,7 @@
                 <w:sz w:val="28"/>
                 <w:szCs w:val="28"/>
               </w:rPr>
-              <w:t xml:space="preserve">Категория (квартира, дом, офис и </w:t>
-            </w:r>
-            <w:proofErr w:type="gramStart"/>
-            <w:r>
-              <w:rPr>
-                <w:rFonts w:ascii="Times New Roman" w:hAnsi="Times New Roman" w:cs="Times New Roman"/>
-                <w:sz w:val="28"/>
-                <w:szCs w:val="28"/>
-              </w:rPr>
-              <w:t>т.д.</w:t>
-            </w:r>
-            <w:proofErr w:type="gramEnd"/>
-            <w:r>
-              <w:rPr>
-                <w:rFonts w:ascii="Times New Roman" w:hAnsi="Times New Roman" w:cs="Times New Roman"/>
-                <w:sz w:val="28"/>
-                <w:szCs w:val="28"/>
-              </w:rPr>
-              <w:t>)</w:t>
+              <w:t>Категория (квартира, дом, офис и т.д.)</w:t>
             </w:r>
           </w:p>
         </w:tc>
@@ -24940,7 +24612,7 @@
     </w:tbl>
     <w:p>
       <w:pPr>
-        <w:spacing w:line="360" w:lineRule="auto"/>
+        <w:spacing w:after="0" w:line="360" w:lineRule="auto"/>
         <w:rPr>
           <w:rFonts w:ascii="Times New Roman" w:hAnsi="Times New Roman" w:cs="Times New Roman"/>
           <w:sz w:val="28"/>
@@ -24974,7 +24646,7 @@
     </w:p>
     <w:tbl>
       <w:tblPr>
-        <w:tblStyle w:val="af7"/>
+        <w:tblStyle w:val="af6"/>
         <w:tblW w:w="0" w:type="auto"/>
         <w:tblLook w:val="04A0" w:firstRow="1" w:lastRow="0" w:firstColumn="1" w:lastColumn="0" w:noHBand="0" w:noVBand="1"/>
       </w:tblPr>
@@ -25317,7 +24989,6 @@
                 <w:szCs w:val="28"/>
               </w:rPr>
             </w:pPr>
-            <w:proofErr w:type="gramStart"/>
             <w:r>
               <w:rPr>
                 <w:rFonts w:ascii="Times New Roman" w:hAnsi="Times New Roman" w:cs="Times New Roman"/>
@@ -25333,16 +25004,7 @@
                 <w:sz w:val="28"/>
                 <w:szCs w:val="28"/>
               </w:rPr>
-              <w:t>(</w:t>
-            </w:r>
-            <w:proofErr w:type="gramEnd"/>
-            <w:r>
-              <w:rPr>
-                <w:rFonts w:ascii="Times New Roman" w:hAnsi="Times New Roman" w:cs="Times New Roman"/>
-                <w:sz w:val="28"/>
-                <w:szCs w:val="28"/>
-              </w:rPr>
-              <w:t>100)</w:t>
+              <w:t>(100)</w:t>
             </w:r>
           </w:p>
         </w:tc>
@@ -25448,7 +25110,6 @@
                 <w:szCs w:val="28"/>
               </w:rPr>
             </w:pPr>
-            <w:proofErr w:type="gramStart"/>
             <w:r>
               <w:rPr>
                 <w:rFonts w:ascii="Times New Roman" w:hAnsi="Times New Roman" w:cs="Times New Roman"/>
@@ -25464,16 +25125,7 @@
                 <w:sz w:val="28"/>
                 <w:szCs w:val="28"/>
               </w:rPr>
-              <w:t>(</w:t>
-            </w:r>
-            <w:proofErr w:type="gramEnd"/>
-            <w:r>
-              <w:rPr>
-                <w:rFonts w:ascii="Times New Roman" w:hAnsi="Times New Roman" w:cs="Times New Roman"/>
-                <w:sz w:val="28"/>
-                <w:szCs w:val="28"/>
-              </w:rPr>
-              <w:t>12)</w:t>
+              <w:t>(12)</w:t>
             </w:r>
           </w:p>
         </w:tc>
@@ -25596,7 +25248,6 @@
                 <w:szCs w:val="28"/>
               </w:rPr>
             </w:pPr>
-            <w:proofErr w:type="gramStart"/>
             <w:r>
               <w:rPr>
                 <w:rFonts w:ascii="Times New Roman" w:hAnsi="Times New Roman" w:cs="Times New Roman"/>
@@ -25612,16 +25263,7 @@
                 <w:sz w:val="28"/>
                 <w:szCs w:val="28"/>
               </w:rPr>
-              <w:t>(</w:t>
-            </w:r>
-            <w:proofErr w:type="gramEnd"/>
-            <w:r>
-              <w:rPr>
-                <w:rFonts w:ascii="Times New Roman" w:hAnsi="Times New Roman" w:cs="Times New Roman"/>
-                <w:sz w:val="28"/>
-                <w:szCs w:val="28"/>
-              </w:rPr>
-              <w:t>11)</w:t>
+              <w:t>(11)</w:t>
             </w:r>
           </w:p>
         </w:tc>
@@ -25726,7 +25368,6 @@
                 <w:szCs w:val="28"/>
               </w:rPr>
             </w:pPr>
-            <w:proofErr w:type="gramStart"/>
             <w:r>
               <w:rPr>
                 <w:rFonts w:ascii="Times New Roman" w:hAnsi="Times New Roman" w:cs="Times New Roman"/>
@@ -25742,16 +25383,7 @@
                 <w:sz w:val="28"/>
                 <w:szCs w:val="28"/>
               </w:rPr>
-              <w:t>(</w:t>
-            </w:r>
-            <w:proofErr w:type="gramEnd"/>
-            <w:r>
-              <w:rPr>
-                <w:rFonts w:ascii="Times New Roman" w:hAnsi="Times New Roman" w:cs="Times New Roman"/>
-                <w:sz w:val="28"/>
-                <w:szCs w:val="28"/>
-              </w:rPr>
-              <w:t>12)</w:t>
+              <w:t>(12)</w:t>
             </w:r>
           </w:p>
         </w:tc>
@@ -25855,7 +25487,6 @@
                 <w:szCs w:val="28"/>
               </w:rPr>
             </w:pPr>
-            <w:proofErr w:type="gramStart"/>
             <w:r>
               <w:rPr>
                 <w:rFonts w:ascii="Times New Roman" w:hAnsi="Times New Roman" w:cs="Times New Roman"/>
@@ -25871,16 +25502,7 @@
                 <w:sz w:val="28"/>
                 <w:szCs w:val="28"/>
               </w:rPr>
-              <w:t>(</w:t>
-            </w:r>
-            <w:proofErr w:type="gramEnd"/>
-            <w:r>
-              <w:rPr>
-                <w:rFonts w:ascii="Times New Roman" w:hAnsi="Times New Roman" w:cs="Times New Roman"/>
-                <w:sz w:val="28"/>
-                <w:szCs w:val="28"/>
-              </w:rPr>
-              <w:t>14)</w:t>
+              <w:t>(14)</w:t>
             </w:r>
           </w:p>
         </w:tc>
@@ -26042,7 +25664,7 @@
     </w:tbl>
     <w:p>
       <w:pPr>
-        <w:spacing w:line="360" w:lineRule="auto"/>
+        <w:spacing w:after="0" w:line="360" w:lineRule="auto"/>
         <w:rPr>
           <w:rFonts w:ascii="Times New Roman" w:hAnsi="Times New Roman" w:cs="Times New Roman"/>
           <w:sz w:val="28"/>
@@ -26076,7 +25698,7 @@
     </w:p>
     <w:tbl>
       <w:tblPr>
-        <w:tblStyle w:val="af7"/>
+        <w:tblStyle w:val="af6"/>
         <w:tblW w:w="0" w:type="auto"/>
         <w:tblLook w:val="04A0" w:firstRow="1" w:lastRow="0" w:firstColumn="1" w:lastColumn="0" w:noHBand="0" w:noVBand="1"/>
       </w:tblPr>
@@ -26717,7 +26339,7 @@
     </w:tbl>
     <w:p>
       <w:pPr>
-        <w:spacing w:line="360" w:lineRule="auto"/>
+        <w:spacing w:after="0" w:line="360" w:lineRule="auto"/>
         <w:rPr>
           <w:rFonts w:ascii="Times New Roman" w:hAnsi="Times New Roman" w:cs="Times New Roman"/>
           <w:sz w:val="28"/>
@@ -26751,7 +26373,7 @@
     </w:p>
     <w:tbl>
       <w:tblPr>
-        <w:tblStyle w:val="af7"/>
+        <w:tblStyle w:val="af6"/>
         <w:tblW w:w="0" w:type="auto"/>
         <w:tblLook w:val="04A0" w:firstRow="1" w:lastRow="0" w:firstColumn="1" w:lastColumn="0" w:noHBand="0" w:noVBand="1"/>
       </w:tblPr>
@@ -26901,7 +26523,6 @@
                 <w:szCs w:val="28"/>
                 <w:lang w:val="en-US"/>
               </w:rPr>
-              <w:lastRenderedPageBreak/>
               <w:t>PK</w:t>
             </w:r>
           </w:p>
@@ -27360,7 +26981,6 @@
                 <w:szCs w:val="28"/>
               </w:rPr>
             </w:pPr>
-            <w:proofErr w:type="gramStart"/>
             <w:r>
               <w:rPr>
                 <w:rFonts w:ascii="Times New Roman" w:hAnsi="Times New Roman" w:cs="Times New Roman"/>
@@ -27376,16 +26996,7 @@
                 <w:sz w:val="28"/>
                 <w:szCs w:val="28"/>
               </w:rPr>
-              <w:t>(</w:t>
-            </w:r>
-            <w:proofErr w:type="gramEnd"/>
-            <w:r>
-              <w:rPr>
-                <w:rFonts w:ascii="Times New Roman" w:hAnsi="Times New Roman" w:cs="Times New Roman"/>
-                <w:sz w:val="28"/>
-                <w:szCs w:val="28"/>
-              </w:rPr>
-              <w:t>12)</w:t>
+              <w:t>(12)</w:t>
             </w:r>
           </w:p>
         </w:tc>
@@ -27491,7 +27102,6 @@
                 <w:szCs w:val="28"/>
               </w:rPr>
             </w:pPr>
-            <w:proofErr w:type="gramStart"/>
             <w:r>
               <w:rPr>
                 <w:rFonts w:ascii="Times New Roman" w:hAnsi="Times New Roman" w:cs="Times New Roman"/>
@@ -27507,16 +27117,7 @@
                 <w:sz w:val="28"/>
                 <w:szCs w:val="28"/>
               </w:rPr>
-              <w:t>(</w:t>
-            </w:r>
-            <w:proofErr w:type="gramEnd"/>
-            <w:r>
-              <w:rPr>
-                <w:rFonts w:ascii="Times New Roman" w:hAnsi="Times New Roman" w:cs="Times New Roman"/>
-                <w:sz w:val="28"/>
-                <w:szCs w:val="28"/>
-              </w:rPr>
-              <w:t>253)</w:t>
+              <w:t>(253)</w:t>
             </w:r>
           </w:p>
         </w:tc>
@@ -27547,7 +27148,7 @@
     </w:tbl>
     <w:p>
       <w:pPr>
-        <w:spacing w:line="360" w:lineRule="auto"/>
+        <w:spacing w:after="0" w:line="360" w:lineRule="auto"/>
         <w:rPr>
           <w:rFonts w:ascii="Times New Roman" w:hAnsi="Times New Roman" w:cs="Times New Roman"/>
           <w:sz w:val="28"/>
@@ -27581,7 +27182,7 @@
     </w:p>
     <w:tbl>
       <w:tblPr>
-        <w:tblStyle w:val="af7"/>
+        <w:tblStyle w:val="af6"/>
         <w:tblW w:w="0" w:type="auto"/>
         <w:tblLook w:val="04A0" w:firstRow="1" w:lastRow="0" w:firstColumn="1" w:lastColumn="0" w:noHBand="0" w:noVBand="1"/>
       </w:tblPr>
@@ -28244,7 +27845,7 @@
     <w:p>
       <w:pPr>
         <w:pStyle w:val="a7"/>
-        <w:spacing w:line="360" w:lineRule="auto"/>
+        <w:spacing w:after="0" w:line="360" w:lineRule="auto"/>
         <w:ind w:left="0"/>
         <w:jc w:val="both"/>
         <w:rPr>
@@ -28257,6 +27858,7 @@
     <w:p>
       <w:pPr>
         <w:pStyle w:val="1"/>
+        <w:spacing w:before="0" w:after="0" w:line="360" w:lineRule="auto"/>
         <w:rPr>
           <w:rFonts w:ascii="Times New Roman" w:hAnsi="Times New Roman" w:cs="Times New Roman"/>
           <w:color w:val="000000" w:themeColor="text1"/>
@@ -28272,14 +27874,13 @@
           <w:sz w:val="28"/>
           <w:szCs w:val="28"/>
         </w:rPr>
-        <w:lastRenderedPageBreak/>
         <w:t>4.4. Запросы к базе данных</w:t>
       </w:r>
       <w:bookmarkEnd w:id="20"/>
     </w:p>
     <w:p>
       <w:pPr>
-        <w:spacing w:line="360" w:lineRule="auto"/>
+        <w:spacing w:after="0" w:line="360" w:lineRule="auto"/>
         <w:ind w:firstLine="851"/>
         <w:jc w:val="both"/>
         <w:rPr>
@@ -28299,7 +27900,7 @@
     </w:p>
     <w:p>
       <w:pPr>
-        <w:spacing w:line="360" w:lineRule="auto"/>
+        <w:spacing w:after="0" w:line="360" w:lineRule="auto"/>
         <w:ind w:firstLine="851"/>
         <w:jc w:val="both"/>
         <w:rPr>
@@ -28381,7 +27982,7 @@
     </w:p>
     <w:p>
       <w:pPr>
-        <w:spacing w:line="360" w:lineRule="auto"/>
+        <w:spacing w:after="0" w:line="360" w:lineRule="auto"/>
         <w:ind w:firstLine="851"/>
         <w:jc w:val="both"/>
         <w:rPr>
@@ -28401,7 +28002,7 @@
     </w:p>
     <w:p>
       <w:pPr>
-        <w:spacing w:line="360" w:lineRule="auto"/>
+        <w:spacing w:after="0" w:line="360" w:lineRule="auto"/>
         <w:ind w:firstLine="851"/>
         <w:jc w:val="both"/>
         <w:rPr>
@@ -28421,7 +28022,7 @@
     </w:p>
     <w:p>
       <w:pPr>
-        <w:spacing w:line="360" w:lineRule="auto"/>
+        <w:spacing w:after="0" w:line="360" w:lineRule="auto"/>
         <w:ind w:firstLine="851"/>
         <w:jc w:val="both"/>
         <w:rPr>
@@ -28488,46 +28089,28 @@
           <w:sz w:val="28"/>
           <w:szCs w:val="28"/>
         </w:rPr>
+        <w:t xml:space="preserve"> Объект </w:t>
+      </w:r>
+      <w:r>
+        <w:rPr>
+          <w:rFonts w:ascii="Times New Roman" w:hAnsi="Times New Roman" w:cs="Times New Roman"/>
+          <w:sz w:val="28"/>
+          <w:szCs w:val="28"/>
+        </w:rPr>
         <w:t xml:space="preserve"> </w:t>
       </w:r>
-      <w:proofErr w:type="gramStart"/>
-      <w:r>
-        <w:rPr>
-          <w:rFonts w:ascii="Times New Roman" w:hAnsi="Times New Roman" w:cs="Times New Roman"/>
-          <w:sz w:val="28"/>
-          <w:szCs w:val="28"/>
-        </w:rPr>
-        <w:t xml:space="preserve">Объект </w:t>
-      </w:r>
-      <w:r>
-        <w:rPr>
-          <w:rFonts w:ascii="Times New Roman" w:hAnsi="Times New Roman" w:cs="Times New Roman"/>
-          <w:sz w:val="28"/>
-          <w:szCs w:val="28"/>
-        </w:rPr>
-        <w:t xml:space="preserve"> </w:t>
-      </w:r>
-      <w:r>
-        <w:rPr>
-          <w:rFonts w:ascii="Times New Roman" w:hAnsi="Times New Roman" w:cs="Times New Roman"/>
-          <w:sz w:val="28"/>
-          <w:szCs w:val="28"/>
-        </w:rPr>
-        <w:t>WHERE</w:t>
-      </w:r>
-      <w:proofErr w:type="gramEnd"/>
-      <w:r>
-        <w:rPr>
-          <w:rFonts w:ascii="Times New Roman" w:hAnsi="Times New Roman" w:cs="Times New Roman"/>
-          <w:sz w:val="28"/>
-          <w:szCs w:val="28"/>
-        </w:rPr>
-        <w:t xml:space="preserve"> Тип = 'Квартира' AND Цена &lt;= 8500000;</w:t>
-      </w:r>
-    </w:p>
-    <w:p>
-      <w:pPr>
-        <w:spacing w:line="360" w:lineRule="auto"/>
+      <w:r>
+        <w:rPr>
+          <w:rFonts w:ascii="Times New Roman" w:hAnsi="Times New Roman" w:cs="Times New Roman"/>
+          <w:sz w:val="28"/>
+          <w:szCs w:val="28"/>
+        </w:rPr>
+        <w:t>WHERE Тип = 'Квартира' AND Цена &lt;= 8500000;</w:t>
+      </w:r>
+    </w:p>
+    <w:p>
+      <w:pPr>
+        <w:spacing w:after="0" w:line="360" w:lineRule="auto"/>
         <w:ind w:firstLine="851"/>
         <w:jc w:val="both"/>
         <w:rPr>
@@ -28563,7 +28146,7 @@
     </w:p>
     <w:p>
       <w:pPr>
-        <w:spacing w:line="360" w:lineRule="auto"/>
+        <w:spacing w:after="0" w:line="360" w:lineRule="auto"/>
         <w:ind w:firstLine="851"/>
         <w:jc w:val="both"/>
         <w:rPr>
@@ -28583,7 +28166,7 @@
     </w:p>
     <w:p>
       <w:pPr>
-        <w:spacing w:line="360" w:lineRule="auto"/>
+        <w:spacing w:after="0" w:line="360" w:lineRule="auto"/>
         <w:ind w:firstLine="851"/>
         <w:jc w:val="both"/>
         <w:rPr>
@@ -28675,7 +28258,7 @@
     </w:p>
     <w:p>
       <w:pPr>
-        <w:spacing w:line="360" w:lineRule="auto"/>
+        <w:spacing w:after="0" w:line="360" w:lineRule="auto"/>
         <w:ind w:firstLine="851"/>
         <w:jc w:val="both"/>
         <w:rPr>
@@ -28749,7 +28332,7 @@
     </w:p>
     <w:p>
       <w:pPr>
-        <w:spacing w:line="360" w:lineRule="auto"/>
+        <w:spacing w:after="0" w:line="360" w:lineRule="auto"/>
         <w:ind w:firstLine="851"/>
         <w:jc w:val="both"/>
         <w:rPr>
@@ -28805,7 +28388,7 @@
     </w:p>
     <w:p>
       <w:pPr>
-        <w:spacing w:line="360" w:lineRule="auto"/>
+        <w:spacing w:after="0" w:line="360" w:lineRule="auto"/>
         <w:ind w:firstLine="851"/>
         <w:jc w:val="both"/>
         <w:rPr>
@@ -28825,7 +28408,7 @@
     </w:p>
     <w:p>
       <w:pPr>
-        <w:spacing w:line="360" w:lineRule="auto"/>
+        <w:spacing w:after="0" w:line="360" w:lineRule="auto"/>
         <w:ind w:firstLine="851"/>
         <w:jc w:val="both"/>
         <w:rPr>
@@ -28845,7 +28428,7 @@
     </w:p>
     <w:p>
       <w:pPr>
-        <w:spacing w:line="360" w:lineRule="auto"/>
+        <w:spacing w:after="0" w:line="360" w:lineRule="auto"/>
         <w:ind w:firstLine="851"/>
         <w:jc w:val="both"/>
         <w:rPr>
@@ -28921,7 +28504,7 @@
     </w:p>
     <w:p>
       <w:pPr>
-        <w:spacing w:line="360" w:lineRule="auto"/>
+        <w:spacing w:after="0" w:line="360" w:lineRule="auto"/>
         <w:ind w:firstLine="851"/>
         <w:jc w:val="both"/>
         <w:rPr>
@@ -28936,7 +28519,6 @@
           <w:sz w:val="28"/>
           <w:szCs w:val="28"/>
         </w:rPr>
-        <w:lastRenderedPageBreak/>
         <w:t xml:space="preserve">JOIN Клиент </w:t>
       </w:r>
       <w:proofErr w:type="spellStart"/>
@@ -28996,7 +28578,7 @@
     </w:p>
     <w:p>
       <w:pPr>
-        <w:spacing w:line="360" w:lineRule="auto"/>
+        <w:spacing w:after="0" w:line="360" w:lineRule="auto"/>
         <w:ind w:firstLine="851"/>
         <w:jc w:val="both"/>
         <w:rPr>
@@ -29070,7 +28652,7 @@
     </w:p>
     <w:p>
       <w:pPr>
-        <w:spacing w:line="360" w:lineRule="auto"/>
+        <w:spacing w:after="0" w:line="360" w:lineRule="auto"/>
         <w:ind w:firstLine="851"/>
         <w:jc w:val="both"/>
         <w:rPr>
@@ -29090,7 +28672,7 @@
     </w:p>
     <w:p>
       <w:pPr>
-        <w:spacing w:line="360" w:lineRule="auto"/>
+        <w:spacing w:after="0" w:line="360" w:lineRule="auto"/>
         <w:ind w:firstLine="851"/>
         <w:jc w:val="both"/>
         <w:rPr>
@@ -29110,7 +28692,7 @@
     </w:p>
     <w:p>
       <w:pPr>
-        <w:spacing w:line="360" w:lineRule="auto"/>
+        <w:spacing w:after="0" w:line="360" w:lineRule="auto"/>
         <w:ind w:firstLine="851"/>
         <w:jc w:val="both"/>
         <w:rPr>
@@ -29197,30 +28779,12 @@
           <w:sz w:val="28"/>
           <w:szCs w:val="28"/>
         </w:rPr>
-        <w:t xml:space="preserve"> FROM Клиент WHERE ФИО = 'Смирнов </w:t>
-      </w:r>
-      <w:proofErr w:type="gramStart"/>
-      <w:r>
-        <w:rPr>
-          <w:rFonts w:ascii="Times New Roman" w:hAnsi="Times New Roman" w:cs="Times New Roman"/>
-          <w:sz w:val="28"/>
-          <w:szCs w:val="28"/>
-        </w:rPr>
-        <w:t>Д.О.</w:t>
-      </w:r>
-      <w:proofErr w:type="gramEnd"/>
-      <w:r>
-        <w:rPr>
-          <w:rFonts w:ascii="Times New Roman" w:hAnsi="Times New Roman" w:cs="Times New Roman"/>
-          <w:sz w:val="28"/>
-          <w:szCs w:val="28"/>
-        </w:rPr>
-        <w:t>');</w:t>
-      </w:r>
-    </w:p>
-    <w:p>
-      <w:pPr>
-        <w:spacing w:line="360" w:lineRule="auto"/>
+        <w:t xml:space="preserve"> FROM Клиент WHERE ФИО = 'Смирнов Д.О.');</w:t>
+      </w:r>
+    </w:p>
+    <w:p>
+      <w:pPr>
+        <w:spacing w:after="0" w:line="360" w:lineRule="auto"/>
         <w:ind w:firstLine="851"/>
         <w:jc w:val="both"/>
         <w:rPr>
@@ -29240,7 +28804,7 @@
     </w:p>
     <w:p>
       <w:pPr>
-        <w:spacing w:line="360" w:lineRule="auto"/>
+        <w:spacing w:after="0" w:line="360" w:lineRule="auto"/>
         <w:ind w:firstLine="851"/>
         <w:jc w:val="both"/>
         <w:rPr>
@@ -29260,7 +28824,7 @@
     </w:p>
     <w:p>
       <w:pPr>
-        <w:spacing w:line="360" w:lineRule="auto"/>
+        <w:spacing w:after="0" w:line="360" w:lineRule="auto"/>
         <w:ind w:firstLine="851"/>
         <w:jc w:val="both"/>
         <w:rPr>
@@ -29498,7 +29062,7 @@
     </w:p>
     <w:p>
       <w:pPr>
-        <w:spacing w:line="360" w:lineRule="auto"/>
+        <w:spacing w:after="0" w:line="360" w:lineRule="auto"/>
         <w:ind w:firstLine="851"/>
         <w:jc w:val="both"/>
         <w:rPr>
@@ -29518,7 +29082,7 @@
     </w:p>
     <w:p>
       <w:pPr>
-        <w:spacing w:line="360" w:lineRule="auto"/>
+        <w:spacing w:after="0" w:line="360" w:lineRule="auto"/>
         <w:ind w:firstLine="851"/>
         <w:jc w:val="both"/>
         <w:rPr>
@@ -29538,7 +29102,7 @@
     </w:p>
     <w:p>
       <w:pPr>
-        <w:spacing w:line="360" w:lineRule="auto"/>
+        <w:spacing w:after="0" w:line="360" w:lineRule="auto"/>
         <w:ind w:firstLine="851"/>
         <w:jc w:val="both"/>
         <w:rPr>
@@ -29571,7 +29135,94 @@
           <w:sz w:val="28"/>
           <w:szCs w:val="28"/>
         </w:rPr>
-        <w:t xml:space="preserve">, </w:t>
+        <w:t>, COUNT(</w:t>
+      </w:r>
+      <w:proofErr w:type="spellStart"/>
+      <w:r>
+        <w:rPr>
+          <w:rFonts w:ascii="Times New Roman" w:hAnsi="Times New Roman" w:cs="Times New Roman"/>
+          <w:sz w:val="28"/>
+          <w:szCs w:val="28"/>
+        </w:rPr>
+        <w:t>o.ID_Объявление</w:t>
+      </w:r>
+      <w:proofErr w:type="spellEnd"/>
+      <w:r>
+        <w:rPr>
+          <w:rFonts w:ascii="Times New Roman" w:hAnsi="Times New Roman" w:cs="Times New Roman"/>
+          <w:sz w:val="28"/>
+          <w:szCs w:val="28"/>
+        </w:rPr>
+        <w:t xml:space="preserve">) AS </w:t>
+      </w:r>
+      <w:proofErr w:type="spellStart"/>
+      <w:r>
+        <w:rPr>
+          <w:rFonts w:ascii="Times New Roman" w:hAnsi="Times New Roman" w:cs="Times New Roman"/>
+          <w:sz w:val="28"/>
+          <w:szCs w:val="28"/>
+        </w:rPr>
+        <w:t>Активные_карточки</w:t>
+      </w:r>
+      <w:proofErr w:type="spellEnd"/>
+      <w:r>
+        <w:rPr>
+          <w:rFonts w:ascii="Times New Roman" w:hAnsi="Times New Roman" w:cs="Times New Roman"/>
+          <w:sz w:val="28"/>
+          <w:szCs w:val="28"/>
+        </w:rPr>
+        <w:t xml:space="preserve"> </w:t>
+      </w:r>
+      <w:r>
+        <w:rPr>
+          <w:rFonts w:ascii="Times New Roman" w:hAnsi="Times New Roman" w:cs="Times New Roman"/>
+          <w:sz w:val="28"/>
+          <w:szCs w:val="28"/>
+        </w:rPr>
+        <w:t>FROM Агент a</w:t>
+      </w:r>
+      <w:r>
+        <w:rPr>
+          <w:rFonts w:ascii="Times New Roman" w:hAnsi="Times New Roman" w:cs="Times New Roman"/>
+          <w:sz w:val="28"/>
+          <w:szCs w:val="28"/>
+        </w:rPr>
+        <w:t xml:space="preserve"> </w:t>
+      </w:r>
+      <w:r>
+        <w:rPr>
+          <w:rFonts w:ascii="Times New Roman" w:hAnsi="Times New Roman" w:cs="Times New Roman"/>
+          <w:sz w:val="28"/>
+          <w:szCs w:val="28"/>
+        </w:rPr>
+        <w:t xml:space="preserve">LEFT JOIN Объявления o ON </w:t>
+      </w:r>
+      <w:proofErr w:type="spellStart"/>
+      <w:r>
+        <w:rPr>
+          <w:rFonts w:ascii="Times New Roman" w:hAnsi="Times New Roman" w:cs="Times New Roman"/>
+          <w:sz w:val="28"/>
+          <w:szCs w:val="28"/>
+        </w:rPr>
+        <w:t>a.ID_Агент</w:t>
+      </w:r>
+      <w:proofErr w:type="spellEnd"/>
+      <w:r>
+        <w:rPr>
+          <w:rFonts w:ascii="Times New Roman" w:hAnsi="Times New Roman" w:cs="Times New Roman"/>
+          <w:sz w:val="28"/>
+          <w:szCs w:val="28"/>
+        </w:rPr>
+        <w:t xml:space="preserve"> = </w:t>
+      </w:r>
+      <w:proofErr w:type="spellStart"/>
+      <w:r>
+        <w:rPr>
+          <w:rFonts w:ascii="Times New Roman" w:hAnsi="Times New Roman" w:cs="Times New Roman"/>
+          <w:sz w:val="28"/>
+          <w:szCs w:val="28"/>
+        </w:rPr>
+        <w:t>o.ID_</w:t>
       </w:r>
       <w:proofErr w:type="gramStart"/>
       <w:r>
@@ -29580,17 +29231,50 @@
           <w:sz w:val="28"/>
           <w:szCs w:val="28"/>
         </w:rPr>
-        <w:t>COUNT(</w:t>
+        <w:t>Агент</w:t>
+      </w:r>
+      <w:proofErr w:type="spellEnd"/>
+      <w:r>
+        <w:rPr>
+          <w:rFonts w:ascii="Times New Roman" w:hAnsi="Times New Roman" w:cs="Times New Roman"/>
+          <w:sz w:val="28"/>
+          <w:szCs w:val="28"/>
+        </w:rPr>
+        <w:t xml:space="preserve"> </w:t>
+      </w:r>
+      <w:r>
+        <w:rPr>
+          <w:rFonts w:ascii="Times New Roman" w:hAnsi="Times New Roman" w:cs="Times New Roman"/>
+          <w:sz w:val="28"/>
+          <w:szCs w:val="28"/>
+        </w:rPr>
+        <w:t xml:space="preserve"> </w:t>
+      </w:r>
+      <w:r>
+        <w:rPr>
+          <w:rFonts w:ascii="Times New Roman" w:hAnsi="Times New Roman" w:cs="Times New Roman"/>
+          <w:sz w:val="28"/>
+          <w:szCs w:val="28"/>
+        </w:rPr>
+        <w:t>GROUP</w:t>
+      </w:r>
+      <w:proofErr w:type="gramEnd"/>
+      <w:r>
+        <w:rPr>
+          <w:rFonts w:ascii="Times New Roman" w:hAnsi="Times New Roman" w:cs="Times New Roman"/>
+          <w:sz w:val="28"/>
+          <w:szCs w:val="28"/>
+        </w:rPr>
+        <w:t xml:space="preserve"> BY </w:t>
       </w:r>
       <w:proofErr w:type="spellStart"/>
-      <w:proofErr w:type="gramEnd"/>
-      <w:r>
-        <w:rPr>
-          <w:rFonts w:ascii="Times New Roman" w:hAnsi="Times New Roman" w:cs="Times New Roman"/>
-          <w:sz w:val="28"/>
-          <w:szCs w:val="28"/>
-        </w:rPr>
-        <w:t>o.ID_Объявление</w:t>
+      <w:r>
+        <w:rPr>
+          <w:rFonts w:ascii="Times New Roman" w:hAnsi="Times New Roman" w:cs="Times New Roman"/>
+          <w:sz w:val="28"/>
+          <w:szCs w:val="28"/>
+        </w:rPr>
+        <w:t>a.ФИО</w:t>
       </w:r>
       <w:proofErr w:type="spellEnd"/>
       <w:r>
@@ -29599,142 +29283,12 @@
           <w:sz w:val="28"/>
           <w:szCs w:val="28"/>
         </w:rPr>
-        <w:t xml:space="preserve">) AS </w:t>
-      </w:r>
-      <w:proofErr w:type="spellStart"/>
-      <w:r>
-        <w:rPr>
-          <w:rFonts w:ascii="Times New Roman" w:hAnsi="Times New Roman" w:cs="Times New Roman"/>
-          <w:sz w:val="28"/>
-          <w:szCs w:val="28"/>
-        </w:rPr>
-        <w:t>Активные_карточки</w:t>
-      </w:r>
-      <w:proofErr w:type="spellEnd"/>
-      <w:r>
-        <w:rPr>
-          <w:rFonts w:ascii="Times New Roman" w:hAnsi="Times New Roman" w:cs="Times New Roman"/>
-          <w:sz w:val="28"/>
-          <w:szCs w:val="28"/>
-        </w:rPr>
-        <w:t xml:space="preserve"> </w:t>
-      </w:r>
-      <w:r>
-        <w:rPr>
-          <w:rFonts w:ascii="Times New Roman" w:hAnsi="Times New Roman" w:cs="Times New Roman"/>
-          <w:sz w:val="28"/>
-          <w:szCs w:val="28"/>
-        </w:rPr>
-        <w:t>FROM Агент a</w:t>
-      </w:r>
-      <w:r>
-        <w:rPr>
-          <w:rFonts w:ascii="Times New Roman" w:hAnsi="Times New Roman" w:cs="Times New Roman"/>
-          <w:sz w:val="28"/>
-          <w:szCs w:val="28"/>
-        </w:rPr>
-        <w:t xml:space="preserve"> </w:t>
-      </w:r>
-      <w:r>
-        <w:rPr>
-          <w:rFonts w:ascii="Times New Roman" w:hAnsi="Times New Roman" w:cs="Times New Roman"/>
-          <w:sz w:val="28"/>
-          <w:szCs w:val="28"/>
-        </w:rPr>
-        <w:t xml:space="preserve">LEFT JOIN Объявления o ON </w:t>
-      </w:r>
-      <w:proofErr w:type="spellStart"/>
-      <w:r>
-        <w:rPr>
-          <w:rFonts w:ascii="Times New Roman" w:hAnsi="Times New Roman" w:cs="Times New Roman"/>
-          <w:sz w:val="28"/>
-          <w:szCs w:val="28"/>
-        </w:rPr>
-        <w:t>a.ID_Агент</w:t>
-      </w:r>
-      <w:proofErr w:type="spellEnd"/>
-      <w:r>
-        <w:rPr>
-          <w:rFonts w:ascii="Times New Roman" w:hAnsi="Times New Roman" w:cs="Times New Roman"/>
-          <w:sz w:val="28"/>
-          <w:szCs w:val="28"/>
-        </w:rPr>
-        <w:t xml:space="preserve"> = </w:t>
-      </w:r>
-      <w:proofErr w:type="spellStart"/>
-      <w:r>
-        <w:rPr>
-          <w:rFonts w:ascii="Times New Roman" w:hAnsi="Times New Roman" w:cs="Times New Roman"/>
-          <w:sz w:val="28"/>
-          <w:szCs w:val="28"/>
-        </w:rPr>
-        <w:t>o.ID_</w:t>
-      </w:r>
-      <w:proofErr w:type="gramStart"/>
-      <w:r>
-        <w:rPr>
-          <w:rFonts w:ascii="Times New Roman" w:hAnsi="Times New Roman" w:cs="Times New Roman"/>
-          <w:sz w:val="28"/>
-          <w:szCs w:val="28"/>
-        </w:rPr>
-        <w:t>Агент</w:t>
-      </w:r>
-      <w:proofErr w:type="spellEnd"/>
-      <w:r>
-        <w:rPr>
-          <w:rFonts w:ascii="Times New Roman" w:hAnsi="Times New Roman" w:cs="Times New Roman"/>
-          <w:sz w:val="28"/>
-          <w:szCs w:val="28"/>
-        </w:rPr>
-        <w:t xml:space="preserve"> </w:t>
-      </w:r>
-      <w:r>
-        <w:rPr>
-          <w:rFonts w:ascii="Times New Roman" w:hAnsi="Times New Roman" w:cs="Times New Roman"/>
-          <w:sz w:val="28"/>
-          <w:szCs w:val="28"/>
-        </w:rPr>
-        <w:t xml:space="preserve"> </w:t>
-      </w:r>
-      <w:r>
-        <w:rPr>
-          <w:rFonts w:ascii="Times New Roman" w:hAnsi="Times New Roman" w:cs="Times New Roman"/>
-          <w:sz w:val="28"/>
-          <w:szCs w:val="28"/>
-        </w:rPr>
-        <w:t>GROUP</w:t>
-      </w:r>
-      <w:proofErr w:type="gramEnd"/>
-      <w:r>
-        <w:rPr>
-          <w:rFonts w:ascii="Times New Roman" w:hAnsi="Times New Roman" w:cs="Times New Roman"/>
-          <w:sz w:val="28"/>
-          <w:szCs w:val="28"/>
-        </w:rPr>
-        <w:t xml:space="preserve"> BY </w:t>
-      </w:r>
-      <w:proofErr w:type="spellStart"/>
-      <w:r>
-        <w:rPr>
-          <w:rFonts w:ascii="Times New Roman" w:hAnsi="Times New Roman" w:cs="Times New Roman"/>
-          <w:sz w:val="28"/>
-          <w:szCs w:val="28"/>
-        </w:rPr>
-        <w:t>a.ФИО</w:t>
-      </w:r>
-      <w:proofErr w:type="spellEnd"/>
-      <w:r>
-        <w:rPr>
-          <w:rFonts w:ascii="Times New Roman" w:hAnsi="Times New Roman" w:cs="Times New Roman"/>
-          <w:sz w:val="28"/>
-          <w:szCs w:val="28"/>
-        </w:rPr>
         <w:t>;</w:t>
       </w:r>
     </w:p>
     <w:p>
       <w:pPr>
-        <w:spacing w:line="360" w:lineRule="auto"/>
+        <w:spacing w:after="0" w:line="360" w:lineRule="auto"/>
         <w:ind w:firstLine="851"/>
         <w:jc w:val="both"/>
         <w:rPr>
@@ -29754,7 +29308,7 @@
     </w:p>
     <w:p>
       <w:pPr>
-        <w:spacing w:line="360" w:lineRule="auto"/>
+        <w:spacing w:after="0" w:line="360" w:lineRule="auto"/>
         <w:ind w:firstLine="851"/>
         <w:jc w:val="both"/>
         <w:rPr>
@@ -29774,7 +29328,7 @@
     </w:p>
     <w:p>
       <w:pPr>
-        <w:spacing w:line="360" w:lineRule="auto"/>
+        <w:spacing w:after="0" w:line="360" w:lineRule="auto"/>
         <w:ind w:firstLine="851"/>
         <w:jc w:val="both"/>
         <w:rPr>
@@ -29789,7 +29343,6 @@
           <w:sz w:val="28"/>
           <w:szCs w:val="28"/>
         </w:rPr>
-        <w:lastRenderedPageBreak/>
         <w:t xml:space="preserve">SELECT Тип, AVG(Цена) AS </w:t>
       </w:r>
       <w:proofErr w:type="spellStart"/>
@@ -29896,7 +29449,7 @@
     </w:p>
     <w:p>
       <w:pPr>
-        <w:spacing w:line="360" w:lineRule="auto"/>
+        <w:spacing w:after="0" w:line="360" w:lineRule="auto"/>
         <w:ind w:firstLine="851"/>
         <w:jc w:val="both"/>
         <w:rPr>
@@ -29916,7 +29469,7 @@
     </w:p>
     <w:p>
       <w:pPr>
-        <w:spacing w:line="360" w:lineRule="auto"/>
+        <w:spacing w:after="0" w:line="360" w:lineRule="auto"/>
         <w:ind w:firstLine="851"/>
         <w:jc w:val="both"/>
         <w:rPr>
@@ -29936,7 +29489,7 @@
     </w:p>
     <w:p>
       <w:pPr>
-        <w:spacing w:line="360" w:lineRule="auto"/>
+        <w:spacing w:after="0" w:line="360" w:lineRule="auto"/>
         <w:ind w:firstLine="851"/>
         <w:jc w:val="both"/>
         <w:rPr>
@@ -30010,7 +29563,7 @@
     </w:p>
     <w:p>
       <w:pPr>
-        <w:spacing w:line="360" w:lineRule="auto"/>
+        <w:spacing w:after="0" w:line="360" w:lineRule="auto"/>
         <w:ind w:firstLine="851"/>
         <w:jc w:val="both"/>
         <w:rPr>
@@ -30030,7 +29583,7 @@
     </w:p>
     <w:p>
       <w:pPr>
-        <w:spacing w:line="360" w:lineRule="auto"/>
+        <w:spacing w:after="0" w:line="360" w:lineRule="auto"/>
         <w:ind w:firstLine="851"/>
         <w:jc w:val="both"/>
         <w:rPr>
@@ -30050,7 +29603,7 @@
     </w:p>
     <w:p>
       <w:pPr>
-        <w:spacing w:line="360" w:lineRule="auto"/>
+        <w:spacing w:after="0" w:line="360" w:lineRule="auto"/>
         <w:ind w:firstLine="851"/>
         <w:jc w:val="both"/>
         <w:rPr>
@@ -30083,16 +29636,7 @@
           <w:sz w:val="28"/>
           <w:szCs w:val="28"/>
         </w:rPr>
-        <w:t xml:space="preserve">*) </w:t>
-      </w:r>
-      <w:proofErr w:type="gramStart"/>
-      <w:r>
-        <w:rPr>
-          <w:rFonts w:ascii="Times New Roman" w:hAnsi="Times New Roman" w:cs="Times New Roman"/>
-          <w:sz w:val="28"/>
-          <w:szCs w:val="28"/>
-        </w:rPr>
-        <w:t xml:space="preserve">AS </w:t>
+        <w:t xml:space="preserve">*) AS </w:t>
       </w:r>
       <w:proofErr w:type="spellStart"/>
       <w:r>
@@ -30101,16 +29645,7 @@
           <w:sz w:val="28"/>
           <w:szCs w:val="28"/>
         </w:rPr>
-        <w:t>Всего</w:t>
-      </w:r>
-      <w:proofErr w:type="gramEnd"/>
-      <w:r>
-        <w:rPr>
-          <w:rFonts w:ascii="Times New Roman" w:hAnsi="Times New Roman" w:cs="Times New Roman"/>
-          <w:sz w:val="28"/>
-          <w:szCs w:val="28"/>
-        </w:rPr>
-        <w:t>_объектов</w:t>
+        <w:t>Всего_объектов</w:t>
       </w:r>
       <w:proofErr w:type="spellEnd"/>
       <w:r>
@@ -30142,7 +29677,7 @@
     </w:p>
     <w:p>
       <w:pPr>
-        <w:spacing w:line="360" w:lineRule="auto"/>
+        <w:spacing w:after="0" w:line="360" w:lineRule="auto"/>
         <w:ind w:firstLine="851"/>
         <w:jc w:val="both"/>
         <w:rPr>
@@ -30162,6 +29697,7 @@
     </w:p>
     <w:p>
       <w:pPr>
+        <w:spacing w:after="0" w:line="360" w:lineRule="auto"/>
         <w:rPr>
           <w:rFonts w:ascii="Times New Roman" w:hAnsi="Times New Roman" w:cs="Times New Roman"/>
           <w:sz w:val="28"/>
@@ -30180,6 +29716,7 @@
     <w:p>
       <w:pPr>
         <w:pStyle w:val="1"/>
+        <w:spacing w:before="0" w:after="0" w:line="360" w:lineRule="auto"/>
         <w:jc w:val="center"/>
         <w:rPr>
           <w:rFonts w:ascii="Times New Roman" w:hAnsi="Times New Roman" w:cs="Times New Roman"/>
@@ -30200,14 +29737,13 @@
           <w:sz w:val="28"/>
           <w:szCs w:val="28"/>
         </w:rPr>
-        <w:lastRenderedPageBreak/>
         <w:t>5.РАЗРАБОТКА ЭСКИЗНОГО ПРОЕКТА</w:t>
       </w:r>
       <w:bookmarkEnd w:id="21"/>
     </w:p>
     <w:p>
       <w:pPr>
-        <w:spacing w:line="360" w:lineRule="auto"/>
+        <w:spacing w:after="0" w:line="360" w:lineRule="auto"/>
         <w:ind w:firstLine="851"/>
         <w:jc w:val="both"/>
         <w:rPr>
@@ -30243,7 +29779,7 @@
     </w:p>
     <w:p>
       <w:pPr>
-        <w:spacing w:line="360" w:lineRule="auto"/>
+        <w:spacing w:after="0" w:line="360" w:lineRule="auto"/>
         <w:ind w:firstLine="851"/>
         <w:jc w:val="both"/>
         <w:rPr>
@@ -30268,7 +29804,7 @@
           <w:ilvl w:val="0"/>
           <w:numId w:val="19"/>
         </w:numPr>
-        <w:spacing w:line="360" w:lineRule="auto"/>
+        <w:spacing w:after="0" w:line="360" w:lineRule="auto"/>
         <w:ind w:left="0" w:firstLine="851"/>
         <w:jc w:val="both"/>
         <w:rPr>
@@ -30293,7 +29829,7 @@
           <w:ilvl w:val="0"/>
           <w:numId w:val="19"/>
         </w:numPr>
-        <w:spacing w:line="360" w:lineRule="auto"/>
+        <w:spacing w:after="0" w:line="360" w:lineRule="auto"/>
         <w:ind w:left="0" w:firstLine="851"/>
         <w:jc w:val="both"/>
         <w:rPr>
@@ -30318,7 +29854,7 @@
           <w:ilvl w:val="0"/>
           <w:numId w:val="19"/>
         </w:numPr>
-        <w:spacing w:line="360" w:lineRule="auto"/>
+        <w:spacing w:after="0" w:line="360" w:lineRule="auto"/>
         <w:ind w:left="0" w:firstLine="851"/>
         <w:jc w:val="both"/>
         <w:rPr>
@@ -30343,7 +29879,7 @@
           <w:ilvl w:val="0"/>
           <w:numId w:val="19"/>
         </w:numPr>
-        <w:spacing w:line="360" w:lineRule="auto"/>
+        <w:spacing w:after="0" w:line="360" w:lineRule="auto"/>
         <w:ind w:left="0" w:firstLine="851"/>
         <w:jc w:val="both"/>
         <w:rPr>
@@ -30363,7 +29899,7 @@
     </w:p>
     <w:p>
       <w:pPr>
-        <w:spacing w:line="360" w:lineRule="auto"/>
+        <w:spacing w:after="0" w:line="360" w:lineRule="auto"/>
         <w:ind w:firstLine="851"/>
         <w:jc w:val="both"/>
         <w:rPr>
@@ -30383,7 +29919,7 @@
     </w:p>
     <w:p>
       <w:pPr>
-        <w:spacing w:line="360" w:lineRule="auto"/>
+        <w:spacing w:after="0" w:line="360" w:lineRule="auto"/>
         <w:jc w:val="center"/>
         <w:rPr>
           <w:rFonts w:ascii="Times New Roman" w:hAnsi="Times New Roman" w:cs="Times New Roman"/>
@@ -30397,8 +29933,8 @@
           <w:noProof/>
           <w:sz w:val="28"/>
           <w:szCs w:val="28"/>
-        </w:rPr>
-        <w:lastRenderedPageBreak/>
+          <w:lang w:eastAsia="ru-RU"/>
+        </w:rPr>
         <w:drawing>
           <wp:inline distT="0" distB="0" distL="0" distR="0" wp14:anchorId="4F59D21C" wp14:editId="75106EA0">
             <wp:extent cx="5940425" cy="3716020"/>
@@ -30438,7 +29974,7 @@
     </w:p>
     <w:p>
       <w:pPr>
-        <w:spacing w:line="360" w:lineRule="auto"/>
+        <w:spacing w:after="0" w:line="360" w:lineRule="auto"/>
         <w:jc w:val="center"/>
         <w:rPr>
           <w:rFonts w:ascii="Times New Roman" w:hAnsi="Times New Roman" w:cs="Times New Roman"/>
@@ -30489,7 +30025,7 @@
     </w:p>
     <w:p>
       <w:pPr>
-        <w:spacing w:line="360" w:lineRule="auto"/>
+        <w:spacing w:after="0" w:line="360" w:lineRule="auto"/>
         <w:ind w:firstLine="851"/>
         <w:jc w:val="both"/>
         <w:rPr>
@@ -30509,7 +30045,7 @@
     </w:p>
     <w:p>
       <w:pPr>
-        <w:spacing w:line="360" w:lineRule="auto"/>
+        <w:spacing w:after="0" w:line="360" w:lineRule="auto"/>
         <w:ind w:firstLine="851"/>
         <w:jc w:val="both"/>
         <w:rPr>
@@ -30545,7 +30081,7 @@
     </w:p>
     <w:p>
       <w:pPr>
-        <w:spacing w:line="360" w:lineRule="auto"/>
+        <w:spacing w:after="0" w:line="360" w:lineRule="auto"/>
         <w:ind w:firstLine="851"/>
         <w:jc w:val="both"/>
         <w:rPr>
@@ -30560,21 +30096,12 @@
           <w:sz w:val="28"/>
           <w:szCs w:val="28"/>
         </w:rPr>
-        <w:t xml:space="preserve">Левая боковая панель содержит основное меню навигации с иконками и подписями: «Главная», «Клиенты», «Объекты», «Сделки», «Договоры», </w:t>
-      </w:r>
-      <w:r>
-        <w:rPr>
-          <w:rFonts w:ascii="Times New Roman" w:hAnsi="Times New Roman" w:cs="Times New Roman"/>
-          <w:sz w:val="28"/>
-          <w:szCs w:val="28"/>
-        </w:rPr>
-        <w:lastRenderedPageBreak/>
-        <w:t>«Аналитика» и «Настройки». Такое расположение обеспечивает постоянный доступ ко всем модулям системы в один клик.</w:t>
-      </w:r>
-    </w:p>
-    <w:p>
-      <w:pPr>
-        <w:spacing w:line="360" w:lineRule="auto"/>
+        <w:t>Левая боковая панель содержит основное меню навигации с иконками и подписями: «Главная», «Клиенты», «Объекты», «Сделки», «Договоры», «Аналитика» и «Настройки». Такое расположение обеспечивает постоянный доступ ко всем модулям системы в один клик.</w:t>
+      </w:r>
+    </w:p>
+    <w:p>
+      <w:pPr>
+        <w:spacing w:after="0" w:line="360" w:lineRule="auto"/>
         <w:jc w:val="center"/>
         <w:rPr>
           <w:rFonts w:ascii="Times New Roman" w:hAnsi="Times New Roman" w:cs="Times New Roman"/>
@@ -30588,6 +30115,7 @@
           <w:noProof/>
           <w:sz w:val="28"/>
           <w:szCs w:val="28"/>
+          <w:lang w:eastAsia="ru-RU"/>
         </w:rPr>
         <w:drawing>
           <wp:inline distT="0" distB="0" distL="0" distR="0" wp14:anchorId="53598E5A" wp14:editId="7F21596E">
@@ -30628,7 +30156,7 @@
     </w:p>
     <w:p>
       <w:pPr>
-        <w:spacing w:line="360" w:lineRule="auto"/>
+        <w:spacing w:after="0" w:line="360" w:lineRule="auto"/>
         <w:jc w:val="center"/>
         <w:rPr>
           <w:rFonts w:ascii="Times New Roman" w:hAnsi="Times New Roman" w:cs="Times New Roman"/>
@@ -30679,7 +30207,7 @@
     </w:p>
     <w:p>
       <w:pPr>
-        <w:spacing w:line="360" w:lineRule="auto"/>
+        <w:spacing w:after="0" w:line="360" w:lineRule="auto"/>
         <w:ind w:firstLine="851"/>
         <w:jc w:val="both"/>
         <w:rPr>
@@ -30723,7 +30251,7 @@
     </w:p>
     <w:p>
       <w:pPr>
-        <w:spacing w:line="360" w:lineRule="auto"/>
+        <w:spacing w:after="0" w:line="360" w:lineRule="auto"/>
         <w:ind w:firstLine="851"/>
         <w:jc w:val="both"/>
         <w:rPr>
@@ -30770,21 +30298,12 @@
           <w:sz w:val="28"/>
           <w:szCs w:val="28"/>
         </w:rPr>
-        <w:t xml:space="preserve">Кнопка «Добавить в сделку» позволяет мгновенно инициировать процесс купли-продажи, связывая выбранного клиента с объектом недвижимости, что реализует принцип минимизации рутинных операций. В правом верхнем углу каждой карточки расположена иконка корзины для архивации неактуальных контактов. В верхней части экрана находится кнопка «Добавить клиента» и </w:t>
-      </w:r>
-      <w:r>
-        <w:rPr>
-          <w:rFonts w:ascii="Times New Roman" w:hAnsi="Times New Roman" w:cs="Times New Roman"/>
-          <w:sz w:val="28"/>
-          <w:szCs w:val="28"/>
-        </w:rPr>
-        <w:lastRenderedPageBreak/>
-        <w:t>строка поиска, обеспечивающая быструю фильтрацию базы по фамилии или номеру телефона.</w:t>
-      </w:r>
-    </w:p>
-    <w:p>
-      <w:pPr>
-        <w:spacing w:line="360" w:lineRule="auto"/>
+        <w:t>Кнопка «Добавить в сделку» позволяет мгновенно инициировать процесс купли-продажи, связывая выбранного клиента с объектом недвижимости, что реализует принцип минимизации рутинных операций. В правом верхнем углу каждой карточки расположена иконка корзины для архивации неактуальных контактов. В верхней части экрана находится кнопка «Добавить клиента» и строка поиска, обеспечивающая быструю фильтрацию базы по фамилии или номеру телефона.</w:t>
+      </w:r>
+    </w:p>
+    <w:p>
+      <w:pPr>
+        <w:spacing w:after="0" w:line="360" w:lineRule="auto"/>
         <w:jc w:val="center"/>
         <w:rPr>
           <w:rFonts w:ascii="Times New Roman" w:hAnsi="Times New Roman" w:cs="Times New Roman"/>
@@ -30798,6 +30317,7 @@
           <w:noProof/>
           <w:sz w:val="28"/>
           <w:szCs w:val="28"/>
+          <w:lang w:eastAsia="ru-RU"/>
         </w:rPr>
         <w:drawing>
           <wp:inline distT="0" distB="0" distL="0" distR="0" wp14:anchorId="12C26E07" wp14:editId="70957715">
@@ -30838,7 +30358,7 @@
     </w:p>
     <w:p>
       <w:pPr>
-        <w:spacing w:line="360" w:lineRule="auto"/>
+        <w:spacing w:after="0" w:line="360" w:lineRule="auto"/>
         <w:jc w:val="center"/>
         <w:rPr>
           <w:rFonts w:ascii="Times New Roman" w:hAnsi="Times New Roman" w:cs="Times New Roman"/>
@@ -30897,7 +30417,7 @@
     </w:p>
     <w:p>
       <w:pPr>
-        <w:spacing w:line="360" w:lineRule="auto"/>
+        <w:spacing w:after="0" w:line="360" w:lineRule="auto"/>
         <w:ind w:firstLine="851"/>
         <w:jc w:val="both"/>
         <w:rPr>
@@ -30933,7 +30453,7 @@
     </w:p>
     <w:p>
       <w:pPr>
-        <w:spacing w:line="360" w:lineRule="auto"/>
+        <w:spacing w:after="0" w:line="360" w:lineRule="auto"/>
         <w:ind w:firstLine="851"/>
         <w:jc w:val="both"/>
         <w:rPr>
@@ -30972,16 +30492,7 @@
           <w:sz w:val="28"/>
           <w:szCs w:val="28"/>
         </w:rPr>
-        <w:t xml:space="preserve"> объекту или </w:t>
-      </w:r>
-      <w:r>
-        <w:rPr>
-          <w:rFonts w:ascii="Times New Roman" w:hAnsi="Times New Roman" w:cs="Times New Roman"/>
-          <w:sz w:val="28"/>
-          <w:szCs w:val="28"/>
-        </w:rPr>
-        <w:lastRenderedPageBreak/>
-        <w:t>продавцу/покупателю,</w:t>
+        <w:t xml:space="preserve"> объекту или продавцу/покупателю,</w:t>
       </w:r>
       <w:r>
         <w:rPr>
@@ -30994,7 +30505,7 @@
     </w:p>
     <w:p>
       <w:pPr>
-        <w:spacing w:line="360" w:lineRule="auto"/>
+        <w:spacing w:after="0" w:line="360" w:lineRule="auto"/>
         <w:ind w:firstLine="851"/>
         <w:jc w:val="both"/>
         <w:rPr>
@@ -31032,6 +30543,7 @@
     </w:p>
     <w:p>
       <w:pPr>
+        <w:spacing w:after="0" w:line="360" w:lineRule="auto"/>
         <w:rPr>
           <w:rFonts w:ascii="Times New Roman" w:hAnsi="Times New Roman" w:cs="Times New Roman"/>
           <w:sz w:val="28"/>
@@ -31050,6 +30562,7 @@
     <w:p>
       <w:pPr>
         <w:pStyle w:val="1"/>
+        <w:spacing w:before="0" w:after="0" w:line="360" w:lineRule="auto"/>
         <w:jc w:val="center"/>
         <w:rPr>
           <w:rFonts w:ascii="Times New Roman" w:hAnsi="Times New Roman" w:cs="Times New Roman"/>
@@ -31070,14 +30583,13 @@
           <w:sz w:val="28"/>
           <w:szCs w:val="28"/>
         </w:rPr>
-        <w:lastRenderedPageBreak/>
         <w:t>ЗАКЛЮЧЕНИЕ</w:t>
       </w:r>
       <w:bookmarkEnd w:id="22"/>
     </w:p>
     <w:p>
       <w:pPr>
-        <w:spacing w:line="360" w:lineRule="auto"/>
+        <w:spacing w:after="0" w:line="360" w:lineRule="auto"/>
         <w:ind w:firstLine="851"/>
         <w:jc w:val="both"/>
         <w:rPr>
@@ -31097,7 +30609,7 @@
     </w:p>
     <w:p>
       <w:pPr>
-        <w:spacing w:line="360" w:lineRule="auto"/>
+        <w:spacing w:after="0" w:line="360" w:lineRule="auto"/>
         <w:ind w:firstLine="851"/>
         <w:jc w:val="both"/>
         <w:rPr>
@@ -31117,7 +30629,7 @@
     </w:p>
     <w:p>
       <w:pPr>
-        <w:spacing w:line="360" w:lineRule="auto"/>
+        <w:spacing w:after="0" w:line="360" w:lineRule="auto"/>
         <w:ind w:firstLine="851"/>
         <w:jc w:val="both"/>
         <w:rPr>
@@ -31132,13 +30644,12 @@
           <w:sz w:val="28"/>
           <w:szCs w:val="28"/>
         </w:rPr>
-        <w:lastRenderedPageBreak/>
         <w:t>Автоматизация риелторской деятельности существенно повышает конкурентоспособность агентства на динамичном рынке недвижимости. Система «Rielto» обеспечивает оперативную реакцию на запросы клиентов, строгое соблюдение требований 152-ФЗ о персональных данных и бесшовную интеграцию с внешними агрегаторами объявлений через API-модуль. Дальнейшее развитие проекта предполагает эволюцию от базового учёта к интеллектуальному управлению портфелем: внедрение предиктивной аналитики стоимости, автоматического скоринга входящих лидов и синхронизации с государственными реестрами (ЕГРН) для верификации объектов в режиме реального времени.</w:t>
       </w:r>
     </w:p>
     <w:p>
       <w:pPr>
-        <w:spacing w:line="360" w:lineRule="auto"/>
+        <w:spacing w:after="0" w:line="360" w:lineRule="auto"/>
         <w:ind w:firstLine="851"/>
         <w:jc w:val="both"/>
         <w:rPr>
@@ -31163,7 +30674,7 @@
           <w:ilvl w:val="0"/>
           <w:numId w:val="27"/>
         </w:numPr>
-        <w:spacing w:line="360" w:lineRule="auto"/>
+        <w:spacing w:after="0" w:line="360" w:lineRule="auto"/>
         <w:ind w:left="0" w:firstLine="851"/>
         <w:jc w:val="both"/>
         <w:rPr>
@@ -31188,7 +30699,7 @@
           <w:ilvl w:val="0"/>
           <w:numId w:val="27"/>
         </w:numPr>
-        <w:spacing w:line="360" w:lineRule="auto"/>
+        <w:spacing w:after="0" w:line="360" w:lineRule="auto"/>
         <w:ind w:left="0" w:firstLine="851"/>
         <w:jc w:val="both"/>
         <w:rPr>
@@ -31213,7 +30724,7 @@
           <w:ilvl w:val="0"/>
           <w:numId w:val="27"/>
         </w:numPr>
-        <w:spacing w:line="360" w:lineRule="auto"/>
+        <w:spacing w:after="0" w:line="360" w:lineRule="auto"/>
         <w:ind w:left="0" w:firstLine="851"/>
         <w:jc w:val="both"/>
         <w:rPr>
@@ -31238,7 +30749,7 @@
           <w:ilvl w:val="0"/>
           <w:numId w:val="27"/>
         </w:numPr>
-        <w:spacing w:line="360" w:lineRule="auto"/>
+        <w:spacing w:after="0" w:line="360" w:lineRule="auto"/>
         <w:ind w:left="0" w:firstLine="851"/>
         <w:jc w:val="both"/>
         <w:rPr>
@@ -31263,7 +30774,7 @@
           <w:ilvl w:val="0"/>
           <w:numId w:val="27"/>
         </w:numPr>
-        <w:spacing w:line="360" w:lineRule="auto"/>
+        <w:spacing w:after="0" w:line="360" w:lineRule="auto"/>
         <w:ind w:left="0" w:firstLine="851"/>
         <w:jc w:val="both"/>
         <w:rPr>
@@ -31278,7 +30789,6 @@
           <w:sz w:val="28"/>
           <w:szCs w:val="28"/>
         </w:rPr>
-        <w:lastRenderedPageBreak/>
         <w:t xml:space="preserve">Настройка маркетинговых автоматизаций (триггерные </w:t>
       </w:r>
       <w:proofErr w:type="spellStart"/>
@@ -31302,7 +30812,7 @@
     </w:p>
     <w:p>
       <w:pPr>
-        <w:spacing w:line="360" w:lineRule="auto"/>
+        <w:spacing w:after="0" w:line="360" w:lineRule="auto"/>
         <w:ind w:firstLine="851"/>
         <w:jc w:val="both"/>
         <w:rPr>
@@ -31320,8 +30830,15 @@
         <w:t>Реализация предложенных этапов модернизации трансформирует «Rielto» из учётного инструмента в экосистему полного цикла для современного агентства недвижимости. Сохранение модульной архитектуры, соблюдение стандартов безопасности и опора на реляционную модель данных гарантируют возможность поэтапного внедрения новых функций без остановки текущих бизнес-процессов. В результате система обеспечит устойчивое конкурентное преимущество, сокращение операционных издержек и переход к клиентоориентированной модели обслуживания, что полностью соответствует поставленной цели и задачам курсового проекта.</w:t>
       </w:r>
     </w:p>
-    <w:p/>
-    <w:p>
+    <w:p>
+      <w:pPr>
+        <w:spacing w:after="0" w:line="360" w:lineRule="auto"/>
+      </w:pPr>
+    </w:p>
+    <w:p>
+      <w:pPr>
+        <w:spacing w:after="0" w:line="360" w:lineRule="auto"/>
+      </w:pPr>
       <w:r>
         <w:br w:type="page"/>
       </w:r>
@@ -31329,6 +30846,7 @@
     <w:p>
       <w:pPr>
         <w:pStyle w:val="1"/>
+        <w:spacing w:before="0" w:after="0" w:line="360" w:lineRule="auto"/>
         <w:jc w:val="center"/>
         <w:rPr>
           <w:rFonts w:ascii="Times New Roman" w:hAnsi="Times New Roman" w:cs="Times New Roman"/>
@@ -31349,7 +30867,6 @@
           <w:sz w:val="28"/>
           <w:szCs w:val="28"/>
         </w:rPr>
-        <w:lastRenderedPageBreak/>
         <w:t>СПИСОК ЛИТЕРАТУРЫ</w:t>
       </w:r>
       <w:bookmarkEnd w:id="23"/>
@@ -31360,7 +30877,12 @@
           <w:ilvl w:val="0"/>
           <w:numId w:val="7"/>
         </w:numPr>
-        <w:spacing w:line="360" w:lineRule="auto"/>
+        <w:tabs>
+          <w:tab w:val="clear" w:pos="720"/>
+          <w:tab w:val="num" w:pos="426"/>
+        </w:tabs>
+        <w:spacing w:after="0" w:line="360" w:lineRule="auto"/>
+        <w:ind w:left="0" w:firstLine="0"/>
         <w:jc w:val="both"/>
         <w:rPr>
           <w:rFonts w:ascii="Times New Roman" w:hAnsi="Times New Roman" w:cs="Times New Roman"/>
@@ -31399,7 +30921,12 @@
           <w:ilvl w:val="0"/>
           <w:numId w:val="7"/>
         </w:numPr>
-        <w:spacing w:line="360" w:lineRule="auto"/>
+        <w:tabs>
+          <w:tab w:val="clear" w:pos="720"/>
+          <w:tab w:val="num" w:pos="426"/>
+        </w:tabs>
+        <w:spacing w:after="0" w:line="360" w:lineRule="auto"/>
+        <w:ind w:left="0" w:firstLine="0"/>
         <w:jc w:val="both"/>
         <w:rPr>
           <w:rFonts w:ascii="Times New Roman" w:hAnsi="Times New Roman" w:cs="Times New Roman"/>
@@ -31422,7 +30949,12 @@
           <w:ilvl w:val="0"/>
           <w:numId w:val="7"/>
         </w:numPr>
-        <w:spacing w:line="360" w:lineRule="auto"/>
+        <w:tabs>
+          <w:tab w:val="clear" w:pos="720"/>
+          <w:tab w:val="num" w:pos="426"/>
+        </w:tabs>
+        <w:spacing w:after="0" w:line="360" w:lineRule="auto"/>
+        <w:ind w:left="0" w:firstLine="0"/>
         <w:jc w:val="both"/>
         <w:rPr>
           <w:rFonts w:ascii="Times New Roman" w:hAnsi="Times New Roman" w:cs="Times New Roman"/>
@@ -31463,7 +30995,12 @@
           <w:ilvl w:val="0"/>
           <w:numId w:val="7"/>
         </w:numPr>
-        <w:spacing w:line="360" w:lineRule="auto"/>
+        <w:tabs>
+          <w:tab w:val="clear" w:pos="720"/>
+          <w:tab w:val="num" w:pos="426"/>
+        </w:tabs>
+        <w:spacing w:after="0" w:line="360" w:lineRule="auto"/>
+        <w:ind w:left="0" w:firstLine="0"/>
         <w:jc w:val="both"/>
         <w:rPr>
           <w:rFonts w:ascii="Times New Roman" w:hAnsi="Times New Roman" w:cs="Times New Roman"/>
@@ -31486,7 +31023,12 @@
           <w:ilvl w:val="0"/>
           <w:numId w:val="7"/>
         </w:numPr>
-        <w:spacing w:line="360" w:lineRule="auto"/>
+        <w:tabs>
+          <w:tab w:val="clear" w:pos="720"/>
+          <w:tab w:val="num" w:pos="426"/>
+        </w:tabs>
+        <w:spacing w:after="0" w:line="360" w:lineRule="auto"/>
+        <w:ind w:left="0" w:firstLine="0"/>
         <w:jc w:val="both"/>
         <w:rPr>
           <w:rFonts w:ascii="Times New Roman" w:hAnsi="Times New Roman" w:cs="Times New Roman"/>
@@ -31510,7 +31052,12 @@
           <w:ilvl w:val="0"/>
           <w:numId w:val="7"/>
         </w:numPr>
-        <w:spacing w:line="360" w:lineRule="auto"/>
+        <w:tabs>
+          <w:tab w:val="clear" w:pos="720"/>
+          <w:tab w:val="num" w:pos="426"/>
+        </w:tabs>
+        <w:spacing w:after="0" w:line="360" w:lineRule="auto"/>
+        <w:ind w:left="0" w:firstLine="0"/>
         <w:jc w:val="both"/>
         <w:rPr>
           <w:rFonts w:ascii="Times New Roman" w:hAnsi="Times New Roman" w:cs="Times New Roman"/>
@@ -31591,7 +31138,12 @@
           <w:ilvl w:val="0"/>
           <w:numId w:val="7"/>
         </w:numPr>
-        <w:spacing w:line="360" w:lineRule="auto"/>
+        <w:tabs>
+          <w:tab w:val="clear" w:pos="720"/>
+          <w:tab w:val="num" w:pos="426"/>
+        </w:tabs>
+        <w:spacing w:after="0" w:line="360" w:lineRule="auto"/>
+        <w:ind w:left="0" w:firstLine="0"/>
         <w:jc w:val="both"/>
         <w:rPr>
           <w:rFonts w:ascii="Times New Roman" w:hAnsi="Times New Roman" w:cs="Times New Roman"/>
@@ -31647,7 +31199,12 @@
           <w:ilvl w:val="0"/>
           <w:numId w:val="7"/>
         </w:numPr>
-        <w:spacing w:line="360" w:lineRule="auto"/>
+        <w:tabs>
+          <w:tab w:val="clear" w:pos="720"/>
+          <w:tab w:val="num" w:pos="426"/>
+        </w:tabs>
+        <w:spacing w:after="0" w:line="360" w:lineRule="auto"/>
+        <w:ind w:left="0" w:firstLine="0"/>
         <w:jc w:val="both"/>
         <w:rPr>
           <w:rFonts w:ascii="Times New Roman" w:hAnsi="Times New Roman" w:cs="Times New Roman"/>
@@ -31719,7 +31276,12 @@
           <w:ilvl w:val="0"/>
           <w:numId w:val="7"/>
         </w:numPr>
-        <w:spacing w:line="360" w:lineRule="auto"/>
+        <w:tabs>
+          <w:tab w:val="clear" w:pos="720"/>
+          <w:tab w:val="num" w:pos="426"/>
+        </w:tabs>
+        <w:spacing w:after="0" w:line="360" w:lineRule="auto"/>
+        <w:ind w:left="0" w:firstLine="0"/>
         <w:jc w:val="both"/>
         <w:rPr>
           <w:rFonts w:ascii="Times New Roman" w:hAnsi="Times New Roman" w:cs="Times New Roman"/>
@@ -31749,7 +31311,6 @@
           <w:sz w:val="28"/>
           <w:szCs w:val="28"/>
         </w:rPr>
-        <w:lastRenderedPageBreak/>
         <w:t xml:space="preserve">https://elib.bsu.by/bitstream/123456789/302591/1/44-49.pdf (дата обращения: </w:t>
       </w:r>
       <w:r>
@@ -31776,7 +31337,12 @@
           <w:ilvl w:val="0"/>
           <w:numId w:val="7"/>
         </w:numPr>
-        <w:spacing w:line="360" w:lineRule="auto"/>
+        <w:tabs>
+          <w:tab w:val="clear" w:pos="720"/>
+          <w:tab w:val="num" w:pos="426"/>
+        </w:tabs>
+        <w:spacing w:after="0" w:line="360" w:lineRule="auto"/>
+        <w:ind w:left="0" w:firstLine="0"/>
         <w:jc w:val="both"/>
         <w:rPr>
           <w:rFonts w:ascii="Times New Roman" w:hAnsi="Times New Roman" w:cs="Times New Roman"/>
@@ -31850,7 +31416,12 @@
           <w:ilvl w:val="0"/>
           <w:numId w:val="7"/>
         </w:numPr>
-        <w:spacing w:line="360" w:lineRule="auto"/>
+        <w:tabs>
+          <w:tab w:val="clear" w:pos="720"/>
+          <w:tab w:val="num" w:pos="426"/>
+        </w:tabs>
+        <w:spacing w:after="0" w:line="360" w:lineRule="auto"/>
+        <w:ind w:left="0" w:firstLine="0"/>
         <w:jc w:val="both"/>
         <w:rPr>
           <w:rFonts w:ascii="Times New Roman" w:hAnsi="Times New Roman" w:cs="Times New Roman"/>
@@ -31924,7 +31495,12 @@
           <w:ilvl w:val="0"/>
           <w:numId w:val="7"/>
         </w:numPr>
-        <w:spacing w:line="360" w:lineRule="auto"/>
+        <w:tabs>
+          <w:tab w:val="clear" w:pos="720"/>
+          <w:tab w:val="num" w:pos="426"/>
+        </w:tabs>
+        <w:spacing w:after="0" w:line="360" w:lineRule="auto"/>
+        <w:ind w:left="0" w:firstLine="0"/>
         <w:jc w:val="both"/>
         <w:rPr>
           <w:rFonts w:ascii="Times New Roman" w:hAnsi="Times New Roman" w:cs="Times New Roman"/>
@@ -31982,7 +31558,12 @@
           <w:ilvl w:val="0"/>
           <w:numId w:val="7"/>
         </w:numPr>
-        <w:spacing w:line="360" w:lineRule="auto"/>
+        <w:tabs>
+          <w:tab w:val="clear" w:pos="720"/>
+          <w:tab w:val="num" w:pos="426"/>
+        </w:tabs>
+        <w:spacing w:after="0" w:line="360" w:lineRule="auto"/>
+        <w:ind w:left="0" w:firstLine="0"/>
         <w:jc w:val="both"/>
         <w:rPr>
           <w:rFonts w:ascii="Times New Roman" w:hAnsi="Times New Roman" w:cs="Times New Roman"/>
@@ -32024,7 +31605,12 @@
           <w:ilvl w:val="0"/>
           <w:numId w:val="7"/>
         </w:numPr>
-        <w:spacing w:line="360" w:lineRule="auto"/>
+        <w:tabs>
+          <w:tab w:val="clear" w:pos="720"/>
+          <w:tab w:val="num" w:pos="426"/>
+        </w:tabs>
+        <w:spacing w:after="0" w:line="360" w:lineRule="auto"/>
+        <w:ind w:left="0" w:firstLine="0"/>
         <w:jc w:val="both"/>
         <w:rPr>
           <w:rFonts w:ascii="Times New Roman" w:hAnsi="Times New Roman" w:cs="Times New Roman"/>
@@ -32058,7 +31644,12 @@
           <w:ilvl w:val="0"/>
           <w:numId w:val="7"/>
         </w:numPr>
-        <w:spacing w:line="360" w:lineRule="auto"/>
+        <w:tabs>
+          <w:tab w:val="clear" w:pos="720"/>
+          <w:tab w:val="num" w:pos="426"/>
+        </w:tabs>
+        <w:spacing w:after="0" w:line="360" w:lineRule="auto"/>
+        <w:ind w:left="0" w:firstLine="0"/>
         <w:jc w:val="both"/>
         <w:rPr>
           <w:rFonts w:ascii="Times New Roman" w:hAnsi="Times New Roman" w:cs="Times New Roman"/>
@@ -32088,7 +31679,17 @@
           <w:sz w:val="28"/>
           <w:szCs w:val="28"/>
         </w:rPr>
-        <w:t xml:space="preserve">: https://meridian-journal.ru/site/article9ecc/ (дата обращения: </w:t>
+        <w:t>: https://m</w:t>
+      </w:r>
+      <w:bookmarkStart w:id="24" w:name="_GoBack"/>
+      <w:bookmarkEnd w:id="24"/>
+      <w:r>
+        <w:rPr>
+          <w:rFonts w:ascii="Times New Roman" w:hAnsi="Times New Roman" w:cs="Times New Roman"/>
+          <w:sz w:val="28"/>
+          <w:szCs w:val="28"/>
+        </w:rPr>
+        <w:t xml:space="preserve">eridian-journal.ru/site/article9ecc/ (дата обращения: </w:t>
       </w:r>
       <w:r>
         <w:rPr>
@@ -32117,6 +31718,7 @@
     </w:p>
     <w:p>
       <w:pPr>
+        <w:spacing w:after="0" w:line="360" w:lineRule="auto"/>
         <w:ind w:firstLine="567"/>
         <w:jc w:val="both"/>
         <w:rPr>
@@ -32139,7 +31741,7 @@
 </file>
 
 <file path=word/endnotes.xml><?xml version="1.0" encoding="utf-8"?>
-<w:endnotes xmlns:wpc="http://schemas.microsoft.com/office/word/2010/wordprocessingCanvas" xmlns:cx="http://schemas.microsoft.com/office/drawing/2014/chartex" xmlns:cx1="http://schemas.microsoft.com/office/drawing/2015/9/8/chartex" xmlns:cx2="http://schemas.microsoft.com/office/drawing/2015/10/21/chartex" xmlns:cx3="http://schemas.microsoft.com/office/drawing/2016/5/9/chartex" xmlns:cx4="http://schemas.microsoft.com/office/drawing/2016/5/10/chartex" xmlns:cx5="http://schemas.microsoft.com/office/drawing/2016/5/11/chartex" xmlns:cx6="http://schemas.microsoft.com/office/drawing/2016/5/12/chartex" xmlns:cx7="http://schemas.microsoft.com/office/drawing/2016/5/13/chartex" xmlns:cx8="http://schemas.microsoft.com/office/drawing/2016/5/14/chartex" xmlns:mc="http://schemas.openxmlformats.org/markup-compatibility/2006" xmlns:aink="http://schemas.microsoft.com/office/drawing/2016/ink" xmlns:am3d="http://schemas.microsoft.com/office/drawing/2017/model3d" xmlns:o="urn:schemas-microsoft-com:office:office" xmlns:oel="http://schemas.microsoft.com/office/2019/extlst" xmlns:r="http://schemas.openxmlformats.org/officeDocument/2006/relationships" xmlns:m="http://schemas.openxmlformats.org/officeDocument/2006/math" xmlns:v="urn:schemas-microsoft-com:vml" xmlns:wp14="http://schemas.microsoft.com/office/word/2010/wordprocessingDrawing" xmlns:wp="http://schemas.openxmlformats.org/drawingml/2006/wordprocessingDrawing" xmlns:w10="urn:schemas-microsoft-com:office:word" xmlns:w="http://schemas.openxmlformats.org/wordprocessingml/2006/main" xmlns:w14="http://schemas.microsoft.com/office/word/2010/wordml" xmlns:w15="http://schemas.microsoft.com/office/word/2012/wordml" xmlns:w16cex="http://schemas.microsoft.com/office/word/2018/wordml/cex" xmlns:w16cid="http://schemas.microsoft.com/office/word/2016/wordml/cid" xmlns:w16="http://schemas.microsoft.com/office/word/2018/wordml" xmlns:w16du="http://schemas.microsoft.com/office/word/2023/wordml/word16du" xmlns:w16sdtdh="http://schemas.microsoft.com/office/word/2020/wordml/sdtdatahash" xmlns:w16sdtfl="http://schemas.microsoft.com/office/word/2024/wordml/sdtformatlock" xmlns:w16se="http://schemas.microsoft.com/office/word/2015/wordml/symex" xmlns:wpg="http://schemas.microsoft.com/office/word/2010/wordprocessingGroup" xmlns:wpi="http://schemas.microsoft.com/office/word/2010/wordprocessingInk" xmlns:wne="http://schemas.microsoft.com/office/word/2006/wordml" xmlns:wps="http://schemas.microsoft.com/office/word/2010/wordprocessingShape" mc:Ignorable="w14 w15 w16se w16cid w16 w16cex w16sdtdh w16sdtfl w16du wp14">
+<w:endnotes xmlns:wpc="http://schemas.microsoft.com/office/word/2010/wordprocessingCanvas" xmlns:cx="http://schemas.microsoft.com/office/drawing/2014/chartex" xmlns:cx1="http://schemas.microsoft.com/office/drawing/2015/9/8/chartex" xmlns:mc="http://schemas.openxmlformats.org/markup-compatibility/2006" xmlns:o="urn:schemas-microsoft-com:office:office" xmlns:r="http://schemas.openxmlformats.org/officeDocument/2006/relationships" xmlns:m="http://schemas.openxmlformats.org/officeDocument/2006/math" xmlns:v="urn:schemas-microsoft-com:vml" xmlns:wp14="http://schemas.microsoft.com/office/word/2010/wordprocessingDrawing" xmlns:wp="http://schemas.openxmlformats.org/drawingml/2006/wordprocessingDrawing" xmlns:w10="urn:schemas-microsoft-com:office:word" xmlns:w="http://schemas.openxmlformats.org/wordprocessingml/2006/main" xmlns:w14="http://schemas.microsoft.com/office/word/2010/wordml" xmlns:w15="http://schemas.microsoft.com/office/word/2012/wordml" xmlns:w16se="http://schemas.microsoft.com/office/word/2015/wordml/symex" xmlns:wpg="http://schemas.microsoft.com/office/word/2010/wordprocessingGroup" xmlns:wpi="http://schemas.microsoft.com/office/word/2010/wordprocessingInk" xmlns:wne="http://schemas.microsoft.com/office/word/2006/wordml" xmlns:wps="http://schemas.microsoft.com/office/word/2010/wordprocessingShape" mc:Ignorable="w14 w15 w16se wp14">
   <w:endnote w:type="separator" w:id="-1">
     <w:p>
       <w:pPr>
@@ -32164,7 +31766,7 @@
 </file>
 
 <file path=word/footer1.xml><?xml version="1.0" encoding="utf-8"?>
-<w:ftr xmlns:wpc="http://schemas.microsoft.com/office/word/2010/wordprocessingCanvas" xmlns:cx="http://schemas.microsoft.com/office/drawing/2014/chartex" xmlns:cx1="http://schemas.microsoft.com/office/drawing/2015/9/8/chartex" xmlns:cx2="http://schemas.microsoft.com/office/drawing/2015/10/21/chartex" xmlns:cx3="http://schemas.microsoft.com/office/drawing/2016/5/9/chartex" xmlns:cx4="http://schemas.microsoft.com/office/drawing/2016/5/10/chartex" xmlns:cx5="http://schemas.microsoft.com/office/drawing/2016/5/11/chartex" xmlns:cx6="http://schemas.microsoft.com/office/drawing/2016/5/12/chartex" xmlns:cx7="http://schemas.microsoft.com/office/drawing/2016/5/13/chartex" xmlns:cx8="http://schemas.microsoft.com/office/drawing/2016/5/14/chartex" xmlns:mc="http://schemas.openxmlformats.org/markup-compatibility/2006" xmlns:aink="http://schemas.microsoft.com/office/drawing/2016/ink" xmlns:am3d="http://schemas.microsoft.com/office/drawing/2017/model3d" xmlns:o="urn:schemas-microsoft-com:office:office" xmlns:oel="http://schemas.microsoft.com/office/2019/extlst" xmlns:r="http://schemas.openxmlformats.org/officeDocument/2006/relationships" xmlns:m="http://schemas.openxmlformats.org/officeDocument/2006/math" xmlns:v="urn:schemas-microsoft-com:vml" xmlns:wp14="http://schemas.microsoft.com/office/word/2010/wordprocessingDrawing" xmlns:wp="http://schemas.openxmlformats.org/drawingml/2006/wordprocessingDrawing" xmlns:w10="urn:schemas-microsoft-com:office:word" xmlns:w="http://schemas.openxmlformats.org/wordprocessingml/2006/main" xmlns:w14="http://schemas.microsoft.com/office/word/2010/wordml" xmlns:w15="http://schemas.microsoft.com/office/word/2012/wordml" xmlns:w16cex="http://schemas.microsoft.com/office/word/2018/wordml/cex" xmlns:w16cid="http://schemas.microsoft.com/office/word/2016/wordml/cid" xmlns:w16="http://schemas.microsoft.com/office/word/2018/wordml" xmlns:w16du="http://schemas.microsoft.com/office/word/2023/wordml/word16du" xmlns:w16sdtdh="http://schemas.microsoft.com/office/word/2020/wordml/sdtdatahash" xmlns:w16sdtfl="http://schemas.microsoft.com/office/word/2024/wordml/sdtformatlock" xmlns:w16se="http://schemas.microsoft.com/office/word/2015/wordml/symex" xmlns:wpg="http://schemas.microsoft.com/office/word/2010/wordprocessingGroup" xmlns:wpi="http://schemas.microsoft.com/office/word/2010/wordprocessingInk" xmlns:wne="http://schemas.microsoft.com/office/word/2006/wordml" xmlns:wps="http://schemas.microsoft.com/office/word/2010/wordprocessingShape" mc:Ignorable="w14 w15 w16se w16cid w16 w16cex w16sdtdh w16sdtfl w16du wp14">
+<w:ftr xmlns:wpc="http://schemas.microsoft.com/office/word/2010/wordprocessingCanvas" xmlns:cx="http://schemas.microsoft.com/office/drawing/2014/chartex" xmlns:cx1="http://schemas.microsoft.com/office/drawing/2015/9/8/chartex" xmlns:mc="http://schemas.openxmlformats.org/markup-compatibility/2006" xmlns:o="urn:schemas-microsoft-com:office:office" xmlns:r="http://schemas.openxmlformats.org/officeDocument/2006/relationships" xmlns:m="http://schemas.openxmlformats.org/officeDocument/2006/math" xmlns:v="urn:schemas-microsoft-com:vml" xmlns:wp14="http://schemas.microsoft.com/office/word/2010/wordprocessingDrawing" xmlns:wp="http://schemas.openxmlformats.org/drawingml/2006/wordprocessingDrawing" xmlns:w10="urn:schemas-microsoft-com:office:word" xmlns:w="http://schemas.openxmlformats.org/wordprocessingml/2006/main" xmlns:w14="http://schemas.microsoft.com/office/word/2010/wordml" xmlns:w15="http://schemas.microsoft.com/office/word/2012/wordml" xmlns:w16se="http://schemas.microsoft.com/office/word/2015/wordml/symex" xmlns:wpg="http://schemas.microsoft.com/office/word/2010/wordprocessingGroup" xmlns:wpi="http://schemas.microsoft.com/office/word/2010/wordprocessingInk" xmlns:wne="http://schemas.microsoft.com/office/word/2006/wordml" xmlns:wps="http://schemas.microsoft.com/office/word/2010/wordprocessingShape" mc:Ignorable="w14 w15 w16se wp14">
   <w:sdt>
     <w:sdtPr>
       <w:id w:val="-223600244"/>
@@ -32208,8 +31810,9 @@
         <w:r>
           <w:rPr>
             <w:rFonts w:ascii="Times New Roman" w:hAnsi="Times New Roman" w:cs="Times New Roman"/>
+            <w:noProof/>
           </w:rPr>
-          <w:t>2</w:t>
+          <w:t>64</w:t>
         </w:r>
         <w:r>
           <w:rPr>
@@ -32229,7 +31832,7 @@
 </file>
 
 <file path=word/footnotes.xml><?xml version="1.0" encoding="utf-8"?>
-<w:footnotes xmlns:wpc="http://schemas.microsoft.com/office/word/2010/wordprocessingCanvas" xmlns:cx="http://schemas.microsoft.com/office/drawing/2014/chartex" xmlns:cx1="http://schemas.microsoft.com/office/drawing/2015/9/8/chartex" xmlns:cx2="http://schemas.microsoft.com/office/drawing/2015/10/21/chartex" xmlns:cx3="http://schemas.microsoft.com/office/drawing/2016/5/9/chartex" xmlns:cx4="http://schemas.microsoft.com/office/drawing/2016/5/10/chartex" xmlns:cx5="http://schemas.microsoft.com/office/drawing/2016/5/11/chartex" xmlns:cx6="http://schemas.microsoft.com/office/drawing/2016/5/12/chartex" xmlns:cx7="http://schemas.microsoft.com/office/drawing/2016/5/13/chartex" xmlns:cx8="http://schemas.microsoft.com/office/drawing/2016/5/14/chartex" xmlns:mc="http://schemas.openxmlformats.org/markup-compatibility/2006" xmlns:aink="http://schemas.microsoft.com/office/drawing/2016/ink" xmlns:am3d="http://schemas.microsoft.com/office/drawing/2017/model3d" xmlns:o="urn:schemas-microsoft-com:office:office" xmlns:oel="http://schemas.microsoft.com/office/2019/extlst" xmlns:r="http://schemas.openxmlformats.org/officeDocument/2006/relationships" xmlns:m="http://schemas.openxmlformats.org/officeDocument/2006/math" xmlns:v="urn:schemas-microsoft-com:vml" xmlns:wp14="http://schemas.microsoft.com/office/word/2010/wordprocessingDrawing" xmlns:wp="http://schemas.openxmlformats.org/drawingml/2006/wordprocessingDrawing" xmlns:w10="urn:schemas-microsoft-com:office:word" xmlns:w="http://schemas.openxmlformats.org/wordprocessingml/2006/main" xmlns:w14="http://schemas.microsoft.com/office/word/2010/wordml" xmlns:w15="http://schemas.microsoft.com/office/word/2012/wordml" xmlns:w16cex="http://schemas.microsoft.com/office/word/2018/wordml/cex" xmlns:w16cid="http://schemas.microsoft.com/office/word/2016/wordml/cid" xmlns:w16="http://schemas.microsoft.com/office/word/2018/wordml" xmlns:w16du="http://schemas.microsoft.com/office/word/2023/wordml/word16du" xmlns:w16sdtdh="http://schemas.microsoft.com/office/word/2020/wordml/sdtdatahash" xmlns:w16sdtfl="http://schemas.microsoft.com/office/word/2024/wordml/sdtformatlock" xmlns:w16se="http://schemas.microsoft.com/office/word/2015/wordml/symex" xmlns:wpg="http://schemas.microsoft.com/office/word/2010/wordprocessingGroup" xmlns:wpi="http://schemas.microsoft.com/office/word/2010/wordprocessingInk" xmlns:wne="http://schemas.microsoft.com/office/word/2006/wordml" xmlns:wps="http://schemas.microsoft.com/office/word/2010/wordprocessingShape" mc:Ignorable="w14 w15 w16se w16cid w16 w16cex w16sdtdh w16sdtfl w16du wp14">
+<w:footnotes xmlns:wpc="http://schemas.microsoft.com/office/word/2010/wordprocessingCanvas" xmlns:cx="http://schemas.microsoft.com/office/drawing/2014/chartex" xmlns:cx1="http://schemas.microsoft.com/office/drawing/2015/9/8/chartex" xmlns:mc="http://schemas.openxmlformats.org/markup-compatibility/2006" xmlns:o="urn:schemas-microsoft-com:office:office" xmlns:r="http://schemas.openxmlformats.org/officeDocument/2006/relationships" xmlns:m="http://schemas.openxmlformats.org/officeDocument/2006/math" xmlns:v="urn:schemas-microsoft-com:vml" xmlns:wp14="http://schemas.microsoft.com/office/word/2010/wordprocessingDrawing" xmlns:wp="http://schemas.openxmlformats.org/drawingml/2006/wordprocessingDrawing" xmlns:w10="urn:schemas-microsoft-com:office:word" xmlns:w="http://schemas.openxmlformats.org/wordprocessingml/2006/main" xmlns:w14="http://schemas.microsoft.com/office/word/2010/wordml" xmlns:w15="http://schemas.microsoft.com/office/word/2012/wordml" xmlns:w16se="http://schemas.microsoft.com/office/word/2015/wordml/symex" xmlns:wpg="http://schemas.microsoft.com/office/word/2010/wordprocessingGroup" xmlns:wpi="http://schemas.microsoft.com/office/word/2010/wordprocessingInk" xmlns:wne="http://schemas.microsoft.com/office/word/2006/wordml" xmlns:wps="http://schemas.microsoft.com/office/word/2010/wordprocessingShape" mc:Ignorable="w14 w15 w16se wp14">
   <w:footnote w:type="separator" w:id="-1">
     <w:p>
       <w:pPr>
@@ -32257,32 +31860,24 @@
         <w:jc w:val="both"/>
         <w:rPr>
           <w:rFonts w:ascii="Times New Roman" w:hAnsi="Times New Roman" w:cs="Times New Roman"/>
-          <w:sz w:val="28"/>
-          <w:szCs w:val="28"/>
         </w:rPr>
       </w:pPr>
       <w:r>
         <w:rPr>
           <w:rStyle w:val="af5"/>
           <w:rFonts w:ascii="Times New Roman" w:hAnsi="Times New Roman" w:cs="Times New Roman"/>
-          <w:sz w:val="28"/>
-          <w:szCs w:val="28"/>
         </w:rPr>
         <w:footnoteRef/>
       </w:r>
       <w:r>
         <w:rPr>
           <w:rFonts w:ascii="Times New Roman" w:hAnsi="Times New Roman" w:cs="Times New Roman"/>
-          <w:sz w:val="28"/>
-          <w:szCs w:val="28"/>
         </w:rPr>
         <w:t xml:space="preserve">  </w:t>
       </w:r>
       <w:r>
         <w:rPr>
           <w:rFonts w:ascii="Times New Roman" w:hAnsi="Times New Roman" w:cs="Times New Roman"/>
-          <w:sz w:val="28"/>
-          <w:szCs w:val="28"/>
           <w:lang w:val="en-US"/>
         </w:rPr>
         <w:t>CRM</w:t>
@@ -32290,8 +31885,6 @@
       <w:r>
         <w:rPr>
           <w:rFonts w:ascii="Times New Roman" w:hAnsi="Times New Roman" w:cs="Times New Roman"/>
-          <w:sz w:val="28"/>
-          <w:szCs w:val="28"/>
         </w:rPr>
         <w:t xml:space="preserve">-система </w:t>
       </w:r>
@@ -32300,16 +31893,12 @@
           <w:rFonts w:ascii="Times New Roman" w:hAnsi="Times New Roman" w:cs="Times New Roman"/>
           <w:b/>
           <w:bCs/>
-          <w:sz w:val="28"/>
-          <w:szCs w:val="28"/>
         </w:rPr>
         <w:t>(</w:t>
       </w:r>
       <w:r>
         <w:rPr>
           <w:rFonts w:ascii="Times New Roman" w:hAnsi="Times New Roman" w:cs="Times New Roman"/>
-          <w:sz w:val="28"/>
-          <w:szCs w:val="28"/>
         </w:rPr>
         <w:t>Customer Relationship Management</w:t>
       </w:r>
@@ -32318,16 +31907,12 @@
           <w:rFonts w:ascii="Times New Roman" w:hAnsi="Times New Roman" w:cs="Times New Roman"/>
           <w:b/>
           <w:bCs/>
-          <w:sz w:val="28"/>
-          <w:szCs w:val="28"/>
         </w:rPr>
         <w:t>)</w:t>
       </w:r>
       <w:r>
         <w:rPr>
           <w:rFonts w:ascii="Times New Roman" w:hAnsi="Times New Roman" w:cs="Times New Roman"/>
-          <w:sz w:val="28"/>
-          <w:szCs w:val="28"/>
         </w:rPr>
         <w:t> - это программа для автоматизации работы риелтора. Она объединяет в единой базе информацию о клиентах, объектах и сделках, а также автоматизирует рутинные процессы (генерацию договоров и публикацию объявлений).</w:t>
       </w:r>
@@ -32340,7 +31925,7 @@
         <w:jc w:val="both"/>
         <w:rPr>
           <w:rFonts w:ascii="Times New Roman" w:hAnsi="Times New Roman" w:cs="Times New Roman"/>
-          <w:sz w:val="28"/>
+          <w:sz w:val="22"/>
           <w:szCs w:val="28"/>
         </w:rPr>
       </w:pPr>
@@ -32364,7 +31949,7 @@
       <w:r>
         <w:rPr>
           <w:rFonts w:ascii="Times New Roman" w:hAnsi="Times New Roman" w:cs="Times New Roman"/>
-          <w:sz w:val="28"/>
+          <w:sz w:val="22"/>
           <w:szCs w:val="28"/>
           <w:lang w:val="en-US"/>
         </w:rPr>
@@ -32373,7 +31958,7 @@
       <w:r>
         <w:rPr>
           <w:rFonts w:ascii="Times New Roman" w:hAnsi="Times New Roman" w:cs="Times New Roman"/>
-          <w:sz w:val="28"/>
+          <w:sz w:val="22"/>
           <w:szCs w:val="28"/>
         </w:rPr>
         <w:t xml:space="preserve"> - это четыре базовые операции управления данными в любой базе данных:</w:t>
@@ -32385,14 +31970,14 @@
         <w:jc w:val="both"/>
         <w:rPr>
           <w:rFonts w:ascii="Times New Roman" w:hAnsi="Times New Roman" w:cs="Times New Roman"/>
-          <w:sz w:val="28"/>
-          <w:szCs w:val="28"/>
-        </w:rPr>
-      </w:pPr>
-      <w:r>
-        <w:rPr>
-          <w:rFonts w:ascii="Times New Roman" w:hAnsi="Times New Roman" w:cs="Times New Roman"/>
-          <w:sz w:val="28"/>
+          <w:sz w:val="22"/>
+          <w:szCs w:val="28"/>
+        </w:rPr>
+      </w:pPr>
+      <w:r>
+        <w:rPr>
+          <w:rFonts w:ascii="Times New Roman" w:hAnsi="Times New Roman" w:cs="Times New Roman"/>
+          <w:sz w:val="22"/>
           <w:szCs w:val="28"/>
         </w:rPr>
         <w:t>C (Create / Создать) - добавление новой записи (например, внесение нового клиента или квартиры в базу).</w:t>
@@ -32404,14 +31989,14 @@
         <w:jc w:val="both"/>
         <w:rPr>
           <w:rFonts w:ascii="Times New Roman" w:hAnsi="Times New Roman" w:cs="Times New Roman"/>
-          <w:sz w:val="28"/>
-          <w:szCs w:val="28"/>
-        </w:rPr>
-      </w:pPr>
-      <w:r>
-        <w:rPr>
-          <w:rFonts w:ascii="Times New Roman" w:hAnsi="Times New Roman" w:cs="Times New Roman"/>
-          <w:sz w:val="28"/>
+          <w:sz w:val="22"/>
+          <w:szCs w:val="28"/>
+        </w:rPr>
+      </w:pPr>
+      <w:r>
+        <w:rPr>
+          <w:rFonts w:ascii="Times New Roman" w:hAnsi="Times New Roman" w:cs="Times New Roman"/>
+          <w:sz w:val="22"/>
           <w:szCs w:val="28"/>
         </w:rPr>
         <w:t>R (Read / Прочесть) - просмотр и поиск информации (например, вывод списка доступных объектов).</w:t>
@@ -32423,14 +32008,14 @@
         <w:jc w:val="both"/>
         <w:rPr>
           <w:rFonts w:ascii="Times New Roman" w:hAnsi="Times New Roman" w:cs="Times New Roman"/>
-          <w:sz w:val="28"/>
-          <w:szCs w:val="28"/>
-        </w:rPr>
-      </w:pPr>
-      <w:r>
-        <w:rPr>
-          <w:rFonts w:ascii="Times New Roman" w:hAnsi="Times New Roman" w:cs="Times New Roman"/>
-          <w:sz w:val="28"/>
+          <w:sz w:val="22"/>
+          <w:szCs w:val="28"/>
+        </w:rPr>
+      </w:pPr>
+      <w:r>
+        <w:rPr>
+          <w:rFonts w:ascii="Times New Roman" w:hAnsi="Times New Roman" w:cs="Times New Roman"/>
+          <w:sz w:val="22"/>
           <w:szCs w:val="28"/>
         </w:rPr>
         <w:t>U (Update / Обновить) - редактирование данных (например, изменение цены объекта или исправление опечатки в ФИО).</w:t>
@@ -32442,14 +32027,14 @@
         <w:jc w:val="both"/>
         <w:rPr>
           <w:rFonts w:ascii="Times New Roman" w:hAnsi="Times New Roman" w:cs="Times New Roman"/>
-          <w:sz w:val="28"/>
-          <w:szCs w:val="28"/>
-        </w:rPr>
-      </w:pPr>
-      <w:r>
-        <w:rPr>
-          <w:rFonts w:ascii="Times New Roman" w:hAnsi="Times New Roman" w:cs="Times New Roman"/>
-          <w:sz w:val="28"/>
+          <w:sz w:val="22"/>
+          <w:szCs w:val="28"/>
+        </w:rPr>
+      </w:pPr>
+      <w:r>
+        <w:rPr>
+          <w:rFonts w:ascii="Times New Roman" w:hAnsi="Times New Roman" w:cs="Times New Roman"/>
+          <w:sz w:val="22"/>
           <w:szCs w:val="28"/>
         </w:rPr>
         <w:t>D (Delete / Удалить) - удаление неактуальной или ошибочной записи из системы.</w:t>
@@ -32463,32 +32048,24 @@
         <w:jc w:val="both"/>
         <w:rPr>
           <w:rFonts w:ascii="Times New Roman" w:hAnsi="Times New Roman" w:cs="Times New Roman"/>
-          <w:sz w:val="28"/>
-          <w:szCs w:val="28"/>
         </w:rPr>
       </w:pPr>
       <w:r>
         <w:rPr>
           <w:rStyle w:val="af5"/>
           <w:rFonts w:ascii="Times New Roman" w:hAnsi="Times New Roman" w:cs="Times New Roman"/>
-          <w:sz w:val="28"/>
-          <w:szCs w:val="28"/>
         </w:rPr>
         <w:footnoteRef/>
       </w:r>
       <w:r>
         <w:rPr>
           <w:rFonts w:ascii="Times New Roman" w:hAnsi="Times New Roman" w:cs="Times New Roman"/>
-          <w:sz w:val="28"/>
-          <w:szCs w:val="28"/>
         </w:rPr>
         <w:t xml:space="preserve"> </w:t>
       </w:r>
       <w:r>
         <w:rPr>
           <w:rFonts w:ascii="Times New Roman" w:hAnsi="Times New Roman" w:cs="Times New Roman"/>
-          <w:sz w:val="28"/>
-          <w:szCs w:val="28"/>
           <w:lang w:val="en-US"/>
         </w:rPr>
         <w:t>API</w:t>
@@ -32496,16 +32073,12 @@
       <w:r>
         <w:rPr>
           <w:rFonts w:ascii="Times New Roman" w:hAnsi="Times New Roman" w:cs="Times New Roman"/>
-          <w:sz w:val="28"/>
-          <w:szCs w:val="28"/>
         </w:rPr>
         <w:t xml:space="preserve"> (</w:t>
       </w:r>
       <w:r>
         <w:rPr>
           <w:rFonts w:ascii="Times New Roman" w:hAnsi="Times New Roman" w:cs="Times New Roman"/>
-          <w:sz w:val="28"/>
-          <w:szCs w:val="28"/>
           <w:lang w:val="en"/>
         </w:rPr>
         <w:t>application programming interface</w:t>
@@ -32513,10 +32086,58 @@
       <w:r>
         <w:rPr>
           <w:rFonts w:ascii="Times New Roman" w:hAnsi="Times New Roman" w:cs="Times New Roman"/>
-          <w:sz w:val="28"/>
-          <w:szCs w:val="28"/>
         </w:rPr>
         <w:t>, дословно интерфейс программирования приложения) — программный интерфейс, то есть описание способов взаимодействия одной компьютерной программы с другими (в противоположность пользовательскому интерфейсу, используемому для взаимодействия конечного пользователя с программой).</w:t>
+      </w:r>
+    </w:p>
+  </w:footnote>
+  <w:footnote w:id="4">
+    <w:p>
+      <w:pPr>
+        <w:pStyle w:val="af3"/>
+        <w:jc w:val="both"/>
+        <w:rPr>
+          <w:rFonts w:ascii="Times New Roman" w:hAnsi="Times New Roman" w:cs="Times New Roman"/>
+        </w:rPr>
+      </w:pPr>
+      <w:r>
+        <w:rPr>
+          <w:rStyle w:val="af5"/>
+          <w:rFonts w:ascii="Times New Roman" w:hAnsi="Times New Roman" w:cs="Times New Roman"/>
+        </w:rPr>
+        <w:footnoteRef/>
+      </w:r>
+      <w:r>
+        <w:rPr>
+          <w:rFonts w:ascii="Times New Roman" w:hAnsi="Times New Roman" w:cs="Times New Roman"/>
+        </w:rPr>
+        <w:t xml:space="preserve"> </w:t>
+      </w:r>
+      <w:r>
+        <w:rPr>
+          <w:rFonts w:ascii="Times New Roman" w:hAnsi="Times New Roman" w:cs="Times New Roman"/>
+          <w:lang w:val="en-US"/>
+        </w:rPr>
+        <w:t>B</w:t>
+      </w:r>
+      <w:r>
+        <w:rPr>
+          <w:rFonts w:ascii="Times New Roman" w:hAnsi="Times New Roman" w:cs="Times New Roman"/>
+        </w:rPr>
+        <w:t>2</w:t>
+      </w:r>
+      <w:r>
+        <w:rPr>
+          <w:rFonts w:ascii="Times New Roman" w:hAnsi="Times New Roman" w:cs="Times New Roman"/>
+          <w:lang w:val="en-US"/>
+        </w:rPr>
+        <w:t>B</w:t>
+      </w:r>
+      <w:r>
+        <w:rPr>
+          <w:rFonts w:ascii="Times New Roman" w:hAnsi="Times New Roman" w:cs="Times New Roman"/>
+        </w:rPr>
+        <w:t>-продажи – это термин, который обозначает бизнес-модель, при которой компании продают товары или услуги не конечным потребителям, а другим организациям.</w:t>
       </w:r>
     </w:p>
   </w:footnote>
@@ -32524,7 +32145,7 @@
 </file>
 
 <file path=word/numbering.xml><?xml version="1.0" encoding="utf-8"?>
-<w:numbering xmlns:wpc="http://schemas.microsoft.com/office/word/2010/wordprocessingCanvas" xmlns:cx="http://schemas.microsoft.com/office/drawing/2014/chartex" xmlns:cx1="http://schemas.microsoft.com/office/drawing/2015/9/8/chartex" xmlns:cx2="http://schemas.microsoft.com/office/drawing/2015/10/21/chartex" xmlns:cx3="http://schemas.microsoft.com/office/drawing/2016/5/9/chartex" xmlns:cx4="http://schemas.microsoft.com/office/drawing/2016/5/10/chartex" xmlns:cx5="http://schemas.microsoft.com/office/drawing/2016/5/11/chartex" xmlns:cx6="http://schemas.microsoft.com/office/drawing/2016/5/12/chartex" xmlns:cx7="http://schemas.microsoft.com/office/drawing/2016/5/13/chartex" xmlns:cx8="http://schemas.microsoft.com/office/drawing/2016/5/14/chartex" xmlns:mc="http://schemas.openxmlformats.org/markup-compatibility/2006" xmlns:aink="http://schemas.microsoft.com/office/drawing/2016/ink" xmlns:am3d="http://schemas.microsoft.com/office/drawing/2017/model3d" xmlns:o="urn:schemas-microsoft-com:office:office" xmlns:oel="http://schemas.microsoft.com/office/2019/extlst" xmlns:r="http://schemas.openxmlformats.org/officeDocument/2006/relationships" xmlns:m="http://schemas.openxmlformats.org/officeDocument/2006/math" xmlns:v="urn:schemas-microsoft-com:vml" xmlns:wp14="http://schemas.microsoft.com/office/word/2010/wordprocessingDrawing" xmlns:wp="http://schemas.openxmlformats.org/drawingml/2006/wordprocessingDrawing" xmlns:w10="urn:schemas-microsoft-com:office:word" xmlns:w="http://schemas.openxmlformats.org/wordprocessingml/2006/main" xmlns:w14="http://schemas.microsoft.com/office/word/2010/wordml" xmlns:w15="http://schemas.microsoft.com/office/word/2012/wordml" xmlns:w16cex="http://schemas.microsoft.com/office/word/2018/wordml/cex" xmlns:w16cid="http://schemas.microsoft.com/office/word/2016/wordml/cid" xmlns:w16="http://schemas.microsoft.com/office/word/2018/wordml" xmlns:w16du="http://schemas.microsoft.com/office/word/2023/wordml/word16du" xmlns:w16sdtdh="http://schemas.microsoft.com/office/word/2020/wordml/sdtdatahash" xmlns:w16sdtfl="http://schemas.microsoft.com/office/word/2024/wordml/sdtformatlock" xmlns:w16se="http://schemas.microsoft.com/office/word/2015/wordml/symex" xmlns:wpg="http://schemas.microsoft.com/office/word/2010/wordprocessingGroup" xmlns:wpi="http://schemas.microsoft.com/office/word/2010/wordprocessingInk" xmlns:wne="http://schemas.microsoft.com/office/word/2006/wordml" xmlns:wps="http://schemas.microsoft.com/office/word/2010/wordprocessingShape" mc:Ignorable="w14 w15 w16se w16cid w16 w16cex w16sdtdh w16sdtfl w16du wp14">
+<w:numbering xmlns:wpc="http://schemas.microsoft.com/office/word/2010/wordprocessingCanvas" xmlns:cx="http://schemas.microsoft.com/office/drawing/2014/chartex" xmlns:cx1="http://schemas.microsoft.com/office/drawing/2015/9/8/chartex" xmlns:mc="http://schemas.openxmlformats.org/markup-compatibility/2006" xmlns:o="urn:schemas-microsoft-com:office:office" xmlns:r="http://schemas.openxmlformats.org/officeDocument/2006/relationships" xmlns:m="http://schemas.openxmlformats.org/officeDocument/2006/math" xmlns:v="urn:schemas-microsoft-com:vml" xmlns:wp14="http://schemas.microsoft.com/office/word/2010/wordprocessingDrawing" xmlns:wp="http://schemas.openxmlformats.org/drawingml/2006/wordprocessingDrawing" xmlns:w10="urn:schemas-microsoft-com:office:word" xmlns:w="http://schemas.openxmlformats.org/wordprocessingml/2006/main" xmlns:w14="http://schemas.microsoft.com/office/word/2010/wordml" xmlns:w15="http://schemas.microsoft.com/office/word/2012/wordml" xmlns:w16se="http://schemas.microsoft.com/office/word/2015/wordml/symex" xmlns:wpg="http://schemas.microsoft.com/office/word/2010/wordprocessingGroup" xmlns:wpi="http://schemas.microsoft.com/office/word/2010/wordprocessingInk" xmlns:wne="http://schemas.microsoft.com/office/word/2006/wordml" xmlns:wps="http://schemas.microsoft.com/office/word/2010/wordprocessingShape" mc:Ignorable="w14 w15 w16se wp14">
   <w:abstractNum w:abstractNumId="0" w15:restartNumberingAfterBreak="0">
     <w:nsid w:val="0035308F"/>
     <w:multiLevelType w:val="hybridMultilevel"/>
@@ -35763,73 +35384,73 @@
       </w:pPr>
     </w:lvl>
   </w:abstractNum>
-  <w:num w:numId="1" w16cid:durableId="683284209">
+  <w:num w:numId="1">
     <w:abstractNumId w:val="25"/>
   </w:num>
-  <w:num w:numId="2" w16cid:durableId="844440726">
+  <w:num w:numId="2">
     <w:abstractNumId w:val="18"/>
   </w:num>
-  <w:num w:numId="3" w16cid:durableId="453602145">
+  <w:num w:numId="3">
     <w:abstractNumId w:val="22"/>
   </w:num>
-  <w:num w:numId="4" w16cid:durableId="1147166809">
+  <w:num w:numId="4">
     <w:abstractNumId w:val="2"/>
   </w:num>
-  <w:num w:numId="5" w16cid:durableId="1935628992">
+  <w:num w:numId="5">
     <w:abstractNumId w:val="9"/>
   </w:num>
-  <w:num w:numId="6" w16cid:durableId="891573629">
+  <w:num w:numId="6">
     <w:abstractNumId w:val="21"/>
   </w:num>
-  <w:num w:numId="7" w16cid:durableId="1071462126">
+  <w:num w:numId="7">
     <w:abstractNumId w:val="4"/>
   </w:num>
-  <w:num w:numId="8" w16cid:durableId="1039820077">
+  <w:num w:numId="8">
     <w:abstractNumId w:val="19"/>
   </w:num>
-  <w:num w:numId="9" w16cid:durableId="586426098">
+  <w:num w:numId="9">
     <w:abstractNumId w:val="13"/>
   </w:num>
-  <w:num w:numId="10" w16cid:durableId="1682734743">
+  <w:num w:numId="10">
     <w:abstractNumId w:val="15"/>
   </w:num>
-  <w:num w:numId="11" w16cid:durableId="1706173341">
+  <w:num w:numId="11">
     <w:abstractNumId w:val="28"/>
   </w:num>
-  <w:num w:numId="12" w16cid:durableId="720859242">
+  <w:num w:numId="12">
     <w:abstractNumId w:val="20"/>
   </w:num>
-  <w:num w:numId="13" w16cid:durableId="230895904">
+  <w:num w:numId="13">
     <w:abstractNumId w:val="23"/>
   </w:num>
-  <w:num w:numId="14" w16cid:durableId="470486263">
+  <w:num w:numId="14">
     <w:abstractNumId w:val="5"/>
   </w:num>
-  <w:num w:numId="15" w16cid:durableId="1634410579">
+  <w:num w:numId="15">
     <w:abstractNumId w:val="16"/>
   </w:num>
-  <w:num w:numId="16" w16cid:durableId="2006124196">
+  <w:num w:numId="16">
     <w:abstractNumId w:val="27"/>
   </w:num>
-  <w:num w:numId="17" w16cid:durableId="1125389527">
+  <w:num w:numId="17">
     <w:abstractNumId w:val="10"/>
   </w:num>
-  <w:num w:numId="18" w16cid:durableId="1068500081">
+  <w:num w:numId="18">
     <w:abstractNumId w:val="0"/>
   </w:num>
-  <w:num w:numId="19" w16cid:durableId="391926920">
+  <w:num w:numId="19">
     <w:abstractNumId w:val="11"/>
   </w:num>
-  <w:num w:numId="20" w16cid:durableId="1808861093">
+  <w:num w:numId="20">
     <w:abstractNumId w:val="26"/>
   </w:num>
-  <w:num w:numId="21" w16cid:durableId="1309869661">
+  <w:num w:numId="21">
     <w:abstractNumId w:val="14"/>
   </w:num>
-  <w:num w:numId="22" w16cid:durableId="1005667076">
+  <w:num w:numId="22">
     <w:abstractNumId w:val="17"/>
   </w:num>
-  <w:num w:numId="23" w16cid:durableId="1755932806">
+  <w:num w:numId="23">
     <w:abstractNumId w:val="8"/>
     <w:lvlOverride w:ilvl="0">
       <w:startOverride w:val="1"/>
@@ -35859,35 +35480,35 @@
       <w:startOverride w:val="1"/>
     </w:lvlOverride>
   </w:num>
-  <w:num w:numId="24" w16cid:durableId="662974370">
+  <w:num w:numId="24">
     <w:abstractNumId w:val="8"/>
   </w:num>
-  <w:num w:numId="25" w16cid:durableId="908425600">
+  <w:num w:numId="25">
     <w:abstractNumId w:val="1"/>
   </w:num>
-  <w:num w:numId="26" w16cid:durableId="643660168">
+  <w:num w:numId="26">
     <w:abstractNumId w:val="7"/>
   </w:num>
-  <w:num w:numId="27" w16cid:durableId="1943487622">
+  <w:num w:numId="27">
     <w:abstractNumId w:val="6"/>
   </w:num>
-  <w:num w:numId="28" w16cid:durableId="448742362">
+  <w:num w:numId="28">
     <w:abstractNumId w:val="12"/>
   </w:num>
-  <w:num w:numId="29" w16cid:durableId="333071370">
+  <w:num w:numId="29">
     <w:abstractNumId w:val="24"/>
   </w:num>
-  <w:num w:numId="30" w16cid:durableId="1692298880">
+  <w:num w:numId="30">
     <w:abstractNumId w:val="29"/>
   </w:num>
-  <w:num w:numId="31" w16cid:durableId="1199271803">
+  <w:num w:numId="31">
     <w:abstractNumId w:val="3"/>
   </w:num>
 </w:numbering>
 </file>
 
 <file path=word/styles.xml><?xml version="1.0" encoding="utf-8"?>
-<w:styles xmlns:mc="http://schemas.openxmlformats.org/markup-compatibility/2006" xmlns:r="http://schemas.openxmlformats.org/officeDocument/2006/relationships" xmlns:w="http://schemas.openxmlformats.org/wordprocessingml/2006/main" xmlns:w14="http://schemas.microsoft.com/office/word/2010/wordml" xmlns:w15="http://schemas.microsoft.com/office/word/2012/wordml" xmlns:w16cex="http://schemas.microsoft.com/office/word/2018/wordml/cex" xmlns:w16cid="http://schemas.microsoft.com/office/word/2016/wordml/cid" xmlns:w16="http://schemas.microsoft.com/office/word/2018/wordml" xmlns:w16du="http://schemas.microsoft.com/office/word/2023/wordml/word16du" xmlns:w16sdtdh="http://schemas.microsoft.com/office/word/2020/wordml/sdtdatahash" xmlns:w16sdtfl="http://schemas.microsoft.com/office/word/2024/wordml/sdtformatlock" xmlns:w16se="http://schemas.microsoft.com/office/word/2015/wordml/symex" mc:Ignorable="w14 w15 w16se w16cid w16 w16cex w16sdtdh w16sdtfl w16du">
+<w:styles xmlns:mc="http://schemas.openxmlformats.org/markup-compatibility/2006" xmlns:r="http://schemas.openxmlformats.org/officeDocument/2006/relationships" xmlns:w="http://schemas.openxmlformats.org/wordprocessingml/2006/main" xmlns:w14="http://schemas.microsoft.com/office/word/2010/wordml" xmlns:w15="http://schemas.microsoft.com/office/word/2012/wordml" xmlns:w16se="http://schemas.microsoft.com/office/word/2015/wordml/symex" mc:Ignorable="w14 w15 w16se">
   <w:docDefaults>
     <w:rPrDefault>
       <w:rPr>
@@ -35905,7 +35526,7 @@
       </w:pPr>
     </w:pPrDefault>
   </w:docDefaults>
-  <w:latentStyles w:defLockedState="0" w:defUIPriority="99" w:defSemiHidden="0" w:defUnhideWhenUsed="0" w:defQFormat="0" w:count="376">
+  <w:latentStyles w:defLockedState="0" w:defUIPriority="99" w:defSemiHidden="0" w:defUnhideWhenUsed="0" w:defQFormat="0" w:count="371">
     <w:lsdException w:name="Normal" w:uiPriority="0" w:qFormat="1"/>
     <w:lsdException w:name="heading 1" w:uiPriority="9" w:qFormat="1"/>
     <w:lsdException w:name="heading 2" w:semiHidden="1" w:uiPriority="9" w:unhideWhenUsed="1" w:qFormat="1"/>
@@ -36277,11 +35898,6 @@
     <w:lsdException w:name="List Table 5 Dark Accent 6" w:uiPriority="50"/>
     <w:lsdException w:name="List Table 6 Colorful Accent 6" w:uiPriority="51"/>
     <w:lsdException w:name="List Table 7 Colorful Accent 6" w:uiPriority="52"/>
-    <w:lsdException w:name="Mention" w:semiHidden="1" w:unhideWhenUsed="1"/>
-    <w:lsdException w:name="Smart Hyperlink" w:semiHidden="1" w:unhideWhenUsed="1"/>
-    <w:lsdException w:name="Hashtag" w:semiHidden="1" w:unhideWhenUsed="1"/>
-    <w:lsdException w:name="Unresolved Mention" w:semiHidden="1" w:unhideWhenUsed="1"/>
-    <w:lsdException w:name="Smart Link" w:semiHidden="1" w:unhideWhenUsed="1"/>
   </w:latentStyles>
   <w:style w:type="paragraph" w:default="1" w:styleId="a">
     <w:name w:val="Normal"/>
@@ -36940,7 +36556,7 @@
       <w:vertAlign w:val="superscript"/>
     </w:rPr>
   </w:style>
-  <w:style w:type="character" w:styleId="af6">
+  <w:style w:type="character" w:customStyle="1" w:styleId="UnresolvedMention">
     <w:name w:val="Unresolved Mention"/>
     <w:basedOn w:val="a0"/>
     <w:uiPriority w:val="99"/>
@@ -36952,7 +36568,7 @@
       <w:shd w:val="clear" w:color="auto" w:fill="E1DFDD"/>
     </w:rPr>
   </w:style>
-  <w:style w:type="table" w:styleId="af7">
+  <w:style w:type="table" w:styleId="af6">
     <w:name w:val="Table Grid"/>
     <w:basedOn w:val="a1"/>
     <w:uiPriority w:val="39"/>
@@ -37294,7 +36910,7 @@
 </file>
 
 <file path=customXml/itemProps1.xml><?xml version="1.0" encoding="utf-8"?>
-<ds:datastoreItem xmlns:ds="http://schemas.openxmlformats.org/officeDocument/2006/customXml" ds:itemID="{4E639119-D1C7-46CE-ACFA-94F82B31AC6C}">
+<ds:datastoreItem xmlns:ds="http://schemas.openxmlformats.org/officeDocument/2006/customXml" ds:itemID="{40FD0C84-717C-47DE-B93F-D6289D2C0F90}">
   <ds:schemaRefs>
     <ds:schemaRef ds:uri="http://schemas.openxmlformats.org/officeDocument/2006/bibliography"/>
   </ds:schemaRefs>
